--- a/downloads/indicadores/IMFBCF/nota/IMFBCF_nota.docx
+++ b/downloads/indicadores/IMFBCF/nota/IMFBCF_nota.docx
@@ -4,433 +4,101 @@
   <w:body>
     <w:tbl>
       <w:tblPr>
-        <w:tblStyle w:val="Tablaconcuadrcula"/>
-        <w:tblW w:w="0" w:type="auto"/>
-        <w:shd w:val="clear" w:color="auto" w:fill="235B4C"/>
-        <w:tblCellMar>
-          <w:top w:w="28" w:type="dxa"/>
-          <w:left w:w="28" w:type="dxa"/>
-          <w:bottom w:w="28" w:type="dxa"/>
-          <w:right w:w="28" w:type="dxa"/>
-        </w:tblCellMar>
-        <w:tblLook w:val="04A0" w:firstRow="1" w:lastRow="0" w:firstColumn="1" w:lastColumn="0" w:noHBand="0" w:noVBand="1"/>
+        <w:tblW w:type="auto" w:w="0"/>
+        <w:tblLayout w:type="fixed"/>
+        <w:tblLook w:firstColumn="1" w:firstRow="1" w:lastColumn="0" w:lastRow="0" w:noHBand="0" w:noVBand="1" w:val="04A0"/>
       </w:tblPr>
       <w:tblGrid>
-        <w:gridCol w:w="4414"/>
-        <w:gridCol w:w="4414"/>
+        <w:gridCol w:w="4392"/>
+        <w:gridCol w:w="4392"/>
       </w:tblGrid>
       <w:tr>
+        <w:trPr>
+          <w:cantSplit/>
+          <w:tblHeader/>
+        </w:trPr>
         <w:tc>
           <w:tcPr>
-            <w:tcW w:w="8828" w:type="dxa"/>
-            <w:gridSpan w:val="2"/>
-            <w:tcBorders>
-              <w:top w:val="nil"/>
-              <w:left w:val="nil"/>
-              <w:bottom w:val="nil"/>
-              <w:right w:val="nil"/>
-            </w:tcBorders>
-            <w:shd w:val="clear" w:color="auto" w:fill="235B4C"/>
+            <w:tcW w:type="dxa" w:w="4392"/>
+            <w:shd w:fill="10312B"/>
           </w:tcPr>
           <w:p>
             <w:pPr>
-              <w:jc w:val="center"/>
-              <w:rPr>
-                <w:rFonts w:ascii="Noto Sans Oriya" w:hAnsi="Noto Sans Oriya" w:cs="Noto Sans Oriya"/>
-              </w:rPr>
-            </w:pPr>
-            <w:bookmarkStart w:id="0" w:name="_GoBack"/>
-            <w:r>
-              <w:rPr>
-                <w:rFonts w:ascii="Noto Sans Oriya" w:hAnsi="Noto Sans Oriya" w:cs="Noto Sans Oriya"/>
-                <w:color w:val="FFFFFF" w:themeColor="background1"/>
-                <w:sz w:val="20"/>
-                <w:szCs w:val="20"/>
-              </w:rPr>
-              <w:t>Indicador Mensual de la Formaci</w:t>
-            </w:r>
-            <w:r>
-              <w:rPr>
-                <w:rFonts w:ascii="Calibri" w:hAnsi="Calibri" w:cs="Calibri"/>
-                <w:color w:val="FFFFFF" w:themeColor="background1"/>
-                <w:sz w:val="20"/>
-                <w:szCs w:val="20"/>
-              </w:rPr>
-              <w:t>ó</w:t>
-            </w:r>
-            <w:r>
-              <w:rPr>
-                <w:rFonts w:ascii="Noto Sans Oriya" w:hAnsi="Noto Sans Oriya" w:cs="Noto Sans Oriya"/>
-                <w:color w:val="FFFFFF" w:themeColor="background1"/>
-                <w:sz w:val="20"/>
-                <w:szCs w:val="20"/>
-              </w:rPr>
-              <w:t>n Bruta de Capital Fijo (IMFBCF)</w:t>
-            </w:r>
-          </w:p>
-          <w:p>
-            <w:pPr>
-              <w:jc w:val="center"/>
-              <w:rPr>
-                <w:rFonts w:ascii="Noto Sans Oriya" w:hAnsi="Noto Sans Oriya" w:cs="Noto Sans Oriya"/>
-              </w:rPr>
+              <w:spacing w:before="0" w:after="0" w:line="240" w:lineRule="auto"/>
             </w:pPr>
             <w:r>
               <w:rPr>
-                <w:rFonts w:ascii="Noto Sans Oriya" w:hAnsi="Noto Sans Oriya" w:cs="Noto Sans Oriya"/>
+                <w:rFonts w:ascii="Noto Sans" w:hAnsi="Noto Sans"/>
                 <w:b/>
-                <w:bCs/>
-                <w:color w:val="FFFFFF" w:themeColor="background1"/>
-                <w:sz w:val="40"/>
-                <w:szCs w:val="40"/>
+                <w:color w:val="FFFFFF"/>
+                <w:sz w:val="20"/>
               </w:rPr>
-              <w:t xml:space="preserve">IMFBCF </w:t>
-            </w:r>
-            <w:r>
-              <w:rPr>
-                <w:rFonts w:ascii="Calibri" w:hAnsi="Calibri" w:cs="Calibri"/>
-                <w:b/>
-                <w:bCs/>
-                <w:color w:val="FFFFFF" w:themeColor="background1"/>
-                <w:sz w:val="40"/>
-                <w:szCs w:val="40"/>
-              </w:rPr>
-              <w:t>·</w:t>
-            </w:r>
-            <w:r>
-              <w:rPr>
-                <w:rFonts w:ascii="Noto Sans Oriya" w:hAnsi="Noto Sans Oriya" w:cs="Noto Sans Oriya"/>
-                <w:b/>
-                <w:bCs/>
-                <w:color w:val="FFFFFF" w:themeColor="background1"/>
-                <w:sz w:val="40"/>
-                <w:szCs w:val="40"/>
-              </w:rPr>
-              <w:t xml:space="preserve"> Abril 2026</w:t>
+              <w:t>IMFBCF · Julio de 2026</w:t>
             </w:r>
           </w:p>
+        </w:tc>
+        <w:tc>
+          <w:tcPr>
+            <w:tcW w:type="dxa" w:w="4392"/>
+            <w:shd w:fill="10312B"/>
+          </w:tcPr>
           <w:p>
             <w:pPr>
-              <w:jc w:val="center"/>
-              <w:rPr>
-                <w:rFonts w:ascii="Noto Sans Oriya" w:hAnsi="Noto Sans Oriya" w:cs="Noto Sans Oriya"/>
-              </w:rPr>
+              <w:spacing w:before="0" w:after="0" w:line="240" w:lineRule="auto"/>
             </w:pPr>
             <w:r>
               <w:rPr>
-                <w:rFonts w:ascii="Noto Sans Oriya" w:hAnsi="Noto Sans Oriya" w:cs="Noto Sans Oriya"/>
-                <w:color w:val="FFFFFF" w:themeColor="background1"/>
+                <w:rFonts w:ascii="Noto Sans" w:hAnsi="Noto Sans"/>
+                <w:b/>
+                <w:color w:val="FFFFFF"/>
                 <w:sz w:val="20"/>
-                <w:szCs w:val="20"/>
               </w:rPr>
-              <w:t>Bolet</w:t>
-            </w:r>
-            <w:r>
-              <w:rPr>
-                <w:rFonts w:ascii="Calibri" w:hAnsi="Calibri" w:cs="Calibri"/>
-                <w:color w:val="FFFFFF" w:themeColor="background1"/>
-                <w:sz w:val="20"/>
-                <w:szCs w:val="20"/>
-              </w:rPr>
-              <w:t>í</w:t>
-            </w:r>
-            <w:r>
-              <w:rPr>
-                <w:rFonts w:ascii="Noto Sans Oriya" w:hAnsi="Noto Sans Oriya" w:cs="Noto Sans Oriya"/>
-                <w:color w:val="FFFFFF" w:themeColor="background1"/>
-                <w:sz w:val="20"/>
-                <w:szCs w:val="20"/>
-              </w:rPr>
-              <w:t>n de Indicador 413/26 del 6 de julio de 2026 | INEGI</w:t>
+              <w:t>Publicación 2026-10-05</w:t>
             </w:r>
           </w:p>
         </w:tc>
       </w:tr>
       <w:tr>
+        <w:trPr>
+          <w:cantSplit/>
+        </w:trPr>
         <w:tc>
           <w:tcPr>
-            <w:tcW w:w="4414" w:type="dxa"/>
-            <w:tcBorders>
-              <w:top w:val="nil"/>
-              <w:left w:val="nil"/>
-              <w:bottom w:val="nil"/>
-              <w:right w:val="nil"/>
-            </w:tcBorders>
-            <w:shd w:val="clear" w:color="auto" w:fill="F4F4F2"/>
+            <w:tcW w:type="dxa" w:w="4392"/>
+            <w:shd w:fill="10312B"/>
           </w:tcPr>
           <w:p>
             <w:pPr>
-              <w:jc w:val="center"/>
-              <w:rPr>
-                <w:rFonts w:ascii="Noto Sans Oriya" w:hAnsi="Noto Sans Oriya" w:cs="Noto Sans Oriya"/>
-              </w:rPr>
+              <w:spacing w:before="0" w:after="0" w:line="240" w:lineRule="auto"/>
             </w:pPr>
             <w:r>
               <w:rPr>
-                <w:rFonts w:ascii="Noto Sans Oriya" w:hAnsi="Noto Sans Oriya" w:cs="Noto Sans Oriya"/>
+                <w:rFonts w:ascii="Noto Sans" w:hAnsi="Noto Sans"/>
                 <w:b/>
-                <w:bCs/>
-                <w:color w:val="235B4C"/>
-                <w:spacing w:val="10"/>
-                <w:sz w:val="17"/>
-                <w:szCs w:val="17"/>
+                <w:color w:val="FFFFFF"/>
+                <w:sz w:val="20"/>
               </w:rPr>
-              <w:t>VARIACI</w:t>
-            </w:r>
-            <w:r>
-              <w:rPr>
-                <w:rFonts w:ascii="Calibri" w:hAnsi="Calibri" w:cs="Calibri"/>
-                <w:b/>
-                <w:bCs/>
-                <w:color w:val="235B4C"/>
-                <w:spacing w:val="10"/>
-                <w:sz w:val="17"/>
-                <w:szCs w:val="17"/>
-              </w:rPr>
-              <w:t>Ó</w:t>
-            </w:r>
-            <w:r>
-              <w:rPr>
-                <w:rFonts w:ascii="Noto Sans Oriya" w:hAnsi="Noto Sans Oriya" w:cs="Noto Sans Oriya"/>
-                <w:b/>
-                <w:bCs/>
-                <w:color w:val="235B4C"/>
-                <w:spacing w:val="10"/>
-                <w:sz w:val="17"/>
-                <w:szCs w:val="17"/>
-              </w:rPr>
-              <w:t>N MENSUAL</w:t>
-            </w:r>
-          </w:p>
-          <w:p>
-            <w:pPr>
-              <w:jc w:val="center"/>
-              <w:rPr>
-                <w:rFonts w:ascii="Noto Sans Oriya" w:hAnsi="Noto Sans Oriya" w:cs="Noto Sans Oriya"/>
-              </w:rPr>
-            </w:pPr>
-            <w:r>
-              <w:rPr>
-                <w:rFonts w:ascii="Arial" w:hAnsi="Arial" w:cs="Arial"/>
-                <w:b/>
-                <w:bCs/>
-                <w:color w:val="006341"/>
-                <w:sz w:val="72"/>
-                <w:szCs w:val="72"/>
-              </w:rPr>
-              <w:t>▲</w:t>
-            </w:r>
-            <w:r>
-              <w:rPr>
-                <w:rFonts w:ascii="Noto Sans Oriya" w:hAnsi="Noto Sans Oriya" w:cs="Noto Sans Oriya"/>
-                <w:b/>
-                <w:bCs/>
-                <w:color w:val="006341"/>
-                <w:sz w:val="72"/>
-                <w:szCs w:val="72"/>
-              </w:rPr>
-              <w:t xml:space="preserve"> 4.0%</w:t>
-            </w:r>
-          </w:p>
-          <w:p>
-            <w:pPr>
-              <w:jc w:val="center"/>
-              <w:rPr>
-                <w:rFonts w:ascii="Noto Sans Oriya" w:hAnsi="Noto Sans Oriya" w:cs="Noto Sans Oriya"/>
-              </w:rPr>
-            </w:pPr>
-            <w:r>
-              <w:rPr>
-                <w:rFonts w:ascii="Calibri" w:hAnsi="Calibri" w:cs="Calibri"/>
-                <w:color w:val="4C545B"/>
-                <w:sz w:val="16"/>
-                <w:szCs w:val="16"/>
-              </w:rPr>
-              <w:t>Í</w:t>
-            </w:r>
-            <w:r>
-              <w:rPr>
-                <w:rFonts w:ascii="Noto Sans Oriya" w:hAnsi="Noto Sans Oriya" w:cs="Noto Sans Oriya"/>
-                <w:color w:val="4C545B"/>
-                <w:sz w:val="16"/>
-                <w:szCs w:val="16"/>
-              </w:rPr>
-              <w:t>ndice de inversi</w:t>
-            </w:r>
-            <w:r>
-              <w:rPr>
-                <w:rFonts w:ascii="Calibri" w:hAnsi="Calibri" w:cs="Calibri"/>
-                <w:color w:val="4C545B"/>
-                <w:sz w:val="16"/>
-                <w:szCs w:val="16"/>
-              </w:rPr>
-              <w:t>ó</w:t>
-            </w:r>
-            <w:r>
-              <w:rPr>
-                <w:rFonts w:ascii="Noto Sans Oriya" w:hAnsi="Noto Sans Oriya" w:cs="Noto Sans Oriya"/>
-                <w:color w:val="4C545B"/>
-                <w:sz w:val="16"/>
-                <w:szCs w:val="16"/>
-              </w:rPr>
-              <w:t xml:space="preserve">n fija bruta </w:t>
-            </w:r>
-            <w:r>
-              <w:rPr>
-                <w:rFonts w:ascii="Calibri" w:hAnsi="Calibri" w:cs="Calibri"/>
-                <w:color w:val="4C545B"/>
-                <w:sz w:val="16"/>
-                <w:szCs w:val="16"/>
-              </w:rPr>
-              <w:t>·</w:t>
-            </w:r>
-            <w:r>
-              <w:rPr>
-                <w:rFonts w:ascii="Noto Sans Oriya" w:hAnsi="Noto Sans Oriya" w:cs="Noto Sans Oriya"/>
-                <w:color w:val="4C545B"/>
-                <w:sz w:val="16"/>
-                <w:szCs w:val="16"/>
-              </w:rPr>
-              <w:t xml:space="preserve"> cifras desest. </w:t>
-            </w:r>
-            <w:r>
-              <w:rPr>
-                <w:rFonts w:ascii="Calibri" w:hAnsi="Calibri" w:cs="Calibri"/>
-                <w:color w:val="4C545B"/>
-                <w:sz w:val="16"/>
-                <w:szCs w:val="16"/>
-              </w:rPr>
-              <w:t>·</w:t>
-            </w:r>
-            <w:r>
-              <w:rPr>
-                <w:rFonts w:ascii="Noto Sans Oriya" w:hAnsi="Noto Sans Oriya" w:cs="Noto Sans Oriya"/>
-                <w:color w:val="4C545B"/>
-                <w:sz w:val="16"/>
-                <w:szCs w:val="16"/>
-              </w:rPr>
-              <w:t xml:space="preserve"> abril 2026</w:t>
+              <w:t>Índice ajustado 110.5</w:t>
             </w:r>
           </w:p>
         </w:tc>
         <w:tc>
           <w:tcPr>
-            <w:tcW w:w="4414" w:type="dxa"/>
-            <w:tcBorders>
-              <w:top w:val="nil"/>
-              <w:left w:val="nil"/>
-              <w:bottom w:val="nil"/>
-              <w:right w:val="nil"/>
-            </w:tcBorders>
-            <w:shd w:val="clear" w:color="auto" w:fill="F4F4F2"/>
+            <w:tcW w:type="dxa" w:w="4392"/>
+            <w:shd w:fill="10312B"/>
           </w:tcPr>
           <w:p>
             <w:pPr>
-              <w:jc w:val="center"/>
-              <w:rPr>
-                <w:rFonts w:ascii="Noto Sans Oriya" w:hAnsi="Noto Sans Oriya" w:cs="Noto Sans Oriya"/>
-              </w:rPr>
+              <w:spacing w:before="0" w:after="0" w:line="240" w:lineRule="auto"/>
             </w:pPr>
             <w:r>
               <w:rPr>
-                <w:rFonts w:ascii="Noto Sans Oriya" w:hAnsi="Noto Sans Oriya" w:cs="Noto Sans Oriya"/>
+                <w:rFonts w:ascii="Noto Sans" w:hAnsi="Noto Sans"/>
                 <w:b/>
-                <w:bCs/>
-                <w:color w:val="235B4C"/>
-                <w:spacing w:val="10"/>
-                <w:sz w:val="17"/>
-                <w:szCs w:val="17"/>
+                <w:color w:val="FFFFFF"/>
+                <w:sz w:val="20"/>
               </w:rPr>
-              <w:t>VARIACI</w:t>
-            </w:r>
-            <w:r>
-              <w:rPr>
-                <w:rFonts w:ascii="Calibri" w:hAnsi="Calibri" w:cs="Calibri"/>
-                <w:b/>
-                <w:bCs/>
-                <w:color w:val="235B4C"/>
-                <w:spacing w:val="10"/>
-                <w:sz w:val="17"/>
-                <w:szCs w:val="17"/>
-              </w:rPr>
-              <w:t>Ó</w:t>
-            </w:r>
-            <w:r>
-              <w:rPr>
-                <w:rFonts w:ascii="Noto Sans Oriya" w:hAnsi="Noto Sans Oriya" w:cs="Noto Sans Oriya"/>
-                <w:b/>
-                <w:bCs/>
-                <w:color w:val="235B4C"/>
-                <w:spacing w:val="10"/>
-                <w:sz w:val="17"/>
-                <w:szCs w:val="17"/>
-              </w:rPr>
-              <w:t>N ANUAL</w:t>
-            </w:r>
-          </w:p>
-          <w:p>
-            <w:pPr>
-              <w:jc w:val="center"/>
-              <w:rPr>
-                <w:rFonts w:ascii="Noto Sans Oriya" w:hAnsi="Noto Sans Oriya" w:cs="Noto Sans Oriya"/>
-              </w:rPr>
-            </w:pPr>
-            <w:r>
-              <w:rPr>
-                <w:rFonts w:ascii="Arial" w:hAnsi="Arial" w:cs="Arial"/>
-                <w:b/>
-                <w:bCs/>
-                <w:color w:val="006341"/>
-                <w:sz w:val="72"/>
-                <w:szCs w:val="72"/>
-              </w:rPr>
-              <w:t>▲</w:t>
-            </w:r>
-            <w:r>
-              <w:rPr>
-                <w:rFonts w:ascii="Noto Sans Oriya" w:hAnsi="Noto Sans Oriya" w:cs="Noto Sans Oriya"/>
-                <w:b/>
-                <w:bCs/>
-                <w:color w:val="006341"/>
-                <w:sz w:val="72"/>
-                <w:szCs w:val="72"/>
-              </w:rPr>
-              <w:t xml:space="preserve"> 5.1%</w:t>
-            </w:r>
-          </w:p>
-          <w:p>
-            <w:pPr>
-              <w:jc w:val="center"/>
-              <w:rPr>
-                <w:rFonts w:ascii="Noto Sans Oriya" w:hAnsi="Noto Sans Oriya" w:cs="Noto Sans Oriya"/>
-              </w:rPr>
-            </w:pPr>
-            <w:r>
-              <w:rPr>
-                <w:rFonts w:ascii="Noto Sans Oriya" w:hAnsi="Noto Sans Oriya" w:cs="Noto Sans Oriya"/>
-                <w:color w:val="4C545B"/>
-                <w:sz w:val="16"/>
-                <w:szCs w:val="16"/>
-              </w:rPr>
-              <w:t>Comparaci</w:t>
-            </w:r>
-            <w:r>
-              <w:rPr>
-                <w:rFonts w:ascii="Calibri" w:hAnsi="Calibri" w:cs="Calibri"/>
-                <w:color w:val="4C545B"/>
-                <w:sz w:val="16"/>
-                <w:szCs w:val="16"/>
-              </w:rPr>
-              <w:t>ó</w:t>
-            </w:r>
-            <w:r>
-              <w:rPr>
-                <w:rFonts w:ascii="Noto Sans Oriya" w:hAnsi="Noto Sans Oriya" w:cs="Noto Sans Oriya"/>
-                <w:color w:val="4C545B"/>
-                <w:sz w:val="16"/>
-                <w:szCs w:val="16"/>
-              </w:rPr>
-              <w:t>n abril 2026 vs abril 2025</w:t>
+              <w:t>Mensual 1.4% | Anual 6.0%</w:t>
             </w:r>
           </w:p>
         </w:tc>
@@ -438,254 +106,685 @@
     </w:tbl>
     <w:p>
       <w:pPr>
-        <w:spacing w:line="80" w:lineRule="exact"/>
+        <w:keepNext w:val="0"/>
+        <w:spacing w:before="0" w:after="0" w:line="240" w:lineRule="auto"/>
+        <w:jc w:val="both"/>
+      </w:pPr>
+      <w:r>
         <w:rPr>
-          <w:rFonts w:ascii="Noto Sans Oriya" w:hAnsi="Noto Sans Oriya" w:cs="Noto Sans Oriya"/>
-          <w:sz w:val="6"/>
-          <w:szCs w:val="6"/>
+          <w:rFonts w:ascii="Noto Sans" w:hAnsi="Noto Sans"/>
+          <w:b/>
+          <w:color w:val="10312B"/>
+          <w:sz w:val="22"/>
         </w:rPr>
-      </w:pPr>
+        <w:t>Formación bruta de capital fijo</w:t>
+      </w:r>
+    </w:p>
+    <w:p>
+      <w:pPr>
+        <w:keepNext w:val="0"/>
+        <w:spacing w:before="0" w:after="0" w:line="240" w:lineRule="auto"/>
+        <w:jc w:val="both"/>
+      </w:pPr>
+      <w:r>
+        <w:rPr>
+          <w:rFonts w:ascii="Noto Sans" w:hAnsi="Noto Sans"/>
+          <w:b w:val="0"/>
+          <w:color w:val="666666"/>
+          <w:sz w:val="16"/>
+        </w:rPr>
+        <w:t>Índice 2018=100. Variaciones reales; edición del boletín, sujeta a revisión.</w:t>
+      </w:r>
+    </w:p>
+    <w:p>
+      <w:pPr>
+        <w:keepNext w:val="0"/>
+        <w:spacing w:before="0" w:after="0" w:line="240" w:lineRule="auto"/>
+        <w:jc w:val="both"/>
+      </w:pPr>
+      <w:r>
+        <w:rPr>
+          <w:rFonts w:ascii="Noto Sans" w:hAnsi="Noto Sans"/>
+          <w:b w:val="0"/>
+          <w:color w:val="000000"/>
+          <w:sz w:val="13"/>
+        </w:rPr>
+      </w:r>
+    </w:p>
+    <w:p>
+      <w:pPr>
+        <w:keepNext/>
+        <w:spacing w:before="0" w:after="0" w:line="240" w:lineRule="auto"/>
+        <w:jc w:val="both"/>
+      </w:pPr>
+      <w:r>
+        <w:rPr>
+          <w:rFonts w:ascii="Noto Sans" w:hAnsi="Noto Sans"/>
+          <w:b/>
+          <w:color w:val="235B4C"/>
+          <w:sz w:val="22"/>
+        </w:rPr>
+        <w:t>Resumen ejecutivo</w:t>
+      </w:r>
+    </w:p>
+    <w:p>
+      <w:pPr>
+        <w:keepNext w:val="0"/>
+        <w:spacing w:before="0" w:after="0" w:line="240" w:lineRule="auto"/>
+        <w:jc w:val="both"/>
+        <w:shd w:fill="F1F2F0"/>
+      </w:pPr>
+      <w:r>
+        <w:rPr>
+          <w:rFonts w:ascii="Noto Sans" w:hAnsi="Noto Sans"/>
+          <w:b w:val="0"/>
+          <w:color w:val="000000"/>
+          <w:sz w:val="22"/>
+        </w:rPr>
+        <w:t>En julio de 2026, la inversión fija registró 1.4% mensual y 6.0% anual, en términos reales y con cifras desestacionalizadas.</w:t>
+      </w:r>
+    </w:p>
+    <w:p>
+      <w:pPr>
+        <w:keepNext w:val="0"/>
+        <w:spacing w:before="0" w:after="0" w:line="240" w:lineRule="auto"/>
+        <w:jc w:val="both"/>
+        <w:shd w:fill="F1F2F0"/>
+        <w:numPr>
+          <w:ilvl w:val="0"/>
+          <w:numId w:val="36"/>
+        </w:numPr>
+      </w:pPr>
+      <w:r>
+        <w:rPr>
+          <w:rFonts w:ascii="Noto Sans" w:hAnsi="Noto Sans"/>
+          <w:b w:val="0"/>
+          <w:color w:val="000000"/>
+          <w:sz w:val="22"/>
+        </w:rPr>
+        <w:t>Maquinaria y equipo varió 4.5% mensual: el componente importado registró 6.0% y el nacional, 1.1%.</w:t>
+      </w:r>
+    </w:p>
+    <w:p>
+      <w:pPr>
+        <w:keepNext w:val="0"/>
+        <w:spacing w:before="0" w:after="0" w:line="240" w:lineRule="auto"/>
+        <w:jc w:val="both"/>
+        <w:shd w:fill="F1F2F0"/>
+        <w:numPr>
+          <w:ilvl w:val="0"/>
+          <w:numId w:val="36"/>
+        </w:numPr>
+      </w:pPr>
+      <w:r>
+        <w:rPr>
+          <w:rFonts w:ascii="Noto Sans" w:hAnsi="Noto Sans"/>
+          <w:b w:val="0"/>
+          <w:color w:val="000000"/>
+          <w:sz w:val="22"/>
+        </w:rPr>
+        <w:t>Construcción varió -1.5% mensual; residencial, 0.7%, y no residencial, -3.9%.</w:t>
+      </w:r>
+    </w:p>
+    <w:p>
+      <w:pPr>
+        <w:keepNext w:val="0"/>
+        <w:spacing w:before="0" w:after="0" w:line="240" w:lineRule="auto"/>
+        <w:jc w:val="both"/>
+      </w:pPr>
+      <w:r>
+        <w:rPr>
+          <w:rFonts w:ascii="Noto Sans" w:hAnsi="Noto Sans"/>
+          <w:b w:val="0"/>
+          <w:color w:val="000000"/>
+          <w:sz w:val="13"/>
+        </w:rPr>
+      </w:r>
+    </w:p>
+    <w:p>
+      <w:pPr>
+        <w:keepNext/>
+        <w:spacing w:before="0" w:after="0" w:line="240" w:lineRule="auto"/>
+        <w:jc w:val="both"/>
+      </w:pPr>
+      <w:r>
+        <w:rPr>
+          <w:rFonts w:ascii="Noto Sans" w:hAnsi="Noto Sans"/>
+          <w:b/>
+          <w:color w:val="235B4C"/>
+          <w:sz w:val="22"/>
+        </w:rPr>
+        <w:t>Comparación mensual y anual ajustada</w:t>
+      </w:r>
     </w:p>
     <w:tbl>
       <w:tblPr>
-        <w:tblStyle w:val="Tablaconcuadrcula"/>
-        <w:tblW w:w="0" w:type="auto"/>
-        <w:tblBorders>
-          <w:top w:val="none" w:sz="0" w:space="0" w:color="auto"/>
-          <w:left w:val="none" w:sz="0" w:space="0" w:color="auto"/>
-          <w:bottom w:val="none" w:sz="0" w:space="0" w:color="auto"/>
-          <w:right w:val="none" w:sz="0" w:space="0" w:color="auto"/>
-          <w:insideH w:val="none" w:sz="0" w:space="0" w:color="auto"/>
-          <w:insideV w:val="single" w:sz="4" w:space="0" w:color="FFFFFF"/>
-        </w:tblBorders>
-        <w:tblLook w:val="04A0" w:firstRow="1" w:lastRow="0" w:firstColumn="1" w:lastColumn="0" w:noHBand="0" w:noVBand="1"/>
+        <w:tblW w:type="auto" w:w="0"/>
+        <w:tblLayout w:type="fixed"/>
+        <w:tblLook w:firstColumn="1" w:firstRow="1" w:lastColumn="0" w:lastRow="0" w:noHBand="0" w:noVBand="1" w:val="04A0"/>
       </w:tblPr>
       <w:tblGrid>
-        <w:gridCol w:w="2943"/>
-        <w:gridCol w:w="2943"/>
-        <w:gridCol w:w="2943"/>
+        <w:gridCol w:w="4464"/>
+        <w:gridCol w:w="2160"/>
+        <w:gridCol w:w="2160"/>
       </w:tblGrid>
       <w:tr>
+        <w:trPr>
+          <w:cantSplit/>
+          <w:tblHeader/>
+        </w:trPr>
         <w:tc>
           <w:tcPr>
-            <w:tcW w:w="8828" w:type="dxa"/>
-            <w:gridSpan w:val="3"/>
-            <w:shd w:val="clear" w:color="auto" w:fill="235B4C"/>
+            <w:tcW w:type="dxa" w:w="4464"/>
+            <w:shd w:fill="10312B"/>
           </w:tcPr>
           <w:p>
             <w:pPr>
-              <w:jc w:val="center"/>
-              <w:rPr>
-                <w:rFonts w:ascii="Noto Sans Oriya" w:hAnsi="Noto Sans Oriya" w:cs="Noto Sans Oriya"/>
-              </w:rPr>
+              <w:spacing w:before="0" w:after="0" w:line="240" w:lineRule="auto"/>
             </w:pPr>
             <w:r>
               <w:rPr>
-                <w:rFonts w:ascii="Noto Sans Oriya" w:hAnsi="Noto Sans Oriya" w:cs="Noto Sans Oriya"/>
+                <w:rFonts w:ascii="Noto Sans" w:hAnsi="Noto Sans"/>
                 <w:b/>
-                <w:bCs/>
                 <w:color w:val="FFFFFF"/>
-                <w:sz w:val="17"/>
+                <w:sz w:val="20"/>
               </w:rPr>
-              <w:t>ACUMULADO ENERO-ABRIL 2026 (CIFRAS ORIGINALES)</w:t>
+              <w:t>Componente</w:t>
+            </w:r>
+          </w:p>
+        </w:tc>
+        <w:tc>
+          <w:tcPr>
+            <w:tcW w:type="dxa" w:w="2160"/>
+            <w:shd w:fill="10312B"/>
+          </w:tcPr>
+          <w:p>
+            <w:pPr>
+              <w:spacing w:before="0" w:after="0" w:line="240" w:lineRule="auto"/>
+            </w:pPr>
+            <w:r>
+              <w:rPr>
+                <w:rFonts w:ascii="Noto Sans" w:hAnsi="Noto Sans"/>
+                <w:b/>
+                <w:color w:val="FFFFFF"/>
+                <w:sz w:val="20"/>
+              </w:rPr>
+              <w:t>Mensual (%)</w:t>
+            </w:r>
+          </w:p>
+        </w:tc>
+        <w:tc>
+          <w:tcPr>
+            <w:tcW w:type="dxa" w:w="2160"/>
+            <w:shd w:fill="10312B"/>
+          </w:tcPr>
+          <w:p>
+            <w:pPr>
+              <w:spacing w:before="0" w:after="0" w:line="240" w:lineRule="auto"/>
+            </w:pPr>
+            <w:r>
+              <w:rPr>
+                <w:rFonts w:ascii="Noto Sans" w:hAnsi="Noto Sans"/>
+                <w:b/>
+                <w:color w:val="FFFFFF"/>
+                <w:sz w:val="20"/>
+              </w:rPr>
+              <w:t>Anual (%)</w:t>
             </w:r>
           </w:p>
         </w:tc>
       </w:tr>
       <w:tr>
+        <w:trPr>
+          <w:cantSplit/>
+        </w:trPr>
         <w:tc>
           <w:tcPr>
-            <w:tcW w:w="0" w:type="auto"/>
-            <w:shd w:val="clear" w:color="auto" w:fill="F4F4F2"/>
+            <w:tcW w:type="dxa" w:w="4464"/>
+            <w:shd w:fill="F4F4F2"/>
           </w:tcPr>
           <w:p>
             <w:pPr>
-              <w:jc w:val="center"/>
-              <w:rPr>
-                <w:rFonts w:ascii="Noto Sans Oriya" w:hAnsi="Noto Sans Oriya" w:cs="Noto Sans Oriya"/>
-              </w:rPr>
+              <w:spacing w:before="0" w:after="0" w:line="240" w:lineRule="auto"/>
             </w:pPr>
             <w:r>
               <w:rPr>
-                <w:rFonts w:ascii="Noto Sans Oriya" w:hAnsi="Noto Sans Oriya" w:cs="Noto Sans Oriya"/>
-                <w:b/>
-                <w:bCs/>
-                <w:color w:val="10312B"/>
-                <w:sz w:val="17"/>
+                <w:rFonts w:ascii="Noto Sans" w:hAnsi="Noto Sans"/>
+                <w:b w:val="0"/>
+                <w:color w:val="000000"/>
+                <w:sz w:val="20"/>
               </w:rPr>
-              <w:t>Total</w:t>
+              <w:t>Inversión fija total</w:t>
             </w:r>
           </w:p>
         </w:tc>
         <w:tc>
           <w:tcPr>
-            <w:tcW w:w="0" w:type="auto"/>
-            <w:shd w:val="clear" w:color="auto" w:fill="F4F4F2"/>
+            <w:tcW w:type="dxa" w:w="2160"/>
+            <w:shd w:fill="F4F4F2"/>
           </w:tcPr>
           <w:p>
             <w:pPr>
-              <w:jc w:val="center"/>
-              <w:rPr>
-                <w:rFonts w:ascii="Noto Sans Oriya" w:hAnsi="Noto Sans Oriya" w:cs="Noto Sans Oriya"/>
-              </w:rPr>
+              <w:spacing w:before="0" w:after="0" w:line="240" w:lineRule="auto"/>
             </w:pPr>
             <w:r>
               <w:rPr>
-                <w:rFonts w:ascii="Noto Sans Oriya" w:hAnsi="Noto Sans Oriya" w:cs="Noto Sans Oriya"/>
-                <w:b/>
-                <w:bCs/>
-                <w:color w:val="10312B"/>
-                <w:sz w:val="17"/>
+                <w:rFonts w:ascii="Noto Sans" w:hAnsi="Noto Sans"/>
+                <w:b w:val="0"/>
+                <w:color w:val="000000"/>
+                <w:sz w:val="20"/>
               </w:rPr>
-              <w:t>Privada</w:t>
+              <w:t>1.4</w:t>
             </w:r>
           </w:p>
         </w:tc>
         <w:tc>
           <w:tcPr>
-            <w:tcW w:w="0" w:type="auto"/>
-            <w:shd w:val="clear" w:color="auto" w:fill="F4F4F2"/>
+            <w:tcW w:type="dxa" w:w="2160"/>
+            <w:shd w:fill="F4F4F2"/>
           </w:tcPr>
           <w:p>
             <w:pPr>
-              <w:jc w:val="center"/>
-              <w:rPr>
-                <w:rFonts w:ascii="Noto Sans Oriya" w:hAnsi="Noto Sans Oriya" w:cs="Noto Sans Oriya"/>
-              </w:rPr>
+              <w:spacing w:before="0" w:after="0" w:line="240" w:lineRule="auto"/>
             </w:pPr>
             <w:r>
               <w:rPr>
-                <w:rFonts w:ascii="Noto Sans Oriya" w:hAnsi="Noto Sans Oriya" w:cs="Noto Sans Oriya"/>
-                <w:b/>
-                <w:bCs/>
-                <w:color w:val="10312B"/>
-                <w:sz w:val="17"/>
+                <w:rFonts w:ascii="Noto Sans" w:hAnsi="Noto Sans"/>
+                <w:b w:val="0"/>
+                <w:color w:val="000000"/>
+                <w:sz w:val="20"/>
               </w:rPr>
-              <w:t>P</w:t>
-            </w:r>
-            <w:r>
-              <w:rPr>
-                <w:rFonts w:ascii="Calibri" w:hAnsi="Calibri" w:cs="Calibri"/>
-                <w:b/>
-                <w:bCs/>
-                <w:color w:val="10312B"/>
-                <w:sz w:val="17"/>
-              </w:rPr>
-              <w:t>ú</w:t>
-            </w:r>
-            <w:r>
-              <w:rPr>
-                <w:rFonts w:ascii="Noto Sans Oriya" w:hAnsi="Noto Sans Oriya" w:cs="Noto Sans Oriya"/>
-                <w:b/>
-                <w:bCs/>
-                <w:color w:val="10312B"/>
-                <w:sz w:val="17"/>
-              </w:rPr>
-              <w:t>blica</w:t>
+              <w:t>6.0</w:t>
             </w:r>
           </w:p>
         </w:tc>
       </w:tr>
       <w:tr>
+        <w:trPr>
+          <w:cantSplit/>
+        </w:trPr>
         <w:tc>
           <w:tcPr>
-            <w:tcW w:w="0" w:type="auto"/>
-            <w:shd w:val="clear" w:color="auto" w:fill="F4F4F2"/>
+            <w:tcW w:type="dxa" w:w="4464"/>
+            <w:shd w:fill="FFFFFF"/>
           </w:tcPr>
           <w:p>
             <w:pPr>
-              <w:jc w:val="center"/>
-              <w:rPr>
-                <w:rFonts w:ascii="Noto Sans Oriya" w:hAnsi="Noto Sans Oriya" w:cs="Noto Sans Oriya"/>
-              </w:rPr>
+              <w:spacing w:before="0" w:after="0" w:line="240" w:lineRule="auto"/>
             </w:pPr>
             <w:r>
               <w:rPr>
-                <w:rFonts w:ascii="Arial" w:hAnsi="Arial" w:cs="Arial"/>
-                <w:b/>
-                <w:bCs/>
-                <w:color w:val="C00000"/>
+                <w:rFonts w:ascii="Noto Sans" w:hAnsi="Noto Sans"/>
+                <w:b w:val="0"/>
+                <w:color w:val="000000"/>
                 <w:sz w:val="20"/>
               </w:rPr>
-              <w:t>▼</w:t>
-            </w:r>
-            <w:r>
-              <w:rPr>
-                <w:rFonts w:ascii="Noto Sans Oriya" w:hAnsi="Noto Sans Oriya" w:cs="Noto Sans Oriya"/>
-                <w:b/>
-                <w:bCs/>
-                <w:color w:val="C00000"/>
-                <w:sz w:val="20"/>
-              </w:rPr>
-              <w:t xml:space="preserve"> 1.0 %</w:t>
+              <w:t>Construcción</w:t>
             </w:r>
           </w:p>
         </w:tc>
         <w:tc>
           <w:tcPr>
-            <w:tcW w:w="0" w:type="auto"/>
-            <w:shd w:val="clear" w:color="auto" w:fill="F4F4F2"/>
+            <w:tcW w:type="dxa" w:w="2160"/>
+            <w:shd w:fill="FFFFFF"/>
           </w:tcPr>
           <w:p>
             <w:pPr>
-              <w:jc w:val="center"/>
-              <w:rPr>
-                <w:rFonts w:ascii="Noto Sans Oriya" w:hAnsi="Noto Sans Oriya" w:cs="Noto Sans Oriya"/>
-              </w:rPr>
+              <w:spacing w:before="0" w:after="0" w:line="240" w:lineRule="auto"/>
             </w:pPr>
             <w:r>
               <w:rPr>
-                <w:rFonts w:ascii="Arial" w:hAnsi="Arial" w:cs="Arial"/>
-                <w:b/>
-                <w:bCs/>
-                <w:color w:val="C00000"/>
+                <w:rFonts w:ascii="Noto Sans" w:hAnsi="Noto Sans"/>
+                <w:b w:val="0"/>
+                <w:color w:val="000000"/>
                 <w:sz w:val="20"/>
               </w:rPr>
-              <w:t>▼</w:t>
-            </w:r>
-            <w:r>
-              <w:rPr>
-                <w:rFonts w:ascii="Noto Sans Oriya" w:hAnsi="Noto Sans Oriya" w:cs="Noto Sans Oriya"/>
-                <w:b/>
-                <w:bCs/>
-                <w:color w:val="C00000"/>
-                <w:sz w:val="20"/>
-              </w:rPr>
-              <w:t xml:space="preserve"> 2.2 %</w:t>
+              <w:t>-1.5</w:t>
             </w:r>
           </w:p>
         </w:tc>
         <w:tc>
           <w:tcPr>
-            <w:tcW w:w="0" w:type="auto"/>
-            <w:shd w:val="clear" w:color="auto" w:fill="F4F4F2"/>
+            <w:tcW w:type="dxa" w:w="2160"/>
+            <w:shd w:fill="FFFFFF"/>
           </w:tcPr>
           <w:p>
             <w:pPr>
-              <w:jc w:val="center"/>
-              <w:rPr>
-                <w:rFonts w:ascii="Noto Sans Oriya" w:hAnsi="Noto Sans Oriya" w:cs="Noto Sans Oriya"/>
-              </w:rPr>
+              <w:spacing w:before="0" w:after="0" w:line="240" w:lineRule="auto"/>
             </w:pPr>
             <w:r>
               <w:rPr>
-                <w:rFonts w:ascii="Arial" w:hAnsi="Arial" w:cs="Arial"/>
-                <w:b/>
-                <w:bCs/>
-                <w:color w:val="1A1A1A"/>
+                <w:rFonts w:ascii="Noto Sans" w:hAnsi="Noto Sans"/>
+                <w:b w:val="0"/>
+                <w:color w:val="000000"/>
                 <w:sz w:val="20"/>
               </w:rPr>
-              <w:t>▲</w:t>
+              <w:t>6.9</w:t>
             </w:r>
+          </w:p>
+        </w:tc>
+      </w:tr>
+      <w:tr>
+        <w:trPr>
+          <w:cantSplit/>
+        </w:trPr>
+        <w:tc>
+          <w:tcPr>
+            <w:tcW w:type="dxa" w:w="4464"/>
+            <w:shd w:fill="F4F4F2"/>
+          </w:tcPr>
+          <w:p>
+            <w:pPr>
+              <w:spacing w:before="0" w:after="0" w:line="240" w:lineRule="auto"/>
+            </w:pPr>
             <w:r>
               <w:rPr>
-                <w:rFonts w:ascii="Noto Sans Oriya" w:hAnsi="Noto Sans Oriya" w:cs="Noto Sans Oriya"/>
-                <w:b/>
-                <w:bCs/>
-                <w:color w:val="1A1A1A"/>
+                <w:rFonts w:ascii="Noto Sans" w:hAnsi="Noto Sans"/>
+                <w:b w:val="0"/>
+                <w:color w:val="000000"/>
                 <w:sz w:val="20"/>
               </w:rPr>
-              <w:t xml:space="preserve"> 7.0 %</w:t>
+              <w:t>Residencial</w:t>
+            </w:r>
+          </w:p>
+        </w:tc>
+        <w:tc>
+          <w:tcPr>
+            <w:tcW w:type="dxa" w:w="2160"/>
+            <w:shd w:fill="F4F4F2"/>
+          </w:tcPr>
+          <w:p>
+            <w:pPr>
+              <w:spacing w:before="0" w:after="0" w:line="240" w:lineRule="auto"/>
+            </w:pPr>
+            <w:r>
+              <w:rPr>
+                <w:rFonts w:ascii="Noto Sans" w:hAnsi="Noto Sans"/>
+                <w:b w:val="0"/>
+                <w:color w:val="000000"/>
+                <w:sz w:val="20"/>
+              </w:rPr>
+              <w:t>0.7</w:t>
+            </w:r>
+          </w:p>
+        </w:tc>
+        <w:tc>
+          <w:tcPr>
+            <w:tcW w:type="dxa" w:w="2160"/>
+            <w:shd w:fill="F4F4F2"/>
+          </w:tcPr>
+          <w:p>
+            <w:pPr>
+              <w:spacing w:before="0" w:after="0" w:line="240" w:lineRule="auto"/>
+            </w:pPr>
+            <w:r>
+              <w:rPr>
+                <w:rFonts w:ascii="Noto Sans" w:hAnsi="Noto Sans"/>
+                <w:b w:val="0"/>
+                <w:color w:val="000000"/>
+                <w:sz w:val="20"/>
+              </w:rPr>
+              <w:t>9.2</w:t>
+            </w:r>
+          </w:p>
+        </w:tc>
+      </w:tr>
+      <w:tr>
+        <w:trPr>
+          <w:cantSplit/>
+        </w:trPr>
+        <w:tc>
+          <w:tcPr>
+            <w:tcW w:type="dxa" w:w="4464"/>
+            <w:shd w:fill="FFFFFF"/>
+          </w:tcPr>
+          <w:p>
+            <w:pPr>
+              <w:spacing w:before="0" w:after="0" w:line="240" w:lineRule="auto"/>
+            </w:pPr>
+            <w:r>
+              <w:rPr>
+                <w:rFonts w:ascii="Noto Sans" w:hAnsi="Noto Sans"/>
+                <w:b w:val="0"/>
+                <w:color w:val="000000"/>
+                <w:sz w:val="20"/>
+              </w:rPr>
+              <w:t>No residencial</w:t>
+            </w:r>
+          </w:p>
+        </w:tc>
+        <w:tc>
+          <w:tcPr>
+            <w:tcW w:type="dxa" w:w="2160"/>
+            <w:shd w:fill="FFFFFF"/>
+          </w:tcPr>
+          <w:p>
+            <w:pPr>
+              <w:spacing w:before="0" w:after="0" w:line="240" w:lineRule="auto"/>
+            </w:pPr>
+            <w:r>
+              <w:rPr>
+                <w:rFonts w:ascii="Noto Sans" w:hAnsi="Noto Sans"/>
+                <w:b w:val="0"/>
+                <w:color w:val="000000"/>
+                <w:sz w:val="20"/>
+              </w:rPr>
+              <w:t>-3.9</w:t>
+            </w:r>
+          </w:p>
+        </w:tc>
+        <w:tc>
+          <w:tcPr>
+            <w:tcW w:type="dxa" w:w="2160"/>
+            <w:shd w:fill="FFFFFF"/>
+          </w:tcPr>
+          <w:p>
+            <w:pPr>
+              <w:spacing w:before="0" w:after="0" w:line="240" w:lineRule="auto"/>
+            </w:pPr>
+            <w:r>
+              <w:rPr>
+                <w:rFonts w:ascii="Noto Sans" w:hAnsi="Noto Sans"/>
+                <w:b w:val="0"/>
+                <w:color w:val="000000"/>
+                <w:sz w:val="20"/>
+              </w:rPr>
+              <w:t>4.0</w:t>
+            </w:r>
+          </w:p>
+        </w:tc>
+      </w:tr>
+      <w:tr>
+        <w:trPr>
+          <w:cantSplit/>
+        </w:trPr>
+        <w:tc>
+          <w:tcPr>
+            <w:tcW w:type="dxa" w:w="4464"/>
+            <w:shd w:fill="F4F4F2"/>
+          </w:tcPr>
+          <w:p>
+            <w:pPr>
+              <w:spacing w:before="0" w:after="0" w:line="240" w:lineRule="auto"/>
+            </w:pPr>
+            <w:r>
+              <w:rPr>
+                <w:rFonts w:ascii="Noto Sans" w:hAnsi="Noto Sans"/>
+                <w:b w:val="0"/>
+                <w:color w:val="000000"/>
+                <w:sz w:val="20"/>
+              </w:rPr>
+              <w:t>Maquinaria y equipo</w:t>
+            </w:r>
+          </w:p>
+        </w:tc>
+        <w:tc>
+          <w:tcPr>
+            <w:tcW w:type="dxa" w:w="2160"/>
+            <w:shd w:fill="F4F4F2"/>
+          </w:tcPr>
+          <w:p>
+            <w:pPr>
+              <w:spacing w:before="0" w:after="0" w:line="240" w:lineRule="auto"/>
+            </w:pPr>
+            <w:r>
+              <w:rPr>
+                <w:rFonts w:ascii="Noto Sans" w:hAnsi="Noto Sans"/>
+                <w:b w:val="0"/>
+                <w:color w:val="000000"/>
+                <w:sz w:val="20"/>
+              </w:rPr>
+              <w:t>4.5</w:t>
+            </w:r>
+          </w:p>
+        </w:tc>
+        <w:tc>
+          <w:tcPr>
+            <w:tcW w:type="dxa" w:w="2160"/>
+            <w:shd w:fill="F4F4F2"/>
+          </w:tcPr>
+          <w:p>
+            <w:pPr>
+              <w:spacing w:before="0" w:after="0" w:line="240" w:lineRule="auto"/>
+            </w:pPr>
+            <w:r>
+              <w:rPr>
+                <w:rFonts w:ascii="Noto Sans" w:hAnsi="Noto Sans"/>
+                <w:b w:val="0"/>
+                <w:color w:val="000000"/>
+                <w:sz w:val="20"/>
+              </w:rPr>
+              <w:t>4.9</w:t>
+            </w:r>
+          </w:p>
+        </w:tc>
+      </w:tr>
+      <w:tr>
+        <w:trPr>
+          <w:cantSplit/>
+        </w:trPr>
+        <w:tc>
+          <w:tcPr>
+            <w:tcW w:type="dxa" w:w="4464"/>
+            <w:shd w:fill="FFFFFF"/>
+          </w:tcPr>
+          <w:p>
+            <w:pPr>
+              <w:spacing w:before="0" w:after="0" w:line="240" w:lineRule="auto"/>
+            </w:pPr>
+            <w:r>
+              <w:rPr>
+                <w:rFonts w:ascii="Noto Sans" w:hAnsi="Noto Sans"/>
+                <w:b w:val="0"/>
+                <w:color w:val="000000"/>
+                <w:sz w:val="20"/>
+              </w:rPr>
+              <w:t>Equipo nacional</w:t>
+            </w:r>
+          </w:p>
+        </w:tc>
+        <w:tc>
+          <w:tcPr>
+            <w:tcW w:type="dxa" w:w="2160"/>
+            <w:shd w:fill="FFFFFF"/>
+          </w:tcPr>
+          <w:p>
+            <w:pPr>
+              <w:spacing w:before="0" w:after="0" w:line="240" w:lineRule="auto"/>
+            </w:pPr>
+            <w:r>
+              <w:rPr>
+                <w:rFonts w:ascii="Noto Sans" w:hAnsi="Noto Sans"/>
+                <w:b w:val="0"/>
+                <w:color w:val="000000"/>
+                <w:sz w:val="20"/>
+              </w:rPr>
+              <w:t>1.1</w:t>
+            </w:r>
+          </w:p>
+        </w:tc>
+        <w:tc>
+          <w:tcPr>
+            <w:tcW w:type="dxa" w:w="2160"/>
+            <w:shd w:fill="FFFFFF"/>
+          </w:tcPr>
+          <w:p>
+            <w:pPr>
+              <w:spacing w:before="0" w:after="0" w:line="240" w:lineRule="auto"/>
+            </w:pPr>
+            <w:r>
+              <w:rPr>
+                <w:rFonts w:ascii="Noto Sans" w:hAnsi="Noto Sans"/>
+                <w:b w:val="0"/>
+                <w:color w:val="000000"/>
+                <w:sz w:val="20"/>
+              </w:rPr>
+              <w:t>-3.1</w:t>
+            </w:r>
+          </w:p>
+        </w:tc>
+      </w:tr>
+      <w:tr>
+        <w:trPr>
+          <w:cantSplit/>
+        </w:trPr>
+        <w:tc>
+          <w:tcPr>
+            <w:tcW w:type="dxa" w:w="4464"/>
+            <w:shd w:fill="F4F4F2"/>
+          </w:tcPr>
+          <w:p>
+            <w:pPr>
+              <w:spacing w:before="0" w:after="0" w:line="240" w:lineRule="auto"/>
+            </w:pPr>
+            <w:r>
+              <w:rPr>
+                <w:rFonts w:ascii="Noto Sans" w:hAnsi="Noto Sans"/>
+                <w:b w:val="0"/>
+                <w:color w:val="000000"/>
+                <w:sz w:val="20"/>
+              </w:rPr>
+              <w:t>Equipo importado</w:t>
+            </w:r>
+          </w:p>
+        </w:tc>
+        <w:tc>
+          <w:tcPr>
+            <w:tcW w:type="dxa" w:w="2160"/>
+            <w:shd w:fill="F4F4F2"/>
+          </w:tcPr>
+          <w:p>
+            <w:pPr>
+              <w:spacing w:before="0" w:after="0" w:line="240" w:lineRule="auto"/>
+            </w:pPr>
+            <w:r>
+              <w:rPr>
+                <w:rFonts w:ascii="Noto Sans" w:hAnsi="Noto Sans"/>
+                <w:b w:val="0"/>
+                <w:color w:val="000000"/>
+                <w:sz w:val="20"/>
+              </w:rPr>
+              <w:t>6.0</w:t>
+            </w:r>
+          </w:p>
+        </w:tc>
+        <w:tc>
+          <w:tcPr>
+            <w:tcW w:type="dxa" w:w="2160"/>
+            <w:shd w:fill="F4F4F2"/>
+          </w:tcPr>
+          <w:p>
+            <w:pPr>
+              <w:spacing w:before="0" w:after="0" w:line="240" w:lineRule="auto"/>
+            </w:pPr>
+            <w:r>
+              <w:rPr>
+                <w:rFonts w:ascii="Noto Sans" w:hAnsi="Noto Sans"/>
+                <w:b w:val="0"/>
+                <w:color w:val="000000"/>
+                <w:sz w:val="20"/>
+              </w:rPr>
+              <w:t>9.9</w:t>
             </w:r>
           </w:p>
         </w:tc>
@@ -693,563 +792,34 @@
     </w:tbl>
     <w:p>
       <w:pPr>
-        <w:spacing w:line="80" w:lineRule="exact"/>
-        <w:rPr>
-          <w:rFonts w:ascii="Noto Sans Oriya" w:hAnsi="Noto Sans Oriya" w:cs="Noto Sans Oriya"/>
-          <w:sz w:val="22"/>
-          <w:szCs w:val="22"/>
-        </w:rPr>
-      </w:pPr>
-    </w:p>
-    <w:p>
-      <w:pPr>
+        <w:keepNext w:val="0"/>
+        <w:spacing w:before="0" w:after="0" w:line="240" w:lineRule="auto"/>
         <w:jc w:val="both"/>
-        <w:rPr>
-          <w:rFonts w:ascii="Noto Sans Oriya" w:hAnsi="Noto Sans Oriya" w:cs="Noto Sans Oriya"/>
-          <w:b/>
-          <w:bCs/>
-          <w:sz w:val="20"/>
-          <w:szCs w:val="20"/>
-          <w:lang w:eastAsia="es-ES_tradnl"/>
-        </w:rPr>
-      </w:pPr>
-    </w:p>
-    <w:p>
-      <w:pPr>
-        <w:jc w:val="both"/>
-        <w:rPr>
-          <w:rFonts w:ascii="Noto Sans Oriya" w:hAnsi="Noto Sans Oriya" w:cs="Noto Sans Oriya"/>
-          <w:sz w:val="20"/>
-          <w:szCs w:val="20"/>
-          <w:lang w:eastAsia="es-ES_tradnl"/>
-        </w:rPr>
       </w:pPr>
       <w:r>
         <w:rPr>
-          <w:rFonts w:ascii="Noto Sans Oriya" w:hAnsi="Noto Sans Oriya" w:cs="Noto Sans Oriya"/>
-          <w:b/>
-          <w:bCs/>
-          <w:sz w:val="20"/>
-          <w:szCs w:val="20"/>
-          <w:lang w:eastAsia="es-ES_tradnl"/>
+          <w:rFonts w:ascii="Noto Sans" w:hAnsi="Noto Sans"/>
+          <w:b w:val="0"/>
+          <w:color w:val="666666"/>
+          <w:sz w:val="16"/>
         </w:rPr>
-        <w:t>En abril de 2026, la inversi</w:t>
-      </w:r>
-      <w:r>
-        <w:rPr>
-          <w:rFonts w:ascii="Calibri" w:hAnsi="Calibri" w:cs="Calibri"/>
-          <w:b/>
-          <w:bCs/>
-          <w:sz w:val="20"/>
-          <w:szCs w:val="20"/>
-          <w:lang w:eastAsia="es-ES_tradnl"/>
-        </w:rPr>
-        <w:t>ó</w:t>
-      </w:r>
-      <w:r>
-        <w:rPr>
-          <w:rFonts w:ascii="Noto Sans Oriya" w:hAnsi="Noto Sans Oriya" w:cs="Noto Sans Oriya"/>
-          <w:b/>
-          <w:bCs/>
-          <w:sz w:val="20"/>
-          <w:szCs w:val="20"/>
-          <w:lang w:eastAsia="es-ES_tradnl"/>
-        </w:rPr>
-        <w:t>n fija bruta registr</w:t>
-      </w:r>
-      <w:r>
-        <w:rPr>
-          <w:rFonts w:ascii="Calibri" w:hAnsi="Calibri" w:cs="Calibri"/>
-          <w:b/>
-          <w:bCs/>
-          <w:sz w:val="20"/>
-          <w:szCs w:val="20"/>
-          <w:lang w:eastAsia="es-ES_tradnl"/>
-        </w:rPr>
-        <w:t>ó</w:t>
-      </w:r>
-      <w:r>
-        <w:rPr>
-          <w:rFonts w:ascii="Noto Sans Oriya" w:hAnsi="Noto Sans Oriya" w:cs="Noto Sans Oriya"/>
-          <w:b/>
-          <w:bCs/>
-          <w:sz w:val="20"/>
-          <w:szCs w:val="20"/>
-          <w:lang w:eastAsia="es-ES_tradnl"/>
-        </w:rPr>
-        <w:t xml:space="preserve"> una variaci</w:t>
-      </w:r>
-      <w:r>
-        <w:rPr>
-          <w:rFonts w:ascii="Calibri" w:hAnsi="Calibri" w:cs="Calibri"/>
-          <w:b/>
-          <w:bCs/>
-          <w:sz w:val="20"/>
-          <w:szCs w:val="20"/>
-          <w:lang w:eastAsia="es-ES_tradnl"/>
-        </w:rPr>
-        <w:t>ó</w:t>
-      </w:r>
-      <w:r>
-        <w:rPr>
-          <w:rFonts w:ascii="Noto Sans Oriya" w:hAnsi="Noto Sans Oriya" w:cs="Noto Sans Oriya"/>
-          <w:b/>
-          <w:bCs/>
-          <w:sz w:val="20"/>
-          <w:szCs w:val="20"/>
-          <w:lang w:eastAsia="es-ES_tradnl"/>
-        </w:rPr>
-        <w:t>n mensual de 4.0% y anual de 5.1%, con cifras desestacionalizadas.</w:t>
-      </w:r>
-      <w:r>
-        <w:rPr>
-          <w:rFonts w:ascii="Noto Sans Oriya" w:hAnsi="Noto Sans Oriya" w:cs="Noto Sans Oriya"/>
-          <w:sz w:val="20"/>
-          <w:szCs w:val="20"/>
-          <w:lang w:eastAsia="es-ES_tradnl"/>
-        </w:rPr>
-        <w:t xml:space="preserve"> El avance se explic</w:t>
-      </w:r>
-      <w:r>
-        <w:rPr>
-          <w:rFonts w:ascii="Calibri" w:hAnsi="Calibri" w:cs="Calibri"/>
-          <w:sz w:val="20"/>
-          <w:szCs w:val="20"/>
-          <w:lang w:eastAsia="es-ES_tradnl"/>
-        </w:rPr>
-        <w:t>ó</w:t>
-      </w:r>
-      <w:r>
-        <w:rPr>
-          <w:rFonts w:ascii="Noto Sans Oriya" w:hAnsi="Noto Sans Oriya" w:cs="Noto Sans Oriya"/>
-          <w:sz w:val="20"/>
-          <w:szCs w:val="20"/>
-          <w:lang w:eastAsia="es-ES_tradnl"/>
-        </w:rPr>
-        <w:t xml:space="preserve"> principalmente por construcci</w:t>
-      </w:r>
-      <w:r>
-        <w:rPr>
-          <w:rFonts w:ascii="Calibri" w:hAnsi="Calibri" w:cs="Calibri"/>
-          <w:sz w:val="20"/>
-          <w:szCs w:val="20"/>
-          <w:lang w:eastAsia="es-ES_tradnl"/>
-        </w:rPr>
-        <w:t>ó</w:t>
-      </w:r>
-      <w:r>
-        <w:rPr>
-          <w:rFonts w:ascii="Noto Sans Oriya" w:hAnsi="Noto Sans Oriya" w:cs="Noto Sans Oriya"/>
-          <w:sz w:val="20"/>
-          <w:szCs w:val="20"/>
-          <w:lang w:eastAsia="es-ES_tradnl"/>
-        </w:rPr>
-        <w:t>n residencial y maquinaria importada; en contraste, la maquinaria nacional mantiene bajo dinamismo y el acumulado enero-abril a</w:t>
-      </w:r>
-      <w:r>
-        <w:rPr>
-          <w:rFonts w:ascii="Calibri" w:hAnsi="Calibri" w:cs="Calibri"/>
-          <w:sz w:val="20"/>
-          <w:szCs w:val="20"/>
-          <w:lang w:eastAsia="es-ES_tradnl"/>
-        </w:rPr>
-        <w:t>ú</w:t>
-      </w:r>
-      <w:r>
-        <w:rPr>
-          <w:rFonts w:ascii="Noto Sans Oriya" w:hAnsi="Noto Sans Oriya" w:cs="Noto Sans Oriya"/>
-          <w:sz w:val="20"/>
-          <w:szCs w:val="20"/>
-          <w:lang w:eastAsia="es-ES_tradnl"/>
-        </w:rPr>
-        <w:t>n registra una variaci</w:t>
-      </w:r>
-      <w:r>
-        <w:rPr>
-          <w:rFonts w:ascii="Calibri" w:hAnsi="Calibri" w:cs="Calibri"/>
-          <w:sz w:val="20"/>
-          <w:szCs w:val="20"/>
-          <w:lang w:eastAsia="es-ES_tradnl"/>
-        </w:rPr>
-        <w:t>ó</w:t>
-      </w:r>
-      <w:r>
-        <w:rPr>
-          <w:rFonts w:ascii="Noto Sans Oriya" w:hAnsi="Noto Sans Oriya" w:cs="Noto Sans Oriya"/>
-          <w:sz w:val="20"/>
-          <w:szCs w:val="20"/>
-          <w:lang w:eastAsia="es-ES_tradnl"/>
-        </w:rPr>
-        <w:t xml:space="preserve">n de </w:t>
-      </w:r>
-      <w:r>
-        <w:rPr>
-          <w:rFonts w:ascii="Noto Sans Oriya" w:hAnsi="Noto Sans Oriya" w:cs="Noto Sans Oriya"/>
-          <w:b/>
-          <w:bCs/>
-          <w:sz w:val="20"/>
-          <w:szCs w:val="20"/>
-          <w:lang w:eastAsia="es-ES_tradnl"/>
-        </w:rPr>
-        <w:t>-1.0% anual</w:t>
-      </w:r>
-      <w:r>
-        <w:rPr>
-          <w:rFonts w:ascii="Noto Sans Oriya" w:hAnsi="Noto Sans Oriya" w:cs="Noto Sans Oriya"/>
-          <w:sz w:val="20"/>
-          <w:szCs w:val="20"/>
-          <w:lang w:eastAsia="es-ES_tradnl"/>
-        </w:rPr>
-        <w:t>.</w:t>
+        <w:t>Fuente: INEGI, cuadro 1, p. 2. Ambas tasas desestacionalizadas. Las filas son agregados y desgloses, no sumandos de tasas.</w:t>
       </w:r>
     </w:p>
     <w:p>
-      <w:pPr>
-        <w:jc w:val="both"/>
-        <w:rPr>
-          <w:rFonts w:ascii="Noto Sans Oriya" w:hAnsi="Noto Sans Oriya" w:cs="Noto Sans Oriya"/>
-          <w:sz w:val="20"/>
-          <w:szCs w:val="20"/>
-          <w:lang w:eastAsia="es-ES_tradnl"/>
-        </w:rPr>
-      </w:pPr>
-    </w:p>
-    <w:p>
-      <w:pPr>
-        <w:spacing w:line="80" w:lineRule="exact"/>
-        <w:jc w:val="both"/>
-        <w:rPr>
-          <w:rFonts w:ascii="Noto Sans Oriya" w:hAnsi="Noto Sans Oriya" w:cs="Noto Sans Oriya"/>
-          <w:sz w:val="20"/>
-          <w:szCs w:val="20"/>
-        </w:rPr>
-      </w:pPr>
-    </w:p>
-    <w:tbl>
-      <w:tblPr>
-        <w:tblStyle w:val="Tablaconcuadrcula"/>
-        <w:tblW w:w="0" w:type="auto"/>
-        <w:tblBorders>
-          <w:top w:val="none" w:sz="0" w:space="0" w:color="auto"/>
-          <w:left w:val="none" w:sz="0" w:space="0" w:color="auto"/>
-          <w:bottom w:val="none" w:sz="0" w:space="0" w:color="auto"/>
-          <w:right w:val="none" w:sz="0" w:space="0" w:color="auto"/>
-          <w:insideH w:val="none" w:sz="0" w:space="0" w:color="auto"/>
-          <w:insideV w:val="none" w:sz="0" w:space="0" w:color="auto"/>
-        </w:tblBorders>
-        <w:shd w:val="clear" w:color="auto" w:fill="F4F4F2"/>
-        <w:tblLook w:val="04A0" w:firstRow="1" w:lastRow="0" w:firstColumn="1" w:lastColumn="0" w:noHBand="0" w:noVBand="1"/>
-      </w:tblPr>
-      <w:tblGrid>
-        <w:gridCol w:w="8828"/>
-      </w:tblGrid>
-      <w:tr>
-        <w:tc>
-          <w:tcPr>
-            <w:tcW w:w="8828" w:type="dxa"/>
-            <w:shd w:val="clear" w:color="auto" w:fill="F4F4F2"/>
-          </w:tcPr>
-          <w:p>
-            <w:pPr>
-              <w:shd w:val="clear" w:color="auto" w:fill="F4F4F2"/>
-              <w:rPr>
-                <w:rFonts w:ascii="Noto Sans Oriya" w:hAnsi="Noto Sans Oriya" w:cs="Noto Sans Oriya"/>
-              </w:rPr>
-            </w:pPr>
-            <w:r>
-              <w:rPr>
-                <w:rFonts w:ascii="Noto Sans Oriya" w:hAnsi="Noto Sans Oriya" w:cs="Noto Sans Oriya"/>
-                <w:b/>
-                <w:bCs/>
-                <w:color w:val="10312B"/>
-              </w:rPr>
-              <w:t>Resumen ejecutivo</w:t>
-            </w:r>
-          </w:p>
-          <w:p>
-            <w:pPr>
-              <w:pStyle w:val="Prrafodelista"/>
-              <w:numPr>
-                <w:ilvl w:val="0"/>
-                <w:numId w:val="32"/>
-              </w:numPr>
-              <w:shd w:val="clear" w:color="auto" w:fill="F4F4F2"/>
-              <w:spacing w:before="30" w:after="30"/>
-              <w:ind w:left="313"/>
-              <w:jc w:val="both"/>
-              <w:rPr>
-                <w:rFonts w:ascii="Noto Sans Oriya" w:hAnsi="Noto Sans Oriya" w:cs="Noto Sans Oriya"/>
-                <w:color w:val="000000"/>
-                <w:sz w:val="20"/>
-              </w:rPr>
-            </w:pPr>
-            <w:r>
-              <w:rPr>
-                <w:rFonts w:ascii="Noto Sans Oriya" w:hAnsi="Noto Sans Oriya" w:cs="Noto Sans Oriya"/>
-                <w:color w:val="000000"/>
-                <w:sz w:val="20"/>
-              </w:rPr>
-              <w:t>La formaci</w:t>
-            </w:r>
-            <w:r>
-              <w:rPr>
-                <w:rFonts w:ascii="Calibri" w:hAnsi="Calibri" w:cs="Calibri"/>
-                <w:color w:val="000000"/>
-                <w:sz w:val="20"/>
-              </w:rPr>
-              <w:t>ó</w:t>
-            </w:r>
-            <w:r>
-              <w:rPr>
-                <w:rFonts w:ascii="Noto Sans Oriya" w:hAnsi="Noto Sans Oriya" w:cs="Noto Sans Oriya"/>
-                <w:color w:val="000000"/>
-                <w:sz w:val="20"/>
-              </w:rPr>
-              <w:t>n bruta de capital fijo avanz</w:t>
-            </w:r>
-            <w:r>
-              <w:rPr>
-                <w:rFonts w:ascii="Calibri" w:hAnsi="Calibri" w:cs="Calibri"/>
-                <w:color w:val="000000"/>
-                <w:sz w:val="20"/>
-              </w:rPr>
-              <w:t>ó</w:t>
-            </w:r>
-            <w:r>
-              <w:rPr>
-                <w:rFonts w:ascii="Noto Sans Oriya" w:hAnsi="Noto Sans Oriya" w:cs="Noto Sans Oriya"/>
-                <w:color w:val="000000"/>
-                <w:sz w:val="20"/>
-              </w:rPr>
-              <w:t xml:space="preserve"> 4.0% mensual y 5.1% anual en abril de 2026, con cifras desestacionalizadas.</w:t>
-            </w:r>
-          </w:p>
-          <w:p>
-            <w:pPr>
-              <w:pStyle w:val="Prrafodelista"/>
-              <w:numPr>
-                <w:ilvl w:val="0"/>
-                <w:numId w:val="32"/>
-              </w:numPr>
-              <w:shd w:val="clear" w:color="auto" w:fill="F4F4F2"/>
-              <w:spacing w:before="30" w:after="30"/>
-              <w:ind w:left="313"/>
-              <w:jc w:val="both"/>
-              <w:rPr>
-                <w:rFonts w:ascii="Noto Sans Oriya" w:hAnsi="Noto Sans Oriya" w:cs="Noto Sans Oriya"/>
-                <w:color w:val="000000"/>
-                <w:sz w:val="20"/>
-              </w:rPr>
-            </w:pPr>
-            <w:r>
-              <w:rPr>
-                <w:rFonts w:ascii="Noto Sans Oriya" w:hAnsi="Noto Sans Oriya" w:cs="Noto Sans Oriya"/>
-                <w:color w:val="000000"/>
-                <w:sz w:val="20"/>
-              </w:rPr>
-              <w:t>La construcci</w:t>
-            </w:r>
-            <w:r>
-              <w:rPr>
-                <w:rFonts w:ascii="Calibri" w:hAnsi="Calibri" w:cs="Calibri"/>
-                <w:color w:val="000000"/>
-                <w:sz w:val="20"/>
-              </w:rPr>
-              <w:t>ó</w:t>
-            </w:r>
-            <w:r>
-              <w:rPr>
-                <w:rFonts w:ascii="Noto Sans Oriya" w:hAnsi="Noto Sans Oriya" w:cs="Noto Sans Oriya"/>
-                <w:color w:val="000000"/>
-                <w:sz w:val="20"/>
-              </w:rPr>
-              <w:t>n fue el principal componente de impulso, especialmente la residencial, que creci</w:t>
-            </w:r>
-            <w:r>
-              <w:rPr>
-                <w:rFonts w:ascii="Calibri" w:hAnsi="Calibri" w:cs="Calibri"/>
-                <w:color w:val="000000"/>
-                <w:sz w:val="20"/>
-              </w:rPr>
-              <w:t>ó</w:t>
-            </w:r>
-            <w:r>
-              <w:rPr>
-                <w:rFonts w:ascii="Noto Sans Oriya" w:hAnsi="Noto Sans Oriya" w:cs="Noto Sans Oriya"/>
-                <w:color w:val="000000"/>
-                <w:sz w:val="20"/>
-              </w:rPr>
-              <w:t xml:space="preserve"> 12.4% mensual y 16.7% anual.</w:t>
-            </w:r>
-          </w:p>
-          <w:p>
-            <w:pPr>
-              <w:pStyle w:val="Prrafodelista"/>
-              <w:numPr>
-                <w:ilvl w:val="0"/>
-                <w:numId w:val="32"/>
-              </w:numPr>
-              <w:shd w:val="clear" w:color="auto" w:fill="F4F4F2"/>
-              <w:spacing w:before="30" w:after="30"/>
-              <w:ind w:left="313"/>
-              <w:jc w:val="both"/>
-              <w:rPr>
-                <w:rFonts w:ascii="Noto Sans Oriya" w:hAnsi="Noto Sans Oriya" w:cs="Noto Sans Oriya"/>
-                <w:color w:val="000000"/>
-                <w:sz w:val="20"/>
-              </w:rPr>
-            </w:pPr>
-            <w:r>
-              <w:rPr>
-                <w:rFonts w:ascii="Noto Sans Oriya" w:hAnsi="Noto Sans Oriya" w:cs="Noto Sans Oriya"/>
-                <w:color w:val="000000"/>
-                <w:sz w:val="20"/>
-              </w:rPr>
-              <w:t>La maquinaria y equipo mostr</w:t>
-            </w:r>
-            <w:r>
-              <w:rPr>
-                <w:rFonts w:ascii="Calibri" w:hAnsi="Calibri" w:cs="Calibri"/>
-                <w:color w:val="000000"/>
-                <w:sz w:val="20"/>
-              </w:rPr>
-              <w:t>ó</w:t>
-            </w:r>
-            <w:r>
-              <w:rPr>
-                <w:rFonts w:ascii="Noto Sans Oriya" w:hAnsi="Noto Sans Oriya" w:cs="Noto Sans Oriya"/>
-                <w:color w:val="000000"/>
-                <w:sz w:val="20"/>
-              </w:rPr>
-              <w:t xml:space="preserve"> una composici</w:t>
-            </w:r>
-            <w:r>
-              <w:rPr>
-                <w:rFonts w:ascii="Calibri" w:hAnsi="Calibri" w:cs="Calibri"/>
-                <w:color w:val="000000"/>
-                <w:sz w:val="20"/>
-              </w:rPr>
-              <w:t>ó</w:t>
-            </w:r>
-            <w:r>
-              <w:rPr>
-                <w:rFonts w:ascii="Noto Sans Oriya" w:hAnsi="Noto Sans Oriya" w:cs="Noto Sans Oriya"/>
-                <w:color w:val="000000"/>
-                <w:sz w:val="20"/>
-              </w:rPr>
-              <w:t>n mixta: el componente importado creci</w:t>
-            </w:r>
-            <w:r>
-              <w:rPr>
-                <w:rFonts w:ascii="Calibri" w:hAnsi="Calibri" w:cs="Calibri"/>
-                <w:color w:val="000000"/>
-                <w:sz w:val="20"/>
-              </w:rPr>
-              <w:t>ó</w:t>
-            </w:r>
-            <w:r>
-              <w:rPr>
-                <w:rFonts w:ascii="Noto Sans Oriya" w:hAnsi="Noto Sans Oriya" w:cs="Noto Sans Oriya"/>
-                <w:color w:val="000000"/>
-                <w:sz w:val="20"/>
-              </w:rPr>
-              <w:t xml:space="preserve"> 6.2% mensual, mientras que el nacional registr</w:t>
-            </w:r>
-            <w:r>
-              <w:rPr>
-                <w:rFonts w:ascii="Calibri" w:hAnsi="Calibri" w:cs="Calibri"/>
-                <w:color w:val="000000"/>
-                <w:sz w:val="20"/>
-              </w:rPr>
-              <w:t>ó</w:t>
-            </w:r>
-            <w:r>
-              <w:rPr>
-                <w:rFonts w:ascii="Noto Sans Oriya" w:hAnsi="Noto Sans Oriya" w:cs="Noto Sans Oriya"/>
-                <w:color w:val="000000"/>
-                <w:sz w:val="20"/>
-              </w:rPr>
-              <w:t xml:space="preserve"> -3.7% mensual y -10.6% anual.</w:t>
-            </w:r>
-          </w:p>
-        </w:tc>
-      </w:tr>
-    </w:tbl>
-    <w:p>
-      <w:pPr>
-        <w:spacing w:line="80" w:lineRule="exact"/>
-        <w:jc w:val="center"/>
-        <w:rPr>
-          <w:rFonts w:ascii="Noto Sans Oriya" w:hAnsi="Noto Sans Oriya" w:cs="Noto Sans Oriya"/>
-          <w:b/>
-          <w:color w:val="10312B"/>
-          <w:sz w:val="22"/>
-          <w:szCs w:val="22"/>
-        </w:rPr>
-      </w:pPr>
-    </w:p>
-    <w:p>
-      <w:pPr>
-        <w:jc w:val="center"/>
-        <w:rPr>
-          <w:rFonts w:ascii="Noto Sans Oriya" w:hAnsi="Noto Sans Oriya" w:cs="Noto Sans Oriya"/>
-          <w:b/>
-          <w:color w:val="10312B"/>
-          <w:sz w:val="22"/>
-        </w:rPr>
-      </w:pPr>
-    </w:p>
-    <w:p>
-      <w:pPr>
-        <w:jc w:val="center"/>
-        <w:rPr>
-          <w:rFonts w:ascii="Noto Sans Oriya" w:hAnsi="Noto Sans Oriya" w:cs="Noto Sans Oriya"/>
-        </w:rPr>
-      </w:pPr>
       <w:r>
-        <w:rPr>
-          <w:rFonts w:ascii="Calibri" w:hAnsi="Calibri" w:cs="Calibri"/>
-          <w:b/>
-          <w:color w:val="10312B"/>
-          <w:sz w:val="22"/>
-        </w:rPr>
-        <w:t>Í</w:t>
-      </w:r>
-      <w:r>
-        <w:rPr>
-          <w:rFonts w:ascii="Noto Sans Oriya" w:hAnsi="Noto Sans Oriya" w:cs="Noto Sans Oriya"/>
-          <w:b/>
-          <w:color w:val="10312B"/>
-          <w:sz w:val="22"/>
-        </w:rPr>
-        <w:t>ndice total desestacionalizado (2018=100), abril 2025–abril 2026</w:t>
-      </w:r>
-    </w:p>
-    <w:p>
-      <w:pPr>
-        <w:jc w:val="center"/>
-        <w:rPr>
-          <w:rFonts w:ascii="Noto Sans Oriya" w:hAnsi="Noto Sans Oriya" w:cs="Noto Sans Oriya"/>
-        </w:rPr>
-      </w:pPr>
-      <w:r>
-        <w:rPr>
-          <w:rFonts w:ascii="Noto Sans Oriya" w:hAnsi="Noto Sans Oriya" w:cs="Noto Sans Oriya"/>
-          <w:noProof/>
-        </w:rPr>
         <w:drawing>
-          <wp:inline distT="0" distB="0" distL="0" distR="0">
-            <wp:extent cx="4682782" cy="1733384"/>
-            <wp:effectExtent l="0" t="0" r="3810" b="0"/>
-            <wp:docPr id="6" name="Picture 6"/>
+          <wp:inline xmlns:a="http://schemas.openxmlformats.org/drawingml/2006/main" xmlns:pic="http://schemas.openxmlformats.org/drawingml/2006/picture">
+            <wp:extent cx="5532120" cy="1587084"/>
+            <wp:docPr id="1" name="Picture 1"/>
             <wp:cNvGraphicFramePr>
-              <a:graphicFrameLocks xmlns:a="http://schemas.openxmlformats.org/drawingml/2006/main" noChangeAspect="1"/>
+              <a:graphicFrameLocks noChangeAspect="1"/>
             </wp:cNvGraphicFramePr>
-            <a:graphic xmlns:a="http://schemas.openxmlformats.org/drawingml/2006/main">
+            <a:graphic>
               <a:graphicData uri="http://schemas.openxmlformats.org/drawingml/2006/picture">
-                <pic:pic xmlns:pic="http://schemas.openxmlformats.org/drawingml/2006/picture">
+                <pic:pic>
                   <pic:nvPicPr>
-                    <pic:cNvPr id="0" name="chart1.png"/>
+                    <pic:cNvPr id="0" name="mensual.png"/>
                     <pic:cNvPicPr/>
                   </pic:nvPicPr>
                   <pic:blipFill>
@@ -1261,11 +831,9 @@
                   <pic:spPr>
                     <a:xfrm>
                       <a:off x="0" y="0"/>
-                      <a:ext cx="4829428" cy="1787667"/>
+                      <a:ext cx="5532120" cy="1587084"/>
                     </a:xfrm>
-                    <a:prstGeom prst="rect">
-                      <a:avLst/>
-                    </a:prstGeom>
+                    <a:prstGeom prst="rect"/>
                   </pic:spPr>
                 </pic:pic>
               </a:graphicData>
@@ -1276,593 +844,925 @@
     </w:p>
     <w:p>
       <w:pPr>
-        <w:rPr>
-          <w:rFonts w:ascii="Noto Sans Oriya" w:hAnsi="Noto Sans Oriya" w:cs="Noto Sans Oriya"/>
-          <w:color w:val="4C545B"/>
-          <w:sz w:val="15"/>
-        </w:rPr>
+        <w:keepNext w:val="0"/>
+        <w:spacing w:before="0" w:after="0" w:line="240" w:lineRule="auto"/>
+        <w:jc w:val="both"/>
       </w:pPr>
       <w:r>
         <w:rPr>
-          <w:rFonts w:ascii="Noto Sans Oriya" w:hAnsi="Noto Sans Oriya" w:cs="Noto Sans Oriya"/>
-          <w:b/>
-          <w:color w:val="4C545B"/>
-          <w:sz w:val="15"/>
+          <w:rFonts w:ascii="Noto Sans" w:hAnsi="Noto Sans"/>
+          <w:b w:val="0"/>
+          <w:color w:val="000000"/>
+          <w:sz w:val="13"/>
         </w:rPr>
-        <w:t>Fuente:</w:t>
-      </w:r>
-      <w:r>
-        <w:rPr>
-          <w:rFonts w:ascii="Noto Sans Oriya" w:hAnsi="Noto Sans Oriya" w:cs="Noto Sans Oriya"/>
-          <w:color w:val="4C545B"/>
-          <w:sz w:val="15"/>
-        </w:rPr>
-        <w:t xml:space="preserve"> INEGI, IMFBCF, Bolet</w:t>
-      </w:r>
-      <w:r>
-        <w:rPr>
-          <w:rFonts w:ascii="Calibri" w:hAnsi="Calibri" w:cs="Calibri"/>
-          <w:color w:val="4C545B"/>
-          <w:sz w:val="15"/>
-        </w:rPr>
-        <w:t>í</w:t>
-      </w:r>
-      <w:r>
-        <w:rPr>
-          <w:rFonts w:ascii="Noto Sans Oriya" w:hAnsi="Noto Sans Oriya" w:cs="Noto Sans Oriya"/>
-          <w:color w:val="4C545B"/>
-          <w:sz w:val="15"/>
-        </w:rPr>
-        <w:t>n de Indicador 413/26. Cifras desestacionalizadas.</w:t>
       </w:r>
     </w:p>
     <w:p>
       <w:pPr>
-        <w:spacing w:line="80" w:lineRule="exact"/>
+        <w:keepNext/>
+        <w:spacing w:before="0" w:after="0" w:line="240" w:lineRule="auto"/>
         <w:jc w:val="both"/>
-        <w:rPr>
-          <w:rFonts w:ascii="Noto Sans Oriya" w:hAnsi="Noto Sans Oriya" w:cs="Noto Sans Oriya"/>
-          <w:color w:val="4C545B"/>
-          <w:sz w:val="15"/>
-        </w:rPr>
-      </w:pPr>
-    </w:p>
-    <w:p>
-      <w:pPr>
-        <w:jc w:val="both"/>
-        <w:rPr>
-          <w:rFonts w:ascii="Noto Sans Oriya" w:hAnsi="Noto Sans Oriya" w:cs="Noto Sans Oriya"/>
-          <w:color w:val="10312B"/>
-          <w:sz w:val="20"/>
-        </w:rPr>
-      </w:pPr>
-    </w:p>
-    <w:p>
-      <w:pPr>
-        <w:jc w:val="both"/>
-        <w:rPr>
-          <w:rFonts w:ascii="Noto Sans Oriya" w:hAnsi="Noto Sans Oriya" w:cs="Noto Sans Oriya"/>
-          <w:color w:val="10312B"/>
-          <w:sz w:val="20"/>
-        </w:rPr>
       </w:pPr>
       <w:r>
         <w:rPr>
-          <w:rFonts w:ascii="Noto Sans Oriya" w:hAnsi="Noto Sans Oriya" w:cs="Noto Sans Oriya"/>
-          <w:color w:val="10312B"/>
-          <w:sz w:val="20"/>
+          <w:rFonts w:ascii="Noto Sans" w:hAnsi="Noto Sans"/>
+          <w:b/>
+          <w:color w:val="235B4C"/>
+          <w:sz w:val="22"/>
         </w:rPr>
-        <w:t>Abril mostr</w:t>
-      </w:r>
-      <w:r>
-        <w:rPr>
-          <w:rFonts w:ascii="Calibri" w:hAnsi="Calibri" w:cs="Calibri"/>
-          <w:color w:val="10312B"/>
-          <w:sz w:val="20"/>
-        </w:rPr>
-        <w:t>ó</w:t>
-      </w:r>
-      <w:r>
-        <w:rPr>
-          <w:rFonts w:ascii="Noto Sans Oriya" w:hAnsi="Noto Sans Oriya" w:cs="Noto Sans Oriya"/>
-          <w:color w:val="10312B"/>
-          <w:sz w:val="20"/>
-        </w:rPr>
-        <w:t xml:space="preserve"> el mayor avance mensual del periodo reciente, despu</w:t>
-      </w:r>
-      <w:r>
-        <w:rPr>
-          <w:rFonts w:ascii="Calibri" w:hAnsi="Calibri" w:cs="Calibri"/>
-          <w:color w:val="10312B"/>
-          <w:sz w:val="20"/>
-        </w:rPr>
-        <w:t>é</w:t>
-      </w:r>
-      <w:r>
-        <w:rPr>
-          <w:rFonts w:ascii="Noto Sans Oriya" w:hAnsi="Noto Sans Oriya" w:cs="Noto Sans Oriya"/>
-          <w:color w:val="10312B"/>
-          <w:sz w:val="20"/>
-        </w:rPr>
-        <w:t>s de varios meses con variaciones moderadas</w:t>
+        <w:t>Balance del año</w:t>
       </w:r>
     </w:p>
     <w:p>
       <w:pPr>
+        <w:keepNext w:val="0"/>
+        <w:spacing w:before="0" w:after="0" w:line="240" w:lineRule="auto"/>
         <w:jc w:val="both"/>
-        <w:rPr>
-          <w:rFonts w:ascii="Noto Sans Oriya" w:hAnsi="Noto Sans Oriya" w:cs="Noto Sans Oriya"/>
-          <w:sz w:val="10"/>
-        </w:rPr>
-      </w:pPr>
-    </w:p>
-    <w:p>
-      <w:pPr>
-        <w:jc w:val="both"/>
-        <w:rPr>
-          <w:rFonts w:ascii="Noto Sans Oriya" w:hAnsi="Noto Sans Oriya" w:cs="Noto Sans Oriya"/>
-          <w:sz w:val="10"/>
-        </w:rPr>
-      </w:pPr>
-    </w:p>
-    <w:p>
-      <w:pPr>
-        <w:spacing w:line="80" w:lineRule="exact"/>
-        <w:jc w:val="both"/>
-        <w:rPr>
-          <w:rFonts w:ascii="Noto Sans Oriya" w:hAnsi="Noto Sans Oriya" w:cs="Noto Sans Oriya"/>
-          <w:sz w:val="8"/>
-          <w:szCs w:val="10"/>
-        </w:rPr>
-      </w:pPr>
-    </w:p>
-    <w:p>
-      <w:pPr>
-        <w:shd w:val="clear" w:color="auto" w:fill="005E4C"/>
-        <w:jc w:val="both"/>
-        <w:rPr>
-          <w:rFonts w:ascii="Noto Sans Oriya" w:hAnsi="Noto Sans Oriya" w:cs="Noto Sans Oriya"/>
-        </w:rPr>
       </w:pPr>
       <w:r>
         <w:rPr>
-          <w:rFonts w:ascii="Noto Sans Oriya" w:hAnsi="Noto Sans Oriya" w:cs="Noto Sans Oriya"/>
-          <w:b/>
-          <w:bCs/>
-          <w:color w:val="FFFFFF" w:themeColor="background1"/>
+          <w:rFonts w:ascii="Noto Sans" w:hAnsi="Noto Sans"/>
+          <w:b w:val="0"/>
+          <w:color w:val="000000"/>
           <w:sz w:val="22"/>
-          <w:szCs w:val="22"/>
         </w:rPr>
-        <w:t>An</w:t>
-      </w:r>
-      <w:r>
-        <w:rPr>
-          <w:rFonts w:ascii="Calibri" w:hAnsi="Calibri" w:cs="Calibri"/>
-          <w:b/>
-          <w:bCs/>
-          <w:color w:val="FFFFFF" w:themeColor="background1"/>
-          <w:sz w:val="22"/>
-          <w:szCs w:val="22"/>
-        </w:rPr>
-        <w:t>á</w:t>
-      </w:r>
-      <w:r>
-        <w:rPr>
-          <w:rFonts w:ascii="Noto Sans Oriya" w:hAnsi="Noto Sans Oriya" w:cs="Noto Sans Oriya"/>
-          <w:b/>
-          <w:bCs/>
-          <w:color w:val="FFFFFF" w:themeColor="background1"/>
-          <w:sz w:val="22"/>
-          <w:szCs w:val="22"/>
-        </w:rPr>
-        <w:t>lisis</w:t>
+        <w:t>En cifras originales, el total registró 6.6% anual y 1.7% en enero al mes de referencia respecto al mismo intervalo del año anterior.</w:t>
       </w:r>
     </w:p>
     <w:p>
       <w:pPr>
-        <w:pStyle w:val="Prrafodelista"/>
-        <w:numPr>
-          <w:ilvl w:val="0"/>
-          <w:numId w:val="34"/>
-        </w:numPr>
-        <w:spacing w:before="100" w:beforeAutospacing="1" w:after="100" w:afterAutospacing="1"/>
-        <w:ind w:left="284"/>
+        <w:keepNext w:val="0"/>
+        <w:spacing w:before="0" w:after="0" w:line="240" w:lineRule="auto"/>
         <w:jc w:val="both"/>
-        <w:rPr>
-          <w:rFonts w:ascii="Noto Sans Oriya" w:hAnsi="Noto Sans Oriya" w:cs="Noto Sans Oriya"/>
-          <w:sz w:val="20"/>
-          <w:szCs w:val="20"/>
-          <w:lang w:eastAsia="es-ES_tradnl"/>
-        </w:rPr>
       </w:pPr>
       <w:r>
         <w:rPr>
-          <w:rFonts w:ascii="Noto Sans Oriya" w:hAnsi="Noto Sans Oriya" w:cs="Noto Sans Oriya"/>
-          <w:sz w:val="20"/>
-          <w:szCs w:val="20"/>
-          <w:lang w:eastAsia="es-ES_tradnl"/>
+          <w:rFonts w:ascii="Noto Sans" w:hAnsi="Noto Sans"/>
+          <w:b w:val="0"/>
+          <w:color w:val="666666"/>
+          <w:sz w:val="16"/>
         </w:rPr>
-        <w:t>El dato de abril mejora la lectura de corto plazo de la inversi</w:t>
-      </w:r>
-      <w:r>
-        <w:rPr>
-          <w:rFonts w:ascii="Calibri" w:hAnsi="Calibri" w:cs="Calibri"/>
-          <w:sz w:val="20"/>
-          <w:szCs w:val="20"/>
-          <w:lang w:eastAsia="es-ES_tradnl"/>
-        </w:rPr>
-        <w:t>ó</w:t>
-      </w:r>
-      <w:r>
-        <w:rPr>
-          <w:rFonts w:ascii="Noto Sans Oriya" w:hAnsi="Noto Sans Oriya" w:cs="Noto Sans Oriya"/>
-          <w:sz w:val="20"/>
-          <w:szCs w:val="20"/>
-          <w:lang w:eastAsia="es-ES_tradnl"/>
-        </w:rPr>
-        <w:t>n fija bruta, aunque el acumulado enero-abril a</w:t>
-      </w:r>
-      <w:r>
-        <w:rPr>
-          <w:rFonts w:ascii="Calibri" w:hAnsi="Calibri" w:cs="Calibri"/>
-          <w:sz w:val="20"/>
-          <w:szCs w:val="20"/>
-          <w:lang w:eastAsia="es-ES_tradnl"/>
-        </w:rPr>
-        <w:t>ú</w:t>
-      </w:r>
-      <w:r>
-        <w:rPr>
-          <w:rFonts w:ascii="Noto Sans Oriya" w:hAnsi="Noto Sans Oriya" w:cs="Noto Sans Oriya"/>
-          <w:sz w:val="20"/>
-          <w:szCs w:val="20"/>
-          <w:lang w:eastAsia="es-ES_tradnl"/>
-        </w:rPr>
-        <w:t>n se mantiene en terreno negativo. Esto sugiere una recuperaci</w:t>
-      </w:r>
-      <w:r>
-        <w:rPr>
-          <w:rFonts w:ascii="Calibri" w:hAnsi="Calibri" w:cs="Calibri"/>
-          <w:sz w:val="20"/>
-          <w:szCs w:val="20"/>
-          <w:lang w:eastAsia="es-ES_tradnl"/>
-        </w:rPr>
-        <w:t>ó</w:t>
-      </w:r>
-      <w:r>
-        <w:rPr>
-          <w:rFonts w:ascii="Noto Sans Oriya" w:hAnsi="Noto Sans Oriya" w:cs="Noto Sans Oriya"/>
-          <w:sz w:val="20"/>
-          <w:szCs w:val="20"/>
-          <w:lang w:eastAsia="es-ES_tradnl"/>
-        </w:rPr>
-        <w:t>n inicial, todav</w:t>
-      </w:r>
-      <w:r>
-        <w:rPr>
-          <w:rFonts w:ascii="Calibri" w:hAnsi="Calibri" w:cs="Calibri"/>
-          <w:sz w:val="20"/>
-          <w:szCs w:val="20"/>
-          <w:lang w:eastAsia="es-ES_tradnl"/>
-        </w:rPr>
-        <w:t>í</w:t>
-      </w:r>
-      <w:r>
-        <w:rPr>
-          <w:rFonts w:ascii="Noto Sans Oriya" w:hAnsi="Noto Sans Oriya" w:cs="Noto Sans Oriya"/>
-          <w:sz w:val="20"/>
-          <w:szCs w:val="20"/>
-          <w:lang w:eastAsia="es-ES_tradnl"/>
-        </w:rPr>
-        <w:t>a no generalizada.</w:t>
+        <w:t>El acumulado es una tasa publicada por el INEGI; no se obtiene promediando tasas mensuales. Las tasas originales y ajustadas pueden diferir.</w:t>
       </w:r>
     </w:p>
     <w:p>
-      <w:pPr>
-        <w:pStyle w:val="Prrafodelista"/>
-        <w:numPr>
-          <w:ilvl w:val="0"/>
-          <w:numId w:val="34"/>
-        </w:numPr>
-        <w:spacing w:before="100" w:beforeAutospacing="1" w:after="100" w:afterAutospacing="1"/>
-        <w:ind w:left="284"/>
-        <w:jc w:val="both"/>
-        <w:rPr>
-          <w:rFonts w:ascii="Noto Sans Oriya" w:hAnsi="Noto Sans Oriya" w:cs="Noto Sans Oriya"/>
-          <w:sz w:val="20"/>
-          <w:szCs w:val="20"/>
-          <w:lang w:eastAsia="es-ES_tradnl"/>
-        </w:rPr>
-      </w:pPr>
       <w:r>
-        <w:rPr>
-          <w:rFonts w:ascii="Noto Sans Oriya" w:hAnsi="Noto Sans Oriya" w:cs="Noto Sans Oriya"/>
-          <w:sz w:val="20"/>
-          <w:szCs w:val="20"/>
-          <w:lang w:eastAsia="es-ES_tradnl"/>
-        </w:rPr>
-        <w:t>La construcci</w:t>
-      </w:r>
-      <w:r>
-        <w:rPr>
-          <w:rFonts w:ascii="Calibri" w:hAnsi="Calibri" w:cs="Calibri"/>
-          <w:sz w:val="20"/>
-          <w:szCs w:val="20"/>
-          <w:lang w:eastAsia="es-ES_tradnl"/>
-        </w:rPr>
-        <w:t>ó</w:t>
-      </w:r>
-      <w:r>
-        <w:rPr>
-          <w:rFonts w:ascii="Noto Sans Oriya" w:hAnsi="Noto Sans Oriya" w:cs="Noto Sans Oriya"/>
-          <w:sz w:val="20"/>
-          <w:szCs w:val="20"/>
-          <w:lang w:eastAsia="es-ES_tradnl"/>
-        </w:rPr>
-        <w:t>n explic</w:t>
-      </w:r>
-      <w:r>
-        <w:rPr>
-          <w:rFonts w:ascii="Calibri" w:hAnsi="Calibri" w:cs="Calibri"/>
-          <w:sz w:val="20"/>
-          <w:szCs w:val="20"/>
-          <w:lang w:eastAsia="es-ES_tradnl"/>
-        </w:rPr>
-        <w:t>ó</w:t>
-      </w:r>
-      <w:r>
-        <w:rPr>
-          <w:rFonts w:ascii="Noto Sans Oriya" w:hAnsi="Noto Sans Oriya" w:cs="Noto Sans Oriya"/>
-          <w:sz w:val="20"/>
-          <w:szCs w:val="20"/>
-          <w:lang w:eastAsia="es-ES_tradnl"/>
-        </w:rPr>
-        <w:t xml:space="preserve"> la mayor parte del avance, principalmente por el componente residencial. En contraste, la construcci</w:t>
-      </w:r>
-      <w:r>
-        <w:rPr>
-          <w:rFonts w:ascii="Calibri" w:hAnsi="Calibri" w:cs="Calibri"/>
-          <w:sz w:val="20"/>
-          <w:szCs w:val="20"/>
-          <w:lang w:eastAsia="es-ES_tradnl"/>
-        </w:rPr>
-        <w:t>ó</w:t>
-      </w:r>
-      <w:r>
-        <w:rPr>
-          <w:rFonts w:ascii="Noto Sans Oriya" w:hAnsi="Noto Sans Oriya" w:cs="Noto Sans Oriya"/>
-          <w:sz w:val="20"/>
-          <w:szCs w:val="20"/>
-          <w:lang w:eastAsia="es-ES_tradnl"/>
-        </w:rPr>
-        <w:t>n no residencial tuvo un avance marginal, por lo que el impulso a</w:t>
-      </w:r>
-      <w:r>
-        <w:rPr>
-          <w:rFonts w:ascii="Calibri" w:hAnsi="Calibri" w:cs="Calibri"/>
-          <w:sz w:val="20"/>
-          <w:szCs w:val="20"/>
-          <w:lang w:eastAsia="es-ES_tradnl"/>
-        </w:rPr>
-        <w:t>ú</w:t>
-      </w:r>
-      <w:r>
-        <w:rPr>
-          <w:rFonts w:ascii="Noto Sans Oriya" w:hAnsi="Noto Sans Oriya" w:cs="Noto Sans Oriya"/>
-          <w:sz w:val="20"/>
-          <w:szCs w:val="20"/>
-          <w:lang w:eastAsia="es-ES_tradnl"/>
-        </w:rPr>
-        <w:t>n no refleja una recuperaci</w:t>
-      </w:r>
-      <w:r>
-        <w:rPr>
-          <w:rFonts w:ascii="Calibri" w:hAnsi="Calibri" w:cs="Calibri"/>
-          <w:sz w:val="20"/>
-          <w:szCs w:val="20"/>
-          <w:lang w:eastAsia="es-ES_tradnl"/>
-        </w:rPr>
-        <w:t>ó</w:t>
-      </w:r>
-      <w:r>
-        <w:rPr>
-          <w:rFonts w:ascii="Noto Sans Oriya" w:hAnsi="Noto Sans Oriya" w:cs="Noto Sans Oriya"/>
-          <w:sz w:val="20"/>
-          <w:szCs w:val="20"/>
-          <w:lang w:eastAsia="es-ES_tradnl"/>
-        </w:rPr>
-        <w:t>n amplia de infraestructura productiva.</w:t>
+        <w:br w:type="page"/>
       </w:r>
     </w:p>
     <w:p>
       <w:pPr>
-        <w:pStyle w:val="Prrafodelista"/>
-        <w:numPr>
-          <w:ilvl w:val="0"/>
-          <w:numId w:val="34"/>
-        </w:numPr>
-        <w:spacing w:before="100" w:beforeAutospacing="1" w:after="100" w:afterAutospacing="1"/>
-        <w:ind w:left="284"/>
+        <w:keepNext w:val="0"/>
+        <w:spacing w:before="0" w:after="0" w:line="240" w:lineRule="auto"/>
         <w:jc w:val="both"/>
-        <w:rPr>
-          <w:rFonts w:ascii="Noto Sans Oriya" w:hAnsi="Noto Sans Oriya" w:cs="Noto Sans Oriya"/>
-          <w:sz w:val="20"/>
-          <w:szCs w:val="20"/>
-          <w:lang w:eastAsia="es-ES_tradnl"/>
-        </w:rPr>
       </w:pPr>
       <w:r>
         <w:rPr>
-          <w:rFonts w:ascii="Noto Sans Oriya" w:hAnsi="Noto Sans Oriya" w:cs="Noto Sans Oriya"/>
-          <w:sz w:val="20"/>
-          <w:szCs w:val="20"/>
-          <w:lang w:eastAsia="es-ES_tradnl"/>
+          <w:rFonts w:ascii="Noto Sans" w:hAnsi="Noto Sans"/>
+          <w:b w:val="0"/>
+          <w:color w:val="000000"/>
+          <w:sz w:val="13"/>
         </w:rPr>
-        <w:t>En maquinaria y equipo, el avance se concentr</w:t>
-      </w:r>
-      <w:r>
-        <w:rPr>
-          <w:rFonts w:ascii="Calibri" w:hAnsi="Calibri" w:cs="Calibri"/>
-          <w:sz w:val="20"/>
-          <w:szCs w:val="20"/>
-          <w:lang w:eastAsia="es-ES_tradnl"/>
-        </w:rPr>
-        <w:t>ó</w:t>
-      </w:r>
-      <w:r>
-        <w:rPr>
-          <w:rFonts w:ascii="Noto Sans Oriya" w:hAnsi="Noto Sans Oriya" w:cs="Noto Sans Oriya"/>
-          <w:sz w:val="20"/>
-          <w:szCs w:val="20"/>
-          <w:lang w:eastAsia="es-ES_tradnl"/>
-        </w:rPr>
-        <w:t xml:space="preserve"> en el componente importado, mientras que la maquinaria nacional continu</w:t>
-      </w:r>
-      <w:r>
-        <w:rPr>
-          <w:rFonts w:ascii="Calibri" w:hAnsi="Calibri" w:cs="Calibri"/>
-          <w:sz w:val="20"/>
-          <w:szCs w:val="20"/>
-          <w:lang w:eastAsia="es-ES_tradnl"/>
-        </w:rPr>
-        <w:t>ó</w:t>
-      </w:r>
-      <w:r>
-        <w:rPr>
-          <w:rFonts w:ascii="Noto Sans Oriya" w:hAnsi="Noto Sans Oriya" w:cs="Noto Sans Oriya"/>
-          <w:sz w:val="20"/>
-          <w:szCs w:val="20"/>
-          <w:lang w:eastAsia="es-ES_tradnl"/>
-        </w:rPr>
-        <w:t xml:space="preserve"> con variaciones negativas. Esta composici</w:t>
-      </w:r>
-      <w:r>
-        <w:rPr>
-          <w:rFonts w:ascii="Calibri" w:hAnsi="Calibri" w:cs="Calibri"/>
-          <w:sz w:val="20"/>
-          <w:szCs w:val="20"/>
-          <w:lang w:eastAsia="es-ES_tradnl"/>
-        </w:rPr>
-        <w:t>ó</w:t>
-      </w:r>
-      <w:r>
-        <w:rPr>
-          <w:rFonts w:ascii="Noto Sans Oriya" w:hAnsi="Noto Sans Oriya" w:cs="Noto Sans Oriya"/>
-          <w:sz w:val="20"/>
-          <w:szCs w:val="20"/>
-          <w:lang w:eastAsia="es-ES_tradnl"/>
-        </w:rPr>
-        <w:t>n es relevante para evaluar si la inversi</w:t>
-      </w:r>
-      <w:r>
-        <w:rPr>
-          <w:rFonts w:ascii="Calibri" w:hAnsi="Calibri" w:cs="Calibri"/>
-          <w:sz w:val="20"/>
-          <w:szCs w:val="20"/>
-          <w:lang w:eastAsia="es-ES_tradnl"/>
-        </w:rPr>
-        <w:t>ó</w:t>
-      </w:r>
-      <w:r>
-        <w:rPr>
-          <w:rFonts w:ascii="Noto Sans Oriya" w:hAnsi="Noto Sans Oriya" w:cs="Noto Sans Oriya"/>
-          <w:sz w:val="20"/>
-          <w:szCs w:val="20"/>
-          <w:lang w:eastAsia="es-ES_tradnl"/>
-        </w:rPr>
-        <w:t>n se traduce en mayor demanda para la industria nacional de bienes de capital.</w:t>
       </w:r>
     </w:p>
     <w:p>
       <w:pPr>
-        <w:pStyle w:val="Prrafodelista"/>
-        <w:spacing w:before="100" w:beforeAutospacing="1" w:after="100" w:afterAutospacing="1"/>
-        <w:ind w:left="284"/>
+        <w:keepNext/>
+        <w:spacing w:before="0" w:after="0" w:line="240" w:lineRule="auto"/>
         <w:jc w:val="both"/>
-        <w:rPr>
-          <w:rFonts w:ascii="Noto Sans Oriya" w:hAnsi="Noto Sans Oriya" w:cs="Noto Sans Oriya"/>
-          <w:sz w:val="20"/>
-          <w:szCs w:val="20"/>
-          <w:lang w:eastAsia="es-ES_tradnl"/>
-        </w:rPr>
-      </w:pPr>
-    </w:p>
-    <w:p>
-      <w:pPr>
-        <w:pStyle w:val="Prrafodelista"/>
-        <w:spacing w:line="80" w:lineRule="exact"/>
-        <w:ind w:left="504"/>
-        <w:jc w:val="both"/>
-        <w:rPr>
-          <w:rFonts w:ascii="Noto Sans Oriya" w:hAnsi="Noto Sans Oriya" w:cs="Noto Sans Oriya"/>
-          <w:sz w:val="10"/>
-        </w:rPr>
-      </w:pPr>
-    </w:p>
-    <w:p>
-      <w:pPr>
-        <w:jc w:val="center"/>
-        <w:rPr>
-          <w:rFonts w:ascii="Noto Sans Oriya" w:hAnsi="Noto Sans Oriya" w:cs="Noto Sans Oriya"/>
-        </w:rPr>
       </w:pPr>
       <w:r>
         <w:rPr>
-          <w:rFonts w:ascii="Noto Sans Oriya" w:hAnsi="Noto Sans Oriya" w:cs="Noto Sans Oriya"/>
+          <w:rFonts w:ascii="Noto Sans" w:hAnsi="Noto Sans"/>
           <w:b/>
-          <w:color w:val="10312B"/>
+          <w:color w:val="235B4C"/>
           <w:sz w:val="22"/>
         </w:rPr>
-        <w:t>Variaci</w:t>
+        <w:t>Cifras originales y acumulado</w:t>
       </w:r>
+    </w:p>
+    <w:tbl>
+      <w:tblPr>
+        <w:tblW w:type="auto" w:w="0"/>
+        <w:tblLayout w:type="fixed"/>
+        <w:tblLook w:firstColumn="1" w:firstRow="1" w:lastColumn="0" w:lastRow="0" w:noHBand="0" w:noVBand="1" w:val="04A0"/>
+      </w:tblPr>
+      <w:tblGrid>
+        <w:gridCol w:w="4464"/>
+        <w:gridCol w:w="2160"/>
+        <w:gridCol w:w="2160"/>
+      </w:tblGrid>
+      <w:tr>
+        <w:trPr>
+          <w:cantSplit/>
+          <w:tblHeader/>
+        </w:trPr>
+        <w:tc>
+          <w:tcPr>
+            <w:tcW w:type="dxa" w:w="4464"/>
+            <w:shd w:fill="10312B"/>
+          </w:tcPr>
+          <w:p>
+            <w:pPr>
+              <w:spacing w:before="0" w:after="0" w:line="240" w:lineRule="auto"/>
+            </w:pPr>
+            <w:r>
+              <w:rPr>
+                <w:rFonts w:ascii="Noto Sans" w:hAnsi="Noto Sans"/>
+                <w:b/>
+                <w:color w:val="FFFFFF"/>
+                <w:sz w:val="20"/>
+              </w:rPr>
+              <w:t>Componente</w:t>
+            </w:r>
+          </w:p>
+        </w:tc>
+        <w:tc>
+          <w:tcPr>
+            <w:tcW w:type="dxa" w:w="2160"/>
+            <w:shd w:fill="10312B"/>
+          </w:tcPr>
+          <w:p>
+            <w:pPr>
+              <w:spacing w:before="0" w:after="0" w:line="240" w:lineRule="auto"/>
+            </w:pPr>
+            <w:r>
+              <w:rPr>
+                <w:rFonts w:ascii="Noto Sans" w:hAnsi="Noto Sans"/>
+                <w:b/>
+                <w:color w:val="FFFFFF"/>
+                <w:sz w:val="20"/>
+              </w:rPr>
+              <w:t>Anual original (%)</w:t>
+            </w:r>
+          </w:p>
+        </w:tc>
+        <w:tc>
+          <w:tcPr>
+            <w:tcW w:type="dxa" w:w="2160"/>
+            <w:shd w:fill="10312B"/>
+          </w:tcPr>
+          <w:p>
+            <w:pPr>
+              <w:spacing w:before="0" w:after="0" w:line="240" w:lineRule="auto"/>
+            </w:pPr>
+            <w:r>
+              <w:rPr>
+                <w:rFonts w:ascii="Noto Sans" w:hAnsi="Noto Sans"/>
+                <w:b/>
+                <w:color w:val="FFFFFF"/>
+                <w:sz w:val="20"/>
+              </w:rPr>
+              <w:t>Enero–mes (%)</w:t>
+            </w:r>
+          </w:p>
+        </w:tc>
+      </w:tr>
+      <w:tr>
+        <w:trPr>
+          <w:cantSplit/>
+        </w:trPr>
+        <w:tc>
+          <w:tcPr>
+            <w:tcW w:type="dxa" w:w="4464"/>
+            <w:shd w:fill="F4F4F2"/>
+          </w:tcPr>
+          <w:p>
+            <w:pPr>
+              <w:spacing w:before="0" w:after="0" w:line="240" w:lineRule="auto"/>
+            </w:pPr>
+            <w:r>
+              <w:rPr>
+                <w:rFonts w:ascii="Noto Sans" w:hAnsi="Noto Sans"/>
+                <w:b w:val="0"/>
+                <w:color w:val="000000"/>
+                <w:sz w:val="20"/>
+              </w:rPr>
+              <w:t>Inversión fija total</w:t>
+            </w:r>
+          </w:p>
+        </w:tc>
+        <w:tc>
+          <w:tcPr>
+            <w:tcW w:type="dxa" w:w="2160"/>
+            <w:shd w:fill="F4F4F2"/>
+          </w:tcPr>
+          <w:p>
+            <w:pPr>
+              <w:spacing w:before="0" w:after="0" w:line="240" w:lineRule="auto"/>
+            </w:pPr>
+            <w:r>
+              <w:rPr>
+                <w:rFonts w:ascii="Noto Sans" w:hAnsi="Noto Sans"/>
+                <w:b w:val="0"/>
+                <w:color w:val="000000"/>
+                <w:sz w:val="20"/>
+              </w:rPr>
+              <w:t>6.6</w:t>
+            </w:r>
+          </w:p>
+        </w:tc>
+        <w:tc>
+          <w:tcPr>
+            <w:tcW w:type="dxa" w:w="2160"/>
+            <w:shd w:fill="F4F4F2"/>
+          </w:tcPr>
+          <w:p>
+            <w:pPr>
+              <w:spacing w:before="0" w:after="0" w:line="240" w:lineRule="auto"/>
+            </w:pPr>
+            <w:r>
+              <w:rPr>
+                <w:rFonts w:ascii="Noto Sans" w:hAnsi="Noto Sans"/>
+                <w:b w:val="0"/>
+                <w:color w:val="000000"/>
+                <w:sz w:val="20"/>
+              </w:rPr>
+              <w:t>1.7</w:t>
+            </w:r>
+          </w:p>
+        </w:tc>
+      </w:tr>
+      <w:tr>
+        <w:trPr>
+          <w:cantSplit/>
+        </w:trPr>
+        <w:tc>
+          <w:tcPr>
+            <w:tcW w:type="dxa" w:w="4464"/>
+            <w:shd w:fill="FFFFFF"/>
+          </w:tcPr>
+          <w:p>
+            <w:pPr>
+              <w:spacing w:before="0" w:after="0" w:line="240" w:lineRule="auto"/>
+            </w:pPr>
+            <w:r>
+              <w:rPr>
+                <w:rFonts w:ascii="Noto Sans" w:hAnsi="Noto Sans"/>
+                <w:b w:val="0"/>
+                <w:color w:val="000000"/>
+                <w:sz w:val="20"/>
+              </w:rPr>
+              <w:t>Construcción</w:t>
+            </w:r>
+          </w:p>
+        </w:tc>
+        <w:tc>
+          <w:tcPr>
+            <w:tcW w:type="dxa" w:w="2160"/>
+            <w:shd w:fill="FFFFFF"/>
+          </w:tcPr>
+          <w:p>
+            <w:pPr>
+              <w:spacing w:before="0" w:after="0" w:line="240" w:lineRule="auto"/>
+            </w:pPr>
+            <w:r>
+              <w:rPr>
+                <w:rFonts w:ascii="Noto Sans" w:hAnsi="Noto Sans"/>
+                <w:b w:val="0"/>
+                <w:color w:val="000000"/>
+                <w:sz w:val="20"/>
+              </w:rPr>
+              <w:t>7.1</w:t>
+            </w:r>
+          </w:p>
+        </w:tc>
+        <w:tc>
+          <w:tcPr>
+            <w:tcW w:type="dxa" w:w="2160"/>
+            <w:shd w:fill="FFFFFF"/>
+          </w:tcPr>
+          <w:p>
+            <w:pPr>
+              <w:spacing w:before="0" w:after="0" w:line="240" w:lineRule="auto"/>
+            </w:pPr>
+            <w:r>
+              <w:rPr>
+                <w:rFonts w:ascii="Noto Sans" w:hAnsi="Noto Sans"/>
+                <w:b w:val="0"/>
+                <w:color w:val="000000"/>
+                <w:sz w:val="20"/>
+              </w:rPr>
+              <w:t>4.1</w:t>
+            </w:r>
+          </w:p>
+        </w:tc>
+      </w:tr>
+      <w:tr>
+        <w:trPr>
+          <w:cantSplit/>
+        </w:trPr>
+        <w:tc>
+          <w:tcPr>
+            <w:tcW w:type="dxa" w:w="4464"/>
+            <w:shd w:fill="F4F4F2"/>
+          </w:tcPr>
+          <w:p>
+            <w:pPr>
+              <w:spacing w:before="0" w:after="0" w:line="240" w:lineRule="auto"/>
+            </w:pPr>
+            <w:r>
+              <w:rPr>
+                <w:rFonts w:ascii="Noto Sans" w:hAnsi="Noto Sans"/>
+                <w:b w:val="0"/>
+                <w:color w:val="000000"/>
+                <w:sz w:val="20"/>
+              </w:rPr>
+              <w:t>Residencial</w:t>
+            </w:r>
+          </w:p>
+        </w:tc>
+        <w:tc>
+          <w:tcPr>
+            <w:tcW w:type="dxa" w:w="2160"/>
+            <w:shd w:fill="F4F4F2"/>
+          </w:tcPr>
+          <w:p>
+            <w:pPr>
+              <w:spacing w:before="0" w:after="0" w:line="240" w:lineRule="auto"/>
+            </w:pPr>
+            <w:r>
+              <w:rPr>
+                <w:rFonts w:ascii="Noto Sans" w:hAnsi="Noto Sans"/>
+                <w:b w:val="0"/>
+                <w:color w:val="000000"/>
+                <w:sz w:val="20"/>
+              </w:rPr>
+              <w:t>10.6</w:t>
+            </w:r>
+          </w:p>
+        </w:tc>
+        <w:tc>
+          <w:tcPr>
+            <w:tcW w:type="dxa" w:w="2160"/>
+            <w:shd w:fill="F4F4F2"/>
+          </w:tcPr>
+          <w:p>
+            <w:pPr>
+              <w:spacing w:before="0" w:after="0" w:line="240" w:lineRule="auto"/>
+            </w:pPr>
+            <w:r>
+              <w:rPr>
+                <w:rFonts w:ascii="Noto Sans" w:hAnsi="Noto Sans"/>
+                <w:b w:val="0"/>
+                <w:color w:val="000000"/>
+                <w:sz w:val="20"/>
+              </w:rPr>
+              <w:t>3.9</w:t>
+            </w:r>
+          </w:p>
+        </w:tc>
+      </w:tr>
+      <w:tr>
+        <w:trPr>
+          <w:cantSplit/>
+        </w:trPr>
+        <w:tc>
+          <w:tcPr>
+            <w:tcW w:type="dxa" w:w="4464"/>
+            <w:shd w:fill="FFFFFF"/>
+          </w:tcPr>
+          <w:p>
+            <w:pPr>
+              <w:spacing w:before="0" w:after="0" w:line="240" w:lineRule="auto"/>
+            </w:pPr>
+            <w:r>
+              <w:rPr>
+                <w:rFonts w:ascii="Noto Sans" w:hAnsi="Noto Sans"/>
+                <w:b w:val="0"/>
+                <w:color w:val="000000"/>
+                <w:sz w:val="20"/>
+              </w:rPr>
+              <w:t>No residencial</w:t>
+            </w:r>
+          </w:p>
+        </w:tc>
+        <w:tc>
+          <w:tcPr>
+            <w:tcW w:type="dxa" w:w="2160"/>
+            <w:shd w:fill="FFFFFF"/>
+          </w:tcPr>
+          <w:p>
+            <w:pPr>
+              <w:spacing w:before="0" w:after="0" w:line="240" w:lineRule="auto"/>
+            </w:pPr>
+            <w:r>
+              <w:rPr>
+                <w:rFonts w:ascii="Noto Sans" w:hAnsi="Noto Sans"/>
+                <w:b w:val="0"/>
+                <w:color w:val="000000"/>
+                <w:sz w:val="20"/>
+              </w:rPr>
+              <w:t>3.5</w:t>
+            </w:r>
+          </w:p>
+        </w:tc>
+        <w:tc>
+          <w:tcPr>
+            <w:tcW w:type="dxa" w:w="2160"/>
+            <w:shd w:fill="FFFFFF"/>
+          </w:tcPr>
+          <w:p>
+            <w:pPr>
+              <w:spacing w:before="0" w:after="0" w:line="240" w:lineRule="auto"/>
+            </w:pPr>
+            <w:r>
+              <w:rPr>
+                <w:rFonts w:ascii="Noto Sans" w:hAnsi="Noto Sans"/>
+                <w:b w:val="0"/>
+                <w:color w:val="000000"/>
+                <w:sz w:val="20"/>
+              </w:rPr>
+              <w:t>4.3</w:t>
+            </w:r>
+          </w:p>
+        </w:tc>
+      </w:tr>
+      <w:tr>
+        <w:trPr>
+          <w:cantSplit/>
+        </w:trPr>
+        <w:tc>
+          <w:tcPr>
+            <w:tcW w:type="dxa" w:w="4464"/>
+            <w:shd w:fill="F4F4F2"/>
+          </w:tcPr>
+          <w:p>
+            <w:pPr>
+              <w:spacing w:before="0" w:after="0" w:line="240" w:lineRule="auto"/>
+            </w:pPr>
+            <w:r>
+              <w:rPr>
+                <w:rFonts w:ascii="Noto Sans" w:hAnsi="Noto Sans"/>
+                <w:b w:val="0"/>
+                <w:color w:val="000000"/>
+                <w:sz w:val="20"/>
+              </w:rPr>
+              <w:t>Maquinaria y equipo</w:t>
+            </w:r>
+          </w:p>
+        </w:tc>
+        <w:tc>
+          <w:tcPr>
+            <w:tcW w:type="dxa" w:w="2160"/>
+            <w:shd w:fill="F4F4F2"/>
+          </w:tcPr>
+          <w:p>
+            <w:pPr>
+              <w:spacing w:before="0" w:after="0" w:line="240" w:lineRule="auto"/>
+            </w:pPr>
+            <w:r>
+              <w:rPr>
+                <w:rFonts w:ascii="Noto Sans" w:hAnsi="Noto Sans"/>
+                <w:b w:val="0"/>
+                <w:color w:val="000000"/>
+                <w:sz w:val="20"/>
+              </w:rPr>
+              <w:t>6.2</w:t>
+            </w:r>
+          </w:p>
+        </w:tc>
+        <w:tc>
+          <w:tcPr>
+            <w:tcW w:type="dxa" w:w="2160"/>
+            <w:shd w:fill="F4F4F2"/>
+          </w:tcPr>
+          <w:p>
+            <w:pPr>
+              <w:spacing w:before="0" w:after="0" w:line="240" w:lineRule="auto"/>
+            </w:pPr>
+            <w:r>
+              <w:rPr>
+                <w:rFonts w:ascii="Noto Sans" w:hAnsi="Noto Sans"/>
+                <w:b w:val="0"/>
+                <w:color w:val="000000"/>
+                <w:sz w:val="20"/>
+              </w:rPr>
+              <w:t>-1.0</w:t>
+            </w:r>
+          </w:p>
+        </w:tc>
+      </w:tr>
+      <w:tr>
+        <w:trPr>
+          <w:cantSplit/>
+        </w:trPr>
+        <w:tc>
+          <w:tcPr>
+            <w:tcW w:type="dxa" w:w="4464"/>
+            <w:shd w:fill="FFFFFF"/>
+          </w:tcPr>
+          <w:p>
+            <w:pPr>
+              <w:spacing w:before="0" w:after="0" w:line="240" w:lineRule="auto"/>
+            </w:pPr>
+            <w:r>
+              <w:rPr>
+                <w:rFonts w:ascii="Noto Sans" w:hAnsi="Noto Sans"/>
+                <w:b w:val="0"/>
+                <w:color w:val="000000"/>
+                <w:sz w:val="20"/>
+              </w:rPr>
+              <w:t>Equipo nacional</w:t>
+            </w:r>
+          </w:p>
+        </w:tc>
+        <w:tc>
+          <w:tcPr>
+            <w:tcW w:type="dxa" w:w="2160"/>
+            <w:shd w:fill="FFFFFF"/>
+          </w:tcPr>
+          <w:p>
+            <w:pPr>
+              <w:spacing w:before="0" w:after="0" w:line="240" w:lineRule="auto"/>
+            </w:pPr>
+            <w:r>
+              <w:rPr>
+                <w:rFonts w:ascii="Noto Sans" w:hAnsi="Noto Sans"/>
+                <w:b w:val="0"/>
+                <w:color w:val="000000"/>
+                <w:sz w:val="20"/>
+              </w:rPr>
+              <w:t>-2.5</w:t>
+            </w:r>
+          </w:p>
+        </w:tc>
+        <w:tc>
+          <w:tcPr>
+            <w:tcW w:type="dxa" w:w="2160"/>
+            <w:shd w:fill="FFFFFF"/>
+          </w:tcPr>
+          <w:p>
+            <w:pPr>
+              <w:spacing w:before="0" w:after="0" w:line="240" w:lineRule="auto"/>
+            </w:pPr>
+            <w:r>
+              <w:rPr>
+                <w:rFonts w:ascii="Noto Sans" w:hAnsi="Noto Sans"/>
+                <w:b w:val="0"/>
+                <w:color w:val="000000"/>
+                <w:sz w:val="20"/>
+              </w:rPr>
+              <w:t>-8.0</w:t>
+            </w:r>
+          </w:p>
+        </w:tc>
+      </w:tr>
+      <w:tr>
+        <w:trPr>
+          <w:cantSplit/>
+        </w:trPr>
+        <w:tc>
+          <w:tcPr>
+            <w:tcW w:type="dxa" w:w="4464"/>
+            <w:shd w:fill="F4F4F2"/>
+          </w:tcPr>
+          <w:p>
+            <w:pPr>
+              <w:spacing w:before="0" w:after="0" w:line="240" w:lineRule="auto"/>
+            </w:pPr>
+            <w:r>
+              <w:rPr>
+                <w:rFonts w:ascii="Noto Sans" w:hAnsi="Noto Sans"/>
+                <w:b w:val="0"/>
+                <w:color w:val="000000"/>
+                <w:sz w:val="20"/>
+              </w:rPr>
+              <w:t>Equipo importado</w:t>
+            </w:r>
+          </w:p>
+        </w:tc>
+        <w:tc>
+          <w:tcPr>
+            <w:tcW w:type="dxa" w:w="2160"/>
+            <w:shd w:fill="F4F4F2"/>
+          </w:tcPr>
+          <w:p>
+            <w:pPr>
+              <w:spacing w:before="0" w:after="0" w:line="240" w:lineRule="auto"/>
+            </w:pPr>
+            <w:r>
+              <w:rPr>
+                <w:rFonts w:ascii="Noto Sans" w:hAnsi="Noto Sans"/>
+                <w:b w:val="0"/>
+                <w:color w:val="000000"/>
+                <w:sz w:val="20"/>
+              </w:rPr>
+              <w:t>11.5</w:t>
+            </w:r>
+          </w:p>
+        </w:tc>
+        <w:tc>
+          <w:tcPr>
+            <w:tcW w:type="dxa" w:w="2160"/>
+            <w:shd w:fill="F4F4F2"/>
+          </w:tcPr>
+          <w:p>
+            <w:pPr>
+              <w:spacing w:before="0" w:after="0" w:line="240" w:lineRule="auto"/>
+            </w:pPr>
+            <w:r>
+              <w:rPr>
+                <w:rFonts w:ascii="Noto Sans" w:hAnsi="Noto Sans"/>
+                <w:b w:val="0"/>
+                <w:color w:val="000000"/>
+                <w:sz w:val="20"/>
+              </w:rPr>
+              <w:t>3.5</w:t>
+            </w:r>
+          </w:p>
+        </w:tc>
+      </w:tr>
+    </w:tbl>
+    <w:p>
+      <w:pPr>
+        <w:keepNext w:val="0"/>
+        <w:spacing w:before="0" w:after="0" w:line="240" w:lineRule="auto"/>
+        <w:jc w:val="both"/>
+      </w:pPr>
       <w:r>
         <w:rPr>
-          <w:rFonts w:ascii="Calibri" w:hAnsi="Calibri" w:cs="Calibri"/>
-          <w:b/>
-          <w:color w:val="10312B"/>
-          <w:sz w:val="22"/>
+          <w:rFonts w:ascii="Noto Sans" w:hAnsi="Noto Sans"/>
+          <w:b w:val="0"/>
+          <w:color w:val="666666"/>
+          <w:sz w:val="16"/>
         </w:rPr>
-        <w:t>ó</w:t>
-      </w:r>
-      <w:r>
-        <w:rPr>
-          <w:rFonts w:ascii="Noto Sans Oriya" w:hAnsi="Noto Sans Oriya" w:cs="Noto Sans Oriya"/>
-          <w:b/>
-          <w:color w:val="10312B"/>
-          <w:sz w:val="22"/>
-        </w:rPr>
-        <w:t>n real acumulada enero-abril, por tipo de comprador</w:t>
+        <w:t>Fuente: INEGI, cuadro 2, p. 3. Cifras preliminares; anual contra el mismo mes del año anterior y acumulado contra enero al mismo mes del año anterior.</w:t>
       </w:r>
     </w:p>
     <w:p>
       <w:pPr>
-        <w:jc w:val="center"/>
-        <w:rPr>
-          <w:rFonts w:ascii="Noto Sans Oriya" w:hAnsi="Noto Sans Oriya" w:cs="Noto Sans Oriya"/>
-        </w:rPr>
+        <w:keepNext w:val="0"/>
+        <w:spacing w:before="0" w:after="0" w:line="240" w:lineRule="auto"/>
+        <w:jc w:val="both"/>
       </w:pPr>
       <w:r>
         <w:rPr>
-          <w:rFonts w:ascii="Noto Sans Oriya" w:hAnsi="Noto Sans Oriya" w:cs="Noto Sans Oriya"/>
-          <w:noProof/>
+          <w:rFonts w:ascii="Noto Sans" w:hAnsi="Noto Sans"/>
+          <w:b w:val="0"/>
+          <w:color w:val="000000"/>
+          <w:sz w:val="13"/>
         </w:rPr>
+      </w:r>
+    </w:p>
+    <w:p>
+      <w:pPr>
+        <w:keepNext/>
+        <w:spacing w:before="0" w:after="0" w:line="240" w:lineRule="auto"/>
+        <w:jc w:val="both"/>
+      </w:pPr>
+      <w:r>
+        <w:rPr>
+          <w:rFonts w:ascii="Noto Sans" w:hAnsi="Noto Sans"/>
+          <w:b/>
+          <w:color w:val="235B4C"/>
+          <w:sz w:val="22"/>
+        </w:rPr>
+        <w:t>Inversión por comprador</w:t>
+      </w:r>
+    </w:p>
+    <w:tbl>
+      <w:tblPr>
+        <w:tblW w:type="auto" w:w="0"/>
+        <w:tblLayout w:type="fixed"/>
+        <w:tblLook w:firstColumn="1" w:firstRow="1" w:lastColumn="0" w:lastRow="0" w:noHBand="0" w:noVBand="1" w:val="04A0"/>
+      </w:tblPr>
+      <w:tblGrid>
+        <w:gridCol w:w="4464"/>
+        <w:gridCol w:w="2160"/>
+        <w:gridCol w:w="2160"/>
+      </w:tblGrid>
+      <w:tr>
+        <w:trPr>
+          <w:cantSplit/>
+          <w:tblHeader/>
+        </w:trPr>
+        <w:tc>
+          <w:tcPr>
+            <w:tcW w:type="dxa" w:w="4464"/>
+            <w:shd w:fill="10312B"/>
+          </w:tcPr>
+          <w:p>
+            <w:pPr>
+              <w:spacing w:before="0" w:after="0" w:line="240" w:lineRule="auto"/>
+            </w:pPr>
+            <w:r>
+              <w:rPr>
+                <w:rFonts w:ascii="Noto Sans" w:hAnsi="Noto Sans"/>
+                <w:b/>
+                <w:color w:val="FFFFFF"/>
+                <w:sz w:val="20"/>
+              </w:rPr>
+              <w:t>Comprador del total</w:t>
+            </w:r>
+          </w:p>
+        </w:tc>
+        <w:tc>
+          <w:tcPr>
+            <w:tcW w:type="dxa" w:w="2160"/>
+            <w:shd w:fill="10312B"/>
+          </w:tcPr>
+          <w:p>
+            <w:pPr>
+              <w:spacing w:before="0" w:after="0" w:line="240" w:lineRule="auto"/>
+            </w:pPr>
+            <w:r>
+              <w:rPr>
+                <w:rFonts w:ascii="Noto Sans" w:hAnsi="Noto Sans"/>
+                <w:b/>
+                <w:color w:val="FFFFFF"/>
+                <w:sz w:val="20"/>
+              </w:rPr>
+              <w:t>Anual original (%)</w:t>
+            </w:r>
+          </w:p>
+        </w:tc>
+        <w:tc>
+          <w:tcPr>
+            <w:tcW w:type="dxa" w:w="2160"/>
+            <w:shd w:fill="10312B"/>
+          </w:tcPr>
+          <w:p>
+            <w:pPr>
+              <w:spacing w:before="0" w:after="0" w:line="240" w:lineRule="auto"/>
+            </w:pPr>
+            <w:r>
+              <w:rPr>
+                <w:rFonts w:ascii="Noto Sans" w:hAnsi="Noto Sans"/>
+                <w:b/>
+                <w:color w:val="FFFFFF"/>
+                <w:sz w:val="20"/>
+              </w:rPr>
+              <w:t>Enero–mes (%)</w:t>
+            </w:r>
+          </w:p>
+        </w:tc>
+      </w:tr>
+      <w:tr>
+        <w:trPr>
+          <w:cantSplit/>
+        </w:trPr>
+        <w:tc>
+          <w:tcPr>
+            <w:tcW w:type="dxa" w:w="4464"/>
+            <w:shd w:fill="F4F4F2"/>
+          </w:tcPr>
+          <w:p>
+            <w:pPr>
+              <w:spacing w:before="0" w:after="0" w:line="240" w:lineRule="auto"/>
+            </w:pPr>
+            <w:r>
+              <w:rPr>
+                <w:rFonts w:ascii="Noto Sans" w:hAnsi="Noto Sans"/>
+                <w:b w:val="0"/>
+                <w:color w:val="000000"/>
+                <w:sz w:val="20"/>
+              </w:rPr>
+              <w:t>Privado</w:t>
+            </w:r>
+          </w:p>
+        </w:tc>
+        <w:tc>
+          <w:tcPr>
+            <w:tcW w:type="dxa" w:w="2160"/>
+            <w:shd w:fill="F4F4F2"/>
+          </w:tcPr>
+          <w:p>
+            <w:pPr>
+              <w:spacing w:before="0" w:after="0" w:line="240" w:lineRule="auto"/>
+            </w:pPr>
+            <w:r>
+              <w:rPr>
+                <w:rFonts w:ascii="Noto Sans" w:hAnsi="Noto Sans"/>
+                <w:b w:val="0"/>
+                <w:color w:val="000000"/>
+                <w:sz w:val="20"/>
+              </w:rPr>
+              <w:t>6.7</w:t>
+            </w:r>
+          </w:p>
+        </w:tc>
+        <w:tc>
+          <w:tcPr>
+            <w:tcW w:type="dxa" w:w="2160"/>
+            <w:shd w:fill="F4F4F2"/>
+          </w:tcPr>
+          <w:p>
+            <w:pPr>
+              <w:spacing w:before="0" w:after="0" w:line="240" w:lineRule="auto"/>
+            </w:pPr>
+            <w:r>
+              <w:rPr>
+                <w:rFonts w:ascii="Noto Sans" w:hAnsi="Noto Sans"/>
+                <w:b w:val="0"/>
+                <w:color w:val="000000"/>
+                <w:sz w:val="20"/>
+              </w:rPr>
+              <w:t>0.4</w:t>
+            </w:r>
+          </w:p>
+        </w:tc>
+      </w:tr>
+      <w:tr>
+        <w:trPr>
+          <w:cantSplit/>
+        </w:trPr>
+        <w:tc>
+          <w:tcPr>
+            <w:tcW w:type="dxa" w:w="4464"/>
+            <w:shd w:fill="FFFFFF"/>
+          </w:tcPr>
+          <w:p>
+            <w:pPr>
+              <w:spacing w:before="0" w:after="0" w:line="240" w:lineRule="auto"/>
+            </w:pPr>
+            <w:r>
+              <w:rPr>
+                <w:rFonts w:ascii="Noto Sans" w:hAnsi="Noto Sans"/>
+                <w:b w:val="0"/>
+                <w:color w:val="000000"/>
+                <w:sz w:val="20"/>
+              </w:rPr>
+              <w:t>Público</w:t>
+            </w:r>
+          </w:p>
+        </w:tc>
+        <w:tc>
+          <w:tcPr>
+            <w:tcW w:type="dxa" w:w="2160"/>
+            <w:shd w:fill="FFFFFF"/>
+          </w:tcPr>
+          <w:p>
+            <w:pPr>
+              <w:spacing w:before="0" w:after="0" w:line="240" w:lineRule="auto"/>
+            </w:pPr>
+            <w:r>
+              <w:rPr>
+                <w:rFonts w:ascii="Noto Sans" w:hAnsi="Noto Sans"/>
+                <w:b w:val="0"/>
+                <w:color w:val="000000"/>
+                <w:sz w:val="20"/>
+              </w:rPr>
+              <w:t>6.2</w:t>
+            </w:r>
+          </w:p>
+        </w:tc>
+        <w:tc>
+          <w:tcPr>
+            <w:tcW w:type="dxa" w:w="2160"/>
+            <w:shd w:fill="FFFFFF"/>
+          </w:tcPr>
+          <w:p>
+            <w:pPr>
+              <w:spacing w:before="0" w:after="0" w:line="240" w:lineRule="auto"/>
+            </w:pPr>
+            <w:r>
+              <w:rPr>
+                <w:rFonts w:ascii="Noto Sans" w:hAnsi="Noto Sans"/>
+                <w:b w:val="0"/>
+                <w:color w:val="000000"/>
+                <w:sz w:val="20"/>
+              </w:rPr>
+              <w:t>10.2</w:t>
+            </w:r>
+          </w:p>
+        </w:tc>
+      </w:tr>
+    </w:tbl>
+    <w:p>
+      <w:pPr>
+        <w:keepNext w:val="0"/>
+        <w:spacing w:before="0" w:after="0" w:line="240" w:lineRule="auto"/>
+        <w:jc w:val="both"/>
+      </w:pPr>
+      <w:r>
+        <w:rPr>
+          <w:rFonts w:ascii="Noto Sans" w:hAnsi="Noto Sans"/>
+          <w:b w:val="0"/>
+          <w:color w:val="666666"/>
+          <w:sz w:val="16"/>
+        </w:rPr>
+        <w:t>Fuente: cuadro 2, tipo de bien y comprador. Cifras originales preliminares. El comprador público o privado se identifica explícitamente en el boletín.</w:t>
+      </w:r>
+    </w:p>
+    <w:p>
+      <w:r>
         <w:drawing>
-          <wp:inline distT="0" distB="0" distL="0" distR="0">
-            <wp:extent cx="4341412" cy="1607022"/>
-            <wp:effectExtent l="0" t="0" r="2540" b="6350"/>
-            <wp:docPr id="7" name="Picture 7"/>
+          <wp:inline xmlns:a="http://schemas.openxmlformats.org/drawingml/2006/main" xmlns:pic="http://schemas.openxmlformats.org/drawingml/2006/picture">
+            <wp:extent cx="5532120" cy="1587084"/>
+            <wp:docPr id="2" name="Picture 2"/>
             <wp:cNvGraphicFramePr>
-              <a:graphicFrameLocks xmlns:a="http://schemas.openxmlformats.org/drawingml/2006/main" noChangeAspect="1"/>
+              <a:graphicFrameLocks noChangeAspect="1"/>
             </wp:cNvGraphicFramePr>
-            <a:graphic xmlns:a="http://schemas.openxmlformats.org/drawingml/2006/main">
+            <a:graphic>
               <a:graphicData uri="http://schemas.openxmlformats.org/drawingml/2006/picture">
-                <pic:pic xmlns:pic="http://schemas.openxmlformats.org/drawingml/2006/picture">
+                <pic:pic>
                   <pic:nvPicPr>
-                    <pic:cNvPr id="0" name="chart2.png"/>
+                    <pic:cNvPr id="0" name="comprador.png"/>
                     <pic:cNvPicPr/>
                   </pic:nvPicPr>
                   <pic:blipFill>
-                    <a:blip r:embed="rId10"/>
+                    <a:blip r:embed="rId15"/>
                     <a:stretch>
                       <a:fillRect/>
                     </a:stretch>
@@ -1870,11 +1770,9 @@
                   <pic:spPr>
                     <a:xfrm>
                       <a:off x="0" y="0"/>
-                      <a:ext cx="4391618" cy="1625606"/>
+                      <a:ext cx="5532120" cy="1587084"/>
                     </a:xfrm>
-                    <a:prstGeom prst="rect">
-                      <a:avLst/>
-                    </a:prstGeom>
+                    <a:prstGeom prst="rect"/>
                   </pic:spPr>
                 </pic:pic>
               </a:graphicData>
@@ -1885,1421 +1783,134 @@
     </w:p>
     <w:p>
       <w:pPr>
-        <w:rPr>
-          <w:rFonts w:ascii="Noto Sans Oriya" w:hAnsi="Noto Sans Oriya" w:cs="Noto Sans Oriya"/>
-          <w:color w:val="4C545B"/>
-          <w:sz w:val="15"/>
-        </w:rPr>
+        <w:keepNext w:val="0"/>
+        <w:spacing w:before="0" w:after="0" w:line="240" w:lineRule="auto"/>
+        <w:jc w:val="both"/>
       </w:pPr>
       <w:r>
         <w:rPr>
-          <w:rFonts w:ascii="Noto Sans Oriya" w:hAnsi="Noto Sans Oriya" w:cs="Noto Sans Oriya"/>
-          <w:b/>
-          <w:color w:val="4C545B"/>
-          <w:sz w:val="15"/>
+          <w:rFonts w:ascii="Noto Sans" w:hAnsi="Noto Sans"/>
+          <w:b w:val="0"/>
+          <w:color w:val="666666"/>
+          <w:sz w:val="16"/>
         </w:rPr>
-        <w:t>Fuente:</w:t>
-      </w:r>
-      <w:r>
-        <w:rPr>
-          <w:rFonts w:ascii="Noto Sans Oriya" w:hAnsi="Noto Sans Oriya" w:cs="Noto Sans Oriya"/>
-          <w:color w:val="4C545B"/>
-          <w:sz w:val="15"/>
-        </w:rPr>
-        <w:t xml:space="preserve"> INEGI, IMFBCF, Bolet</w:t>
-      </w:r>
-      <w:r>
-        <w:rPr>
-          <w:rFonts w:ascii="Calibri" w:hAnsi="Calibri" w:cs="Calibri"/>
-          <w:color w:val="4C545B"/>
-          <w:sz w:val="15"/>
-        </w:rPr>
-        <w:t>í</w:t>
-      </w:r>
-      <w:r>
-        <w:rPr>
-          <w:rFonts w:ascii="Noto Sans Oriya" w:hAnsi="Noto Sans Oriya" w:cs="Noto Sans Oriya"/>
-          <w:color w:val="4C545B"/>
-          <w:sz w:val="15"/>
-        </w:rPr>
-        <w:t>n de Indicador 413/26. Cifras originales, acumulado enero-abril.</w:t>
+        <w:t>Verde: privado. Dorado: público. Fuente: cuadro 2. Tasas de cada agregado; no son participaciones ni contribuciones al total.</w:t>
       </w:r>
     </w:p>
     <w:p>
       <w:pPr>
+        <w:keepNext w:val="0"/>
+        <w:spacing w:before="0" w:after="0" w:line="240" w:lineRule="auto"/>
         <w:jc w:val="both"/>
-        <w:rPr>
-          <w:rFonts w:ascii="Noto Sans Oriya" w:hAnsi="Noto Sans Oriya" w:cs="Noto Sans Oriya"/>
-          <w:color w:val="10312B"/>
-          <w:sz w:val="20"/>
-        </w:rPr>
       </w:pPr>
       <w:r>
         <w:rPr>
-          <w:rFonts w:ascii="Noto Sans Oriya" w:hAnsi="Noto Sans Oriya" w:cs="Noto Sans Oriya"/>
-          <w:color w:val="10312B"/>
-          <w:sz w:val="20"/>
+          <w:rFonts w:ascii="Noto Sans" w:hAnsi="Noto Sans"/>
+          <w:b w:val="0"/>
+          <w:color w:val="000000"/>
+          <w:sz w:val="13"/>
         </w:rPr>
-        <w:t>La inversi</w:t>
-      </w:r>
-      <w:r>
-        <w:rPr>
-          <w:rFonts w:ascii="Calibri" w:hAnsi="Calibri" w:cs="Calibri"/>
-          <w:color w:val="10312B"/>
-          <w:sz w:val="20"/>
-        </w:rPr>
-        <w:t>ó</w:t>
-      </w:r>
-      <w:r>
-        <w:rPr>
-          <w:rFonts w:ascii="Noto Sans Oriya" w:hAnsi="Noto Sans Oriya" w:cs="Noto Sans Oriya"/>
-          <w:color w:val="10312B"/>
-          <w:sz w:val="20"/>
-        </w:rPr>
-        <w:t>n p</w:t>
-      </w:r>
-      <w:r>
-        <w:rPr>
-          <w:rFonts w:ascii="Calibri" w:hAnsi="Calibri" w:cs="Calibri"/>
-          <w:color w:val="10312B"/>
-          <w:sz w:val="20"/>
-        </w:rPr>
-        <w:t>ú</w:t>
-      </w:r>
-      <w:r>
-        <w:rPr>
-          <w:rFonts w:ascii="Noto Sans Oriya" w:hAnsi="Noto Sans Oriya" w:cs="Noto Sans Oriya"/>
-          <w:color w:val="10312B"/>
-          <w:sz w:val="20"/>
-        </w:rPr>
-        <w:t>blica mostr</w:t>
-      </w:r>
-      <w:r>
-        <w:rPr>
-          <w:rFonts w:ascii="Calibri" w:hAnsi="Calibri" w:cs="Calibri"/>
-          <w:color w:val="10312B"/>
-          <w:sz w:val="20"/>
-        </w:rPr>
-        <w:t>ó</w:t>
-      </w:r>
-      <w:r>
-        <w:rPr>
-          <w:rFonts w:ascii="Noto Sans Oriya" w:hAnsi="Noto Sans Oriya" w:cs="Noto Sans Oriya"/>
-          <w:color w:val="10312B"/>
-          <w:sz w:val="20"/>
-        </w:rPr>
-        <w:t xml:space="preserve"> avances en los principales rubros, mientras que la privada a</w:t>
-      </w:r>
-      <w:r>
-        <w:rPr>
-          <w:rFonts w:ascii="Calibri" w:hAnsi="Calibri" w:cs="Calibri"/>
-          <w:color w:val="10312B"/>
-          <w:sz w:val="20"/>
-        </w:rPr>
-        <w:t>ú</w:t>
-      </w:r>
-      <w:r>
-        <w:rPr>
-          <w:rFonts w:ascii="Noto Sans Oriya" w:hAnsi="Noto Sans Oriya" w:cs="Noto Sans Oriya"/>
-          <w:color w:val="10312B"/>
-          <w:sz w:val="20"/>
-        </w:rPr>
-        <w:t>n presenta variaciones negativas en el acumulado.</w:t>
       </w:r>
     </w:p>
     <w:p>
       <w:pPr>
+        <w:keepNext/>
+        <w:spacing w:before="0" w:after="0" w:line="240" w:lineRule="auto"/>
         <w:jc w:val="both"/>
-        <w:rPr>
-          <w:rFonts w:ascii="Noto Sans Oriya" w:hAnsi="Noto Sans Oriya" w:cs="Noto Sans Oriya"/>
-          <w:sz w:val="6"/>
-          <w:szCs w:val="10"/>
-        </w:rPr>
-      </w:pPr>
-    </w:p>
-    <w:p>
-      <w:pPr>
-        <w:shd w:val="clear" w:color="auto" w:fill="235B4C"/>
-        <w:jc w:val="both"/>
-        <w:rPr>
-          <w:rFonts w:ascii="Noto Sans Oriya" w:hAnsi="Noto Sans Oriya" w:cs="Noto Sans Oriya"/>
-        </w:rPr>
       </w:pPr>
       <w:r>
         <w:rPr>
-          <w:rFonts w:ascii="Noto Sans Oriya" w:hAnsi="Noto Sans Oriya" w:cs="Noto Sans Oriya"/>
+          <w:rFonts w:ascii="Noto Sans" w:hAnsi="Noto Sans"/>
           <w:b/>
-          <w:color w:val="FFFFFF"/>
+          <w:color w:val="235B4C"/>
           <w:sz w:val="22"/>
         </w:rPr>
-        <w:t>Variaci</w:t>
-      </w:r>
-      <w:r>
-        <w:rPr>
-          <w:rFonts w:ascii="Calibri" w:hAnsi="Calibri" w:cs="Calibri"/>
-          <w:b/>
-          <w:color w:val="FFFFFF"/>
-          <w:sz w:val="22"/>
-        </w:rPr>
-        <w:t>ó</w:t>
-      </w:r>
-      <w:r>
-        <w:rPr>
-          <w:rFonts w:ascii="Noto Sans Oriya" w:hAnsi="Noto Sans Oriya" w:cs="Noto Sans Oriya"/>
-          <w:b/>
-          <w:color w:val="FFFFFF"/>
-          <w:sz w:val="22"/>
-        </w:rPr>
-        <w:t>n por componentes</w:t>
-      </w:r>
-    </w:p>
-    <w:tbl>
-      <w:tblPr>
-        <w:tblStyle w:val="Tablaconcuadrcula"/>
-        <w:tblW w:w="8828" w:type="dxa"/>
-        <w:tblCellMar>
-          <w:top w:w="20" w:type="dxa"/>
-          <w:left w:w="60" w:type="dxa"/>
-          <w:bottom w:w="20" w:type="dxa"/>
-          <w:right w:w="60" w:type="dxa"/>
-        </w:tblCellMar>
-        <w:tblLook w:val="04A0" w:firstRow="1" w:lastRow="0" w:firstColumn="1" w:lastColumn="0" w:noHBand="0" w:noVBand="1"/>
-      </w:tblPr>
-      <w:tblGrid>
-        <w:gridCol w:w="4414"/>
-        <w:gridCol w:w="2207"/>
-        <w:gridCol w:w="2207"/>
-      </w:tblGrid>
-      <w:tr>
-        <w:tc>
-          <w:tcPr>
-            <w:tcW w:w="4414" w:type="dxa"/>
-            <w:shd w:val="clear" w:color="auto" w:fill="235B4C"/>
-          </w:tcPr>
-          <w:p>
-            <w:pPr>
-              <w:rPr>
-                <w:rFonts w:ascii="Noto Sans Oriya" w:hAnsi="Noto Sans Oriya" w:cs="Noto Sans Oriya"/>
-              </w:rPr>
-            </w:pPr>
-            <w:r>
-              <w:rPr>
-                <w:rFonts w:ascii="Noto Sans Oriya" w:hAnsi="Noto Sans Oriya" w:cs="Noto Sans Oriya"/>
-                <w:b/>
-                <w:color w:val="FFFFFF"/>
-                <w:sz w:val="17"/>
-              </w:rPr>
-              <w:t>Componente</w:t>
-            </w:r>
-          </w:p>
-        </w:tc>
-        <w:tc>
-          <w:tcPr>
-            <w:tcW w:w="2207" w:type="dxa"/>
-            <w:shd w:val="clear" w:color="auto" w:fill="235B4C"/>
-          </w:tcPr>
-          <w:p>
-            <w:pPr>
-              <w:jc w:val="center"/>
-              <w:rPr>
-                <w:rFonts w:ascii="Noto Sans Oriya" w:hAnsi="Noto Sans Oriya" w:cs="Noto Sans Oriya"/>
-              </w:rPr>
-            </w:pPr>
-            <w:r>
-              <w:rPr>
-                <w:rFonts w:ascii="Noto Sans Oriya" w:hAnsi="Noto Sans Oriya" w:cs="Noto Sans Oriya"/>
-                <w:b/>
-                <w:color w:val="FFFFFF"/>
-                <w:sz w:val="17"/>
-              </w:rPr>
-              <w:t>Var. mensual</w:t>
-            </w:r>
-          </w:p>
-        </w:tc>
-        <w:tc>
-          <w:tcPr>
-            <w:tcW w:w="2207" w:type="dxa"/>
-            <w:shd w:val="clear" w:color="auto" w:fill="235B4C"/>
-          </w:tcPr>
-          <w:p>
-            <w:pPr>
-              <w:jc w:val="center"/>
-              <w:rPr>
-                <w:rFonts w:ascii="Noto Sans Oriya" w:hAnsi="Noto Sans Oriya" w:cs="Noto Sans Oriya"/>
-              </w:rPr>
-            </w:pPr>
-            <w:r>
-              <w:rPr>
-                <w:rFonts w:ascii="Noto Sans Oriya" w:hAnsi="Noto Sans Oriya" w:cs="Noto Sans Oriya"/>
-                <w:b/>
-                <w:color w:val="FFFFFF"/>
-                <w:sz w:val="17"/>
-              </w:rPr>
-              <w:t>Var. anual</w:t>
-            </w:r>
-          </w:p>
-        </w:tc>
-      </w:tr>
-      <w:tr>
-        <w:tc>
-          <w:tcPr>
-            <w:tcW w:w="4414" w:type="dxa"/>
-            <w:shd w:val="clear" w:color="auto" w:fill="F4F4F2"/>
-          </w:tcPr>
-          <w:p>
-            <w:pPr>
-              <w:rPr>
-                <w:rFonts w:ascii="Noto Sans Oriya" w:hAnsi="Noto Sans Oriya" w:cs="Noto Sans Oriya"/>
-              </w:rPr>
-            </w:pPr>
-            <w:r>
-              <w:rPr>
-                <w:rFonts w:ascii="Noto Sans Oriya" w:hAnsi="Noto Sans Oriya" w:cs="Noto Sans Oriya"/>
-                <w:color w:val="000000"/>
-                <w:sz w:val="16"/>
-              </w:rPr>
-              <w:t>Formaci</w:t>
-            </w:r>
-            <w:r>
-              <w:rPr>
-                <w:rFonts w:ascii="Calibri" w:hAnsi="Calibri" w:cs="Calibri"/>
-                <w:color w:val="000000"/>
-                <w:sz w:val="16"/>
-              </w:rPr>
-              <w:t>ó</w:t>
-            </w:r>
-            <w:r>
-              <w:rPr>
-                <w:rFonts w:ascii="Noto Sans Oriya" w:hAnsi="Noto Sans Oriya" w:cs="Noto Sans Oriya"/>
-                <w:color w:val="000000"/>
-                <w:sz w:val="16"/>
-              </w:rPr>
-              <w:t>n bruta de capital fijo (Total)</w:t>
-            </w:r>
-          </w:p>
-        </w:tc>
-        <w:tc>
-          <w:tcPr>
-            <w:tcW w:w="2207" w:type="dxa"/>
-            <w:shd w:val="clear" w:color="auto" w:fill="F4F4F2"/>
-            <w:vAlign w:val="center"/>
-          </w:tcPr>
-          <w:p>
-            <w:pPr>
-              <w:jc w:val="center"/>
-              <w:rPr>
-                <w:rFonts w:ascii="Noto Sans Oriya" w:hAnsi="Noto Sans Oriya" w:cs="Noto Sans Oriya"/>
-              </w:rPr>
-            </w:pPr>
-            <w:r>
-              <w:rPr>
-                <w:rFonts w:ascii="Arial" w:hAnsi="Arial" w:cs="Arial"/>
-                <w:color w:val="000000"/>
-                <w:sz w:val="16"/>
-              </w:rPr>
-              <w:t>▲</w:t>
-            </w:r>
-            <w:r>
-              <w:rPr>
-                <w:rFonts w:ascii="Noto Sans Oriya" w:hAnsi="Noto Sans Oriya" w:cs="Noto Sans Oriya"/>
-                <w:color w:val="000000"/>
-                <w:sz w:val="16"/>
-              </w:rPr>
-              <w:t xml:space="preserve"> 4.0 %</w:t>
-            </w:r>
-          </w:p>
-        </w:tc>
-        <w:tc>
-          <w:tcPr>
-            <w:tcW w:w="2207" w:type="dxa"/>
-            <w:shd w:val="clear" w:color="auto" w:fill="F4F4F2"/>
-            <w:vAlign w:val="center"/>
-          </w:tcPr>
-          <w:p>
-            <w:pPr>
-              <w:jc w:val="center"/>
-              <w:rPr>
-                <w:rFonts w:ascii="Noto Sans Oriya" w:hAnsi="Noto Sans Oriya" w:cs="Noto Sans Oriya"/>
-              </w:rPr>
-            </w:pPr>
-            <w:r>
-              <w:rPr>
-                <w:rFonts w:ascii="Arial" w:hAnsi="Arial" w:cs="Arial"/>
-                <w:color w:val="000000"/>
-                <w:sz w:val="16"/>
-              </w:rPr>
-              <w:t>▲</w:t>
-            </w:r>
-            <w:r>
-              <w:rPr>
-                <w:rFonts w:ascii="Noto Sans Oriya" w:hAnsi="Noto Sans Oriya" w:cs="Noto Sans Oriya"/>
-                <w:color w:val="000000"/>
-                <w:sz w:val="16"/>
-              </w:rPr>
-              <w:t xml:space="preserve"> 5.1 %</w:t>
-            </w:r>
-          </w:p>
-        </w:tc>
-      </w:tr>
-      <w:tr>
-        <w:tc>
-          <w:tcPr>
-            <w:tcW w:w="4414" w:type="dxa"/>
-            <w:shd w:val="clear" w:color="auto" w:fill="FFFFFF"/>
-          </w:tcPr>
-          <w:p>
-            <w:pPr>
-              <w:rPr>
-                <w:rFonts w:ascii="Noto Sans Oriya" w:hAnsi="Noto Sans Oriya" w:cs="Noto Sans Oriya"/>
-              </w:rPr>
-            </w:pPr>
-            <w:r>
-              <w:rPr>
-                <w:rFonts w:ascii="Noto Sans Oriya" w:hAnsi="Noto Sans Oriya" w:cs="Noto Sans Oriya"/>
-                <w:color w:val="000000"/>
-                <w:sz w:val="16"/>
-              </w:rPr>
-              <w:t>Construcci</w:t>
-            </w:r>
-            <w:r>
-              <w:rPr>
-                <w:rFonts w:ascii="Calibri" w:hAnsi="Calibri" w:cs="Calibri"/>
-                <w:color w:val="000000"/>
-                <w:sz w:val="16"/>
-              </w:rPr>
-              <w:t>ó</w:t>
-            </w:r>
-            <w:r>
-              <w:rPr>
-                <w:rFonts w:ascii="Noto Sans Oriya" w:hAnsi="Noto Sans Oriya" w:cs="Noto Sans Oriya"/>
-                <w:color w:val="000000"/>
-                <w:sz w:val="16"/>
-              </w:rPr>
-              <w:t>n (Total)</w:t>
-            </w:r>
-          </w:p>
-        </w:tc>
-        <w:tc>
-          <w:tcPr>
-            <w:tcW w:w="2207" w:type="dxa"/>
-            <w:shd w:val="clear" w:color="auto" w:fill="FFFFFF"/>
-            <w:vAlign w:val="center"/>
-          </w:tcPr>
-          <w:p>
-            <w:pPr>
-              <w:jc w:val="center"/>
-              <w:rPr>
-                <w:rFonts w:ascii="Noto Sans Oriya" w:hAnsi="Noto Sans Oriya" w:cs="Noto Sans Oriya"/>
-              </w:rPr>
-            </w:pPr>
-            <w:r>
-              <w:rPr>
-                <w:rFonts w:ascii="Arial" w:hAnsi="Arial" w:cs="Arial"/>
-                <w:color w:val="000000"/>
-                <w:sz w:val="16"/>
-              </w:rPr>
-              <w:t>▲</w:t>
-            </w:r>
-            <w:r>
-              <w:rPr>
-                <w:rFonts w:ascii="Noto Sans Oriya" w:hAnsi="Noto Sans Oriya" w:cs="Noto Sans Oriya"/>
-                <w:color w:val="000000"/>
-                <w:sz w:val="16"/>
-              </w:rPr>
-              <w:t xml:space="preserve"> 6.5 %</w:t>
-            </w:r>
-          </w:p>
-        </w:tc>
-        <w:tc>
-          <w:tcPr>
-            <w:tcW w:w="2207" w:type="dxa"/>
-            <w:shd w:val="clear" w:color="auto" w:fill="FFFFFF"/>
-            <w:vAlign w:val="center"/>
-          </w:tcPr>
-          <w:p>
-            <w:pPr>
-              <w:jc w:val="center"/>
-              <w:rPr>
-                <w:rFonts w:ascii="Noto Sans Oriya" w:hAnsi="Noto Sans Oriya" w:cs="Noto Sans Oriya"/>
-              </w:rPr>
-            </w:pPr>
-            <w:r>
-              <w:rPr>
-                <w:rFonts w:ascii="Arial" w:hAnsi="Arial" w:cs="Arial"/>
-                <w:color w:val="000000"/>
-                <w:sz w:val="16"/>
-              </w:rPr>
-              <w:t>▲</w:t>
-            </w:r>
-            <w:r>
-              <w:rPr>
-                <w:rFonts w:ascii="Noto Sans Oriya" w:hAnsi="Noto Sans Oriya" w:cs="Noto Sans Oriya"/>
-                <w:color w:val="000000"/>
-                <w:sz w:val="16"/>
-              </w:rPr>
-              <w:t xml:space="preserve"> 8.8 %</w:t>
-            </w:r>
-          </w:p>
-        </w:tc>
-      </w:tr>
-      <w:tr>
-        <w:tc>
-          <w:tcPr>
-            <w:tcW w:w="4414" w:type="dxa"/>
-            <w:shd w:val="clear" w:color="auto" w:fill="F4F4F2"/>
-          </w:tcPr>
-          <w:p>
-            <w:pPr>
-              <w:ind w:left="180"/>
-              <w:rPr>
-                <w:rFonts w:ascii="Noto Sans Oriya" w:hAnsi="Noto Sans Oriya" w:cs="Noto Sans Oriya"/>
-              </w:rPr>
-            </w:pPr>
-            <w:r>
-              <w:rPr>
-                <w:rFonts w:ascii="Noto Sans Oriya" w:hAnsi="Noto Sans Oriya" w:cs="Noto Sans Oriya"/>
-                <w:color w:val="000000"/>
-                <w:sz w:val="16"/>
-              </w:rPr>
-              <w:t>Construcci</w:t>
-            </w:r>
-            <w:r>
-              <w:rPr>
-                <w:rFonts w:ascii="Calibri" w:hAnsi="Calibri" w:cs="Calibri"/>
-                <w:color w:val="000000"/>
-                <w:sz w:val="16"/>
-              </w:rPr>
-              <w:t>ó</w:t>
-            </w:r>
-            <w:r>
-              <w:rPr>
-                <w:rFonts w:ascii="Noto Sans Oriya" w:hAnsi="Noto Sans Oriya" w:cs="Noto Sans Oriya"/>
-                <w:color w:val="000000"/>
-                <w:sz w:val="16"/>
-              </w:rPr>
-              <w:t>n residencial</w:t>
-            </w:r>
-          </w:p>
-        </w:tc>
-        <w:tc>
-          <w:tcPr>
-            <w:tcW w:w="2207" w:type="dxa"/>
-            <w:shd w:val="clear" w:color="auto" w:fill="F4F4F2"/>
-            <w:vAlign w:val="center"/>
-          </w:tcPr>
-          <w:p>
-            <w:pPr>
-              <w:jc w:val="center"/>
-              <w:rPr>
-                <w:rFonts w:ascii="Noto Sans Oriya" w:hAnsi="Noto Sans Oriya" w:cs="Noto Sans Oriya"/>
-              </w:rPr>
-            </w:pPr>
-            <w:r>
-              <w:rPr>
-                <w:rFonts w:ascii="Arial" w:hAnsi="Arial" w:cs="Arial"/>
-                <w:color w:val="000000"/>
-                <w:sz w:val="16"/>
-              </w:rPr>
-              <w:t>▲</w:t>
-            </w:r>
-            <w:r>
-              <w:rPr>
-                <w:rFonts w:ascii="Noto Sans Oriya" w:hAnsi="Noto Sans Oriya" w:cs="Noto Sans Oriya"/>
-                <w:color w:val="000000"/>
-                <w:sz w:val="16"/>
-              </w:rPr>
-              <w:t xml:space="preserve"> 12.4 %</w:t>
-            </w:r>
-          </w:p>
-        </w:tc>
-        <w:tc>
-          <w:tcPr>
-            <w:tcW w:w="2207" w:type="dxa"/>
-            <w:shd w:val="clear" w:color="auto" w:fill="F4F4F2"/>
-            <w:vAlign w:val="center"/>
-          </w:tcPr>
-          <w:p>
-            <w:pPr>
-              <w:jc w:val="center"/>
-              <w:rPr>
-                <w:rFonts w:ascii="Noto Sans Oriya" w:hAnsi="Noto Sans Oriya" w:cs="Noto Sans Oriya"/>
-              </w:rPr>
-            </w:pPr>
-            <w:r>
-              <w:rPr>
-                <w:rFonts w:ascii="Arial" w:hAnsi="Arial" w:cs="Arial"/>
-                <w:color w:val="000000"/>
-                <w:sz w:val="16"/>
-              </w:rPr>
-              <w:t>▲</w:t>
-            </w:r>
-            <w:r>
-              <w:rPr>
-                <w:rFonts w:ascii="Noto Sans Oriya" w:hAnsi="Noto Sans Oriya" w:cs="Noto Sans Oriya"/>
-                <w:color w:val="000000"/>
-                <w:sz w:val="16"/>
-              </w:rPr>
-              <w:t xml:space="preserve"> 16.7 %</w:t>
-            </w:r>
-          </w:p>
-        </w:tc>
-      </w:tr>
-      <w:tr>
-        <w:tc>
-          <w:tcPr>
-            <w:tcW w:w="4414" w:type="dxa"/>
-            <w:shd w:val="clear" w:color="auto" w:fill="FFFFFF"/>
-          </w:tcPr>
-          <w:p>
-            <w:pPr>
-              <w:ind w:left="180"/>
-              <w:rPr>
-                <w:rFonts w:ascii="Noto Sans Oriya" w:hAnsi="Noto Sans Oriya" w:cs="Noto Sans Oriya"/>
-              </w:rPr>
-            </w:pPr>
-            <w:r>
-              <w:rPr>
-                <w:rFonts w:ascii="Noto Sans Oriya" w:hAnsi="Noto Sans Oriya" w:cs="Noto Sans Oriya"/>
-                <w:color w:val="000000"/>
-                <w:sz w:val="16"/>
-              </w:rPr>
-              <w:t>Construcci</w:t>
-            </w:r>
-            <w:r>
-              <w:rPr>
-                <w:rFonts w:ascii="Calibri" w:hAnsi="Calibri" w:cs="Calibri"/>
-                <w:color w:val="000000"/>
-                <w:sz w:val="16"/>
-              </w:rPr>
-              <w:t>ó</w:t>
-            </w:r>
-            <w:r>
-              <w:rPr>
-                <w:rFonts w:ascii="Noto Sans Oriya" w:hAnsi="Noto Sans Oriya" w:cs="Noto Sans Oriya"/>
-                <w:color w:val="000000"/>
-                <w:sz w:val="16"/>
-              </w:rPr>
-              <w:t>n no residencial</w:t>
-            </w:r>
-          </w:p>
-        </w:tc>
-        <w:tc>
-          <w:tcPr>
-            <w:tcW w:w="2207" w:type="dxa"/>
-            <w:shd w:val="clear" w:color="auto" w:fill="FFFFFF"/>
-            <w:vAlign w:val="center"/>
-          </w:tcPr>
-          <w:p>
-            <w:pPr>
-              <w:jc w:val="center"/>
-              <w:rPr>
-                <w:rFonts w:ascii="Noto Sans Oriya" w:hAnsi="Noto Sans Oriya" w:cs="Noto Sans Oriya"/>
-              </w:rPr>
-            </w:pPr>
-            <w:r>
-              <w:rPr>
-                <w:rFonts w:ascii="Arial" w:hAnsi="Arial" w:cs="Arial"/>
-                <w:color w:val="000000"/>
-                <w:sz w:val="16"/>
-              </w:rPr>
-              <w:t>▲</w:t>
-            </w:r>
-            <w:r>
-              <w:rPr>
-                <w:rFonts w:ascii="Noto Sans Oriya" w:hAnsi="Noto Sans Oriya" w:cs="Noto Sans Oriya"/>
-                <w:color w:val="000000"/>
-                <w:sz w:val="16"/>
-              </w:rPr>
-              <w:t xml:space="preserve"> 0.1 %</w:t>
-            </w:r>
-          </w:p>
-        </w:tc>
-        <w:tc>
-          <w:tcPr>
-            <w:tcW w:w="2207" w:type="dxa"/>
-            <w:shd w:val="clear" w:color="auto" w:fill="FFFFFF"/>
-            <w:vAlign w:val="center"/>
-          </w:tcPr>
-          <w:p>
-            <w:pPr>
-              <w:jc w:val="center"/>
-              <w:rPr>
-                <w:rFonts w:ascii="Noto Sans Oriya" w:hAnsi="Noto Sans Oriya" w:cs="Noto Sans Oriya"/>
-              </w:rPr>
-            </w:pPr>
-            <w:r>
-              <w:rPr>
-                <w:rFonts w:ascii="Arial" w:hAnsi="Arial" w:cs="Arial"/>
-                <w:color w:val="000000"/>
-                <w:sz w:val="16"/>
-              </w:rPr>
-              <w:t>▲</w:t>
-            </w:r>
-            <w:r>
-              <w:rPr>
-                <w:rFonts w:ascii="Noto Sans Oriya" w:hAnsi="Noto Sans Oriya" w:cs="Noto Sans Oriya"/>
-                <w:color w:val="000000"/>
-                <w:sz w:val="16"/>
-              </w:rPr>
-              <w:t xml:space="preserve"> 1.1 %</w:t>
-            </w:r>
-          </w:p>
-        </w:tc>
-      </w:tr>
-      <w:tr>
-        <w:tc>
-          <w:tcPr>
-            <w:tcW w:w="4414" w:type="dxa"/>
-            <w:shd w:val="clear" w:color="auto" w:fill="F4F4F2"/>
-          </w:tcPr>
-          <w:p>
-            <w:pPr>
-              <w:rPr>
-                <w:rFonts w:ascii="Noto Sans Oriya" w:hAnsi="Noto Sans Oriya" w:cs="Noto Sans Oriya"/>
-              </w:rPr>
-            </w:pPr>
-            <w:r>
-              <w:rPr>
-                <w:rFonts w:ascii="Noto Sans Oriya" w:hAnsi="Noto Sans Oriya" w:cs="Noto Sans Oriya"/>
-                <w:color w:val="000000"/>
-                <w:sz w:val="16"/>
-              </w:rPr>
-              <w:t>Maquinaria y equipo (Total)</w:t>
-            </w:r>
-          </w:p>
-        </w:tc>
-        <w:tc>
-          <w:tcPr>
-            <w:tcW w:w="2207" w:type="dxa"/>
-            <w:shd w:val="clear" w:color="auto" w:fill="F4F4F2"/>
-            <w:vAlign w:val="center"/>
-          </w:tcPr>
-          <w:p>
-            <w:pPr>
-              <w:jc w:val="center"/>
-              <w:rPr>
-                <w:rFonts w:ascii="Noto Sans Oriya" w:hAnsi="Noto Sans Oriya" w:cs="Noto Sans Oriya"/>
-              </w:rPr>
-            </w:pPr>
-            <w:r>
-              <w:rPr>
-                <w:rFonts w:ascii="Arial" w:hAnsi="Arial" w:cs="Arial"/>
-                <w:color w:val="000000"/>
-                <w:sz w:val="16"/>
-              </w:rPr>
-              <w:t>▲</w:t>
-            </w:r>
-            <w:r>
-              <w:rPr>
-                <w:rFonts w:ascii="Noto Sans Oriya" w:hAnsi="Noto Sans Oriya" w:cs="Noto Sans Oriya"/>
-                <w:color w:val="000000"/>
-                <w:sz w:val="16"/>
-              </w:rPr>
-              <w:t xml:space="preserve"> 2.0 %</w:t>
-            </w:r>
-          </w:p>
-        </w:tc>
-        <w:tc>
-          <w:tcPr>
-            <w:tcW w:w="2207" w:type="dxa"/>
-            <w:shd w:val="clear" w:color="auto" w:fill="F4F4F2"/>
-            <w:vAlign w:val="center"/>
-          </w:tcPr>
-          <w:p>
-            <w:pPr>
-              <w:jc w:val="center"/>
-              <w:rPr>
-                <w:rFonts w:ascii="Noto Sans Oriya" w:hAnsi="Noto Sans Oriya" w:cs="Noto Sans Oriya"/>
-              </w:rPr>
-            </w:pPr>
-            <w:r>
-              <w:rPr>
-                <w:rFonts w:ascii="Arial" w:hAnsi="Arial" w:cs="Arial"/>
-                <w:color w:val="000000"/>
-                <w:sz w:val="16"/>
-              </w:rPr>
-              <w:t>▲</w:t>
-            </w:r>
-            <w:r>
-              <w:rPr>
-                <w:rFonts w:ascii="Noto Sans Oriya" w:hAnsi="Noto Sans Oriya" w:cs="Noto Sans Oriya"/>
-                <w:color w:val="000000"/>
-                <w:sz w:val="16"/>
-              </w:rPr>
-              <w:t xml:space="preserve"> 0.9 %</w:t>
-            </w:r>
-          </w:p>
-        </w:tc>
-      </w:tr>
-      <w:tr>
-        <w:tc>
-          <w:tcPr>
-            <w:tcW w:w="4414" w:type="dxa"/>
-            <w:shd w:val="clear" w:color="auto" w:fill="FFFFFF"/>
-          </w:tcPr>
-          <w:p>
-            <w:pPr>
-              <w:ind w:left="180"/>
-              <w:rPr>
-                <w:rFonts w:ascii="Noto Sans Oriya" w:hAnsi="Noto Sans Oriya" w:cs="Noto Sans Oriya"/>
-              </w:rPr>
-            </w:pPr>
-            <w:r>
-              <w:rPr>
-                <w:rFonts w:ascii="Noto Sans Oriya" w:hAnsi="Noto Sans Oriya" w:cs="Noto Sans Oriya"/>
-                <w:color w:val="000000"/>
-                <w:sz w:val="16"/>
-              </w:rPr>
-              <w:t>Maquinaria y equipo nacional</w:t>
-            </w:r>
-          </w:p>
-        </w:tc>
-        <w:tc>
-          <w:tcPr>
-            <w:tcW w:w="2207" w:type="dxa"/>
-            <w:shd w:val="clear" w:color="auto" w:fill="FFFFFF"/>
-            <w:vAlign w:val="center"/>
-          </w:tcPr>
-          <w:p>
-            <w:pPr>
-              <w:jc w:val="center"/>
-              <w:rPr>
-                <w:rFonts w:ascii="Noto Sans Oriya" w:hAnsi="Noto Sans Oriya" w:cs="Noto Sans Oriya"/>
-              </w:rPr>
-            </w:pPr>
-            <w:r>
-              <w:rPr>
-                <w:rFonts w:ascii="Arial" w:hAnsi="Arial" w:cs="Arial"/>
-                <w:color w:val="C00000"/>
-                <w:sz w:val="16"/>
-              </w:rPr>
-              <w:t>▼</w:t>
-            </w:r>
-            <w:r>
-              <w:rPr>
-                <w:rFonts w:ascii="Noto Sans Oriya" w:hAnsi="Noto Sans Oriya" w:cs="Noto Sans Oriya"/>
-                <w:color w:val="C00000"/>
-                <w:sz w:val="16"/>
-              </w:rPr>
-              <w:t xml:space="preserve"> 3.7 %</w:t>
-            </w:r>
-          </w:p>
-        </w:tc>
-        <w:tc>
-          <w:tcPr>
-            <w:tcW w:w="2207" w:type="dxa"/>
-            <w:shd w:val="clear" w:color="auto" w:fill="FFFFFF"/>
-            <w:vAlign w:val="center"/>
-          </w:tcPr>
-          <w:p>
-            <w:pPr>
-              <w:jc w:val="center"/>
-              <w:rPr>
-                <w:rFonts w:ascii="Noto Sans Oriya" w:hAnsi="Noto Sans Oriya" w:cs="Noto Sans Oriya"/>
-              </w:rPr>
-            </w:pPr>
-            <w:r>
-              <w:rPr>
-                <w:rFonts w:ascii="Arial" w:hAnsi="Arial" w:cs="Arial"/>
-                <w:color w:val="C00000"/>
-                <w:sz w:val="16"/>
-              </w:rPr>
-              <w:t>▼</w:t>
-            </w:r>
-            <w:r>
-              <w:rPr>
-                <w:rFonts w:ascii="Noto Sans Oriya" w:hAnsi="Noto Sans Oriya" w:cs="Noto Sans Oriya"/>
-                <w:color w:val="C00000"/>
-                <w:sz w:val="16"/>
-              </w:rPr>
-              <w:t xml:space="preserve"> 10.6 %</w:t>
-            </w:r>
-          </w:p>
-        </w:tc>
-      </w:tr>
-      <w:tr>
-        <w:tc>
-          <w:tcPr>
-            <w:tcW w:w="4414" w:type="dxa"/>
-            <w:shd w:val="clear" w:color="auto" w:fill="F4F4F2"/>
-          </w:tcPr>
-          <w:p>
-            <w:pPr>
-              <w:ind w:left="360"/>
-              <w:rPr>
-                <w:rFonts w:ascii="Noto Sans Oriya" w:hAnsi="Noto Sans Oriya" w:cs="Noto Sans Oriya"/>
-              </w:rPr>
-            </w:pPr>
-            <w:r>
-              <w:rPr>
-                <w:rFonts w:ascii="Noto Sans Oriya" w:hAnsi="Noto Sans Oriya" w:cs="Noto Sans Oriya"/>
-                <w:color w:val="000000"/>
-                <w:sz w:val="16"/>
-              </w:rPr>
-              <w:t>Equipo de transporte</w:t>
-            </w:r>
-          </w:p>
-        </w:tc>
-        <w:tc>
-          <w:tcPr>
-            <w:tcW w:w="2207" w:type="dxa"/>
-            <w:shd w:val="clear" w:color="auto" w:fill="F4F4F2"/>
-            <w:vAlign w:val="center"/>
-          </w:tcPr>
-          <w:p>
-            <w:pPr>
-              <w:jc w:val="center"/>
-              <w:rPr>
-                <w:rFonts w:ascii="Noto Sans Oriya" w:hAnsi="Noto Sans Oriya" w:cs="Noto Sans Oriya"/>
-              </w:rPr>
-            </w:pPr>
-            <w:r>
-              <w:rPr>
-                <w:rFonts w:ascii="Arial" w:hAnsi="Arial" w:cs="Arial"/>
-                <w:color w:val="C00000"/>
-                <w:sz w:val="16"/>
-              </w:rPr>
-              <w:t>▼</w:t>
-            </w:r>
-            <w:r>
-              <w:rPr>
-                <w:rFonts w:ascii="Noto Sans Oriya" w:hAnsi="Noto Sans Oriya" w:cs="Noto Sans Oriya"/>
-                <w:color w:val="C00000"/>
-                <w:sz w:val="16"/>
-              </w:rPr>
-              <w:t xml:space="preserve"> 0.5 %</w:t>
-            </w:r>
-          </w:p>
-        </w:tc>
-        <w:tc>
-          <w:tcPr>
-            <w:tcW w:w="2207" w:type="dxa"/>
-            <w:shd w:val="clear" w:color="auto" w:fill="F4F4F2"/>
-            <w:vAlign w:val="center"/>
-          </w:tcPr>
-          <w:p>
-            <w:pPr>
-              <w:jc w:val="center"/>
-              <w:rPr>
-                <w:rFonts w:ascii="Noto Sans Oriya" w:hAnsi="Noto Sans Oriya" w:cs="Noto Sans Oriya"/>
-              </w:rPr>
-            </w:pPr>
-            <w:r>
-              <w:rPr>
-                <w:rFonts w:ascii="Arial" w:hAnsi="Arial" w:cs="Arial"/>
-                <w:color w:val="C00000"/>
-                <w:sz w:val="16"/>
-              </w:rPr>
-              <w:t>▼</w:t>
-            </w:r>
-            <w:r>
-              <w:rPr>
-                <w:rFonts w:ascii="Noto Sans Oriya" w:hAnsi="Noto Sans Oriya" w:cs="Noto Sans Oriya"/>
-                <w:color w:val="C00000"/>
-                <w:sz w:val="16"/>
-              </w:rPr>
-              <w:t xml:space="preserve"> 8.5 %</w:t>
-            </w:r>
-          </w:p>
-        </w:tc>
-      </w:tr>
-      <w:tr>
-        <w:tc>
-          <w:tcPr>
-            <w:tcW w:w="4414" w:type="dxa"/>
-            <w:shd w:val="clear" w:color="auto" w:fill="FFFFFF"/>
-          </w:tcPr>
-          <w:p>
-            <w:pPr>
-              <w:ind w:left="360"/>
-              <w:rPr>
-                <w:rFonts w:ascii="Noto Sans Oriya" w:hAnsi="Noto Sans Oriya" w:cs="Noto Sans Oriya"/>
-              </w:rPr>
-            </w:pPr>
-            <w:r>
-              <w:rPr>
-                <w:rFonts w:ascii="Noto Sans Oriya" w:hAnsi="Noto Sans Oriya" w:cs="Noto Sans Oriya"/>
-                <w:color w:val="000000"/>
-                <w:sz w:val="16"/>
-              </w:rPr>
-              <w:t>Maquinaria, equipo y otros bienes</w:t>
-            </w:r>
-          </w:p>
-        </w:tc>
-        <w:tc>
-          <w:tcPr>
-            <w:tcW w:w="2207" w:type="dxa"/>
-            <w:shd w:val="clear" w:color="auto" w:fill="FFFFFF"/>
-            <w:vAlign w:val="center"/>
-          </w:tcPr>
-          <w:p>
-            <w:pPr>
-              <w:jc w:val="center"/>
-              <w:rPr>
-                <w:rFonts w:ascii="Noto Sans Oriya" w:hAnsi="Noto Sans Oriya" w:cs="Noto Sans Oriya"/>
-              </w:rPr>
-            </w:pPr>
-            <w:r>
-              <w:rPr>
-                <w:rFonts w:ascii="Arial" w:hAnsi="Arial" w:cs="Arial"/>
-                <w:color w:val="C00000"/>
-                <w:sz w:val="16"/>
-              </w:rPr>
-              <w:t>▼</w:t>
-            </w:r>
-            <w:r>
-              <w:rPr>
-                <w:rFonts w:ascii="Noto Sans Oriya" w:hAnsi="Noto Sans Oriya" w:cs="Noto Sans Oriya"/>
-                <w:color w:val="C00000"/>
-                <w:sz w:val="16"/>
-              </w:rPr>
-              <w:t xml:space="preserve"> 7.2 %</w:t>
-            </w:r>
-          </w:p>
-        </w:tc>
-        <w:tc>
-          <w:tcPr>
-            <w:tcW w:w="2207" w:type="dxa"/>
-            <w:shd w:val="clear" w:color="auto" w:fill="FFFFFF"/>
-            <w:vAlign w:val="center"/>
-          </w:tcPr>
-          <w:p>
-            <w:pPr>
-              <w:jc w:val="center"/>
-              <w:rPr>
-                <w:rFonts w:ascii="Noto Sans Oriya" w:hAnsi="Noto Sans Oriya" w:cs="Noto Sans Oriya"/>
-              </w:rPr>
-            </w:pPr>
-            <w:r>
-              <w:rPr>
-                <w:rFonts w:ascii="Arial" w:hAnsi="Arial" w:cs="Arial"/>
-                <w:color w:val="C00000"/>
-                <w:sz w:val="16"/>
-              </w:rPr>
-              <w:t>▼</w:t>
-            </w:r>
-            <w:r>
-              <w:rPr>
-                <w:rFonts w:ascii="Noto Sans Oriya" w:hAnsi="Noto Sans Oriya" w:cs="Noto Sans Oriya"/>
-                <w:color w:val="C00000"/>
-                <w:sz w:val="16"/>
-              </w:rPr>
-              <w:t xml:space="preserve"> 12.4 %</w:t>
-            </w:r>
-          </w:p>
-        </w:tc>
-      </w:tr>
-      <w:tr>
-        <w:tc>
-          <w:tcPr>
-            <w:tcW w:w="4414" w:type="dxa"/>
-            <w:shd w:val="clear" w:color="auto" w:fill="F4F4F2"/>
-          </w:tcPr>
-          <w:p>
-            <w:pPr>
-              <w:ind w:left="180"/>
-              <w:rPr>
-                <w:rFonts w:ascii="Noto Sans Oriya" w:hAnsi="Noto Sans Oriya" w:cs="Noto Sans Oriya"/>
-              </w:rPr>
-            </w:pPr>
-            <w:r>
-              <w:rPr>
-                <w:rFonts w:ascii="Noto Sans Oriya" w:hAnsi="Noto Sans Oriya" w:cs="Noto Sans Oriya"/>
-                <w:color w:val="000000"/>
-                <w:sz w:val="16"/>
-              </w:rPr>
-              <w:t>Maquinaria y equipo importado</w:t>
-            </w:r>
-          </w:p>
-        </w:tc>
-        <w:tc>
-          <w:tcPr>
-            <w:tcW w:w="2207" w:type="dxa"/>
-            <w:shd w:val="clear" w:color="auto" w:fill="F4F4F2"/>
-            <w:vAlign w:val="center"/>
-          </w:tcPr>
-          <w:p>
-            <w:pPr>
-              <w:jc w:val="center"/>
-              <w:rPr>
-                <w:rFonts w:ascii="Noto Sans Oriya" w:hAnsi="Noto Sans Oriya" w:cs="Noto Sans Oriya"/>
-              </w:rPr>
-            </w:pPr>
-            <w:r>
-              <w:rPr>
-                <w:rFonts w:ascii="Arial" w:hAnsi="Arial" w:cs="Arial"/>
-                <w:color w:val="000000"/>
-                <w:sz w:val="16"/>
-              </w:rPr>
-              <w:t>▲</w:t>
-            </w:r>
-            <w:r>
-              <w:rPr>
-                <w:rFonts w:ascii="Noto Sans Oriya" w:hAnsi="Noto Sans Oriya" w:cs="Noto Sans Oriya"/>
-                <w:color w:val="000000"/>
-                <w:sz w:val="16"/>
-              </w:rPr>
-              <w:t xml:space="preserve"> 6.2 %</w:t>
-            </w:r>
-          </w:p>
-        </w:tc>
-        <w:tc>
-          <w:tcPr>
-            <w:tcW w:w="2207" w:type="dxa"/>
-            <w:shd w:val="clear" w:color="auto" w:fill="F4F4F2"/>
-            <w:vAlign w:val="center"/>
-          </w:tcPr>
-          <w:p>
-            <w:pPr>
-              <w:jc w:val="center"/>
-              <w:rPr>
-                <w:rFonts w:ascii="Noto Sans Oriya" w:hAnsi="Noto Sans Oriya" w:cs="Noto Sans Oriya"/>
-              </w:rPr>
-            </w:pPr>
-            <w:r>
-              <w:rPr>
-                <w:rFonts w:ascii="Arial" w:hAnsi="Arial" w:cs="Arial"/>
-                <w:color w:val="000000"/>
-                <w:sz w:val="16"/>
-              </w:rPr>
-              <w:t>▲</w:t>
-            </w:r>
-            <w:r>
-              <w:rPr>
-                <w:rFonts w:ascii="Noto Sans Oriya" w:hAnsi="Noto Sans Oriya" w:cs="Noto Sans Oriya"/>
-                <w:color w:val="000000"/>
-                <w:sz w:val="16"/>
-              </w:rPr>
-              <w:t xml:space="preserve"> 8.8 %</w:t>
-            </w:r>
-          </w:p>
-        </w:tc>
-      </w:tr>
-      <w:tr>
-        <w:tc>
-          <w:tcPr>
-            <w:tcW w:w="4414" w:type="dxa"/>
-            <w:shd w:val="clear" w:color="auto" w:fill="FFFFFF"/>
-          </w:tcPr>
-          <w:p>
-            <w:pPr>
-              <w:ind w:left="360"/>
-              <w:rPr>
-                <w:rFonts w:ascii="Noto Sans Oriya" w:hAnsi="Noto Sans Oriya" w:cs="Noto Sans Oriya"/>
-              </w:rPr>
-            </w:pPr>
-            <w:r>
-              <w:rPr>
-                <w:rFonts w:ascii="Noto Sans Oriya" w:hAnsi="Noto Sans Oriya" w:cs="Noto Sans Oriya"/>
-                <w:color w:val="000000"/>
-                <w:sz w:val="16"/>
-              </w:rPr>
-              <w:t>Equipo de transporte</w:t>
-            </w:r>
-          </w:p>
-        </w:tc>
-        <w:tc>
-          <w:tcPr>
-            <w:tcW w:w="2207" w:type="dxa"/>
-            <w:shd w:val="clear" w:color="auto" w:fill="FFFFFF"/>
-            <w:vAlign w:val="center"/>
-          </w:tcPr>
-          <w:p>
-            <w:pPr>
-              <w:jc w:val="center"/>
-              <w:rPr>
-                <w:rFonts w:ascii="Noto Sans Oriya" w:hAnsi="Noto Sans Oriya" w:cs="Noto Sans Oriya"/>
-              </w:rPr>
-            </w:pPr>
-            <w:r>
-              <w:rPr>
-                <w:rFonts w:ascii="Arial" w:hAnsi="Arial" w:cs="Arial"/>
-                <w:color w:val="000000"/>
-                <w:sz w:val="16"/>
-              </w:rPr>
-              <w:t>▲</w:t>
-            </w:r>
-            <w:r>
-              <w:rPr>
-                <w:rFonts w:ascii="Noto Sans Oriya" w:hAnsi="Noto Sans Oriya" w:cs="Noto Sans Oriya"/>
-                <w:color w:val="000000"/>
-                <w:sz w:val="16"/>
-              </w:rPr>
-              <w:t xml:space="preserve"> 0.6 %</w:t>
-            </w:r>
-          </w:p>
-        </w:tc>
-        <w:tc>
-          <w:tcPr>
-            <w:tcW w:w="2207" w:type="dxa"/>
-            <w:shd w:val="clear" w:color="auto" w:fill="FFFFFF"/>
-            <w:vAlign w:val="center"/>
-          </w:tcPr>
-          <w:p>
-            <w:pPr>
-              <w:jc w:val="center"/>
-              <w:rPr>
-                <w:rFonts w:ascii="Noto Sans Oriya" w:hAnsi="Noto Sans Oriya" w:cs="Noto Sans Oriya"/>
-              </w:rPr>
-            </w:pPr>
-            <w:r>
-              <w:rPr>
-                <w:rFonts w:ascii="Arial" w:hAnsi="Arial" w:cs="Arial"/>
-                <w:color w:val="C00000"/>
-                <w:sz w:val="16"/>
-              </w:rPr>
-              <w:t>▼</w:t>
-            </w:r>
-            <w:r>
-              <w:rPr>
-                <w:rFonts w:ascii="Noto Sans Oriya" w:hAnsi="Noto Sans Oriya" w:cs="Noto Sans Oriya"/>
-                <w:color w:val="C00000"/>
-                <w:sz w:val="16"/>
-              </w:rPr>
-              <w:t xml:space="preserve"> 1.1 %</w:t>
-            </w:r>
-          </w:p>
-        </w:tc>
-      </w:tr>
-      <w:tr>
-        <w:tc>
-          <w:tcPr>
-            <w:tcW w:w="4414" w:type="dxa"/>
-            <w:shd w:val="clear" w:color="auto" w:fill="F4F4F2"/>
-          </w:tcPr>
-          <w:p>
-            <w:pPr>
-              <w:ind w:left="360"/>
-              <w:rPr>
-                <w:rFonts w:ascii="Noto Sans Oriya" w:hAnsi="Noto Sans Oriya" w:cs="Noto Sans Oriya"/>
-              </w:rPr>
-            </w:pPr>
-            <w:r>
-              <w:rPr>
-                <w:rFonts w:ascii="Noto Sans Oriya" w:hAnsi="Noto Sans Oriya" w:cs="Noto Sans Oriya"/>
-                <w:color w:val="000000"/>
-                <w:sz w:val="16"/>
-              </w:rPr>
-              <w:t>Maquinaria, equipo y otros bienes</w:t>
-            </w:r>
-          </w:p>
-        </w:tc>
-        <w:tc>
-          <w:tcPr>
-            <w:tcW w:w="2207" w:type="dxa"/>
-            <w:shd w:val="clear" w:color="auto" w:fill="F4F4F2"/>
-            <w:vAlign w:val="center"/>
-          </w:tcPr>
-          <w:p>
-            <w:pPr>
-              <w:jc w:val="center"/>
-              <w:rPr>
-                <w:rFonts w:ascii="Noto Sans Oriya" w:hAnsi="Noto Sans Oriya" w:cs="Noto Sans Oriya"/>
-              </w:rPr>
-            </w:pPr>
-            <w:r>
-              <w:rPr>
-                <w:rFonts w:ascii="Arial" w:hAnsi="Arial" w:cs="Arial"/>
-                <w:color w:val="000000"/>
-                <w:sz w:val="16"/>
-              </w:rPr>
-              <w:t>▲</w:t>
-            </w:r>
-            <w:r>
-              <w:rPr>
-                <w:rFonts w:ascii="Noto Sans Oriya" w:hAnsi="Noto Sans Oriya" w:cs="Noto Sans Oriya"/>
-                <w:color w:val="000000"/>
-                <w:sz w:val="16"/>
-              </w:rPr>
-              <w:t xml:space="preserve"> 7.1 %</w:t>
-            </w:r>
-          </w:p>
-        </w:tc>
-        <w:tc>
-          <w:tcPr>
-            <w:tcW w:w="2207" w:type="dxa"/>
-            <w:shd w:val="clear" w:color="auto" w:fill="F4F4F2"/>
-            <w:vAlign w:val="center"/>
-          </w:tcPr>
-          <w:p>
-            <w:pPr>
-              <w:jc w:val="center"/>
-              <w:rPr>
-                <w:rFonts w:ascii="Noto Sans Oriya" w:hAnsi="Noto Sans Oriya" w:cs="Noto Sans Oriya"/>
-              </w:rPr>
-            </w:pPr>
-            <w:r>
-              <w:rPr>
-                <w:rFonts w:ascii="Arial" w:hAnsi="Arial" w:cs="Arial"/>
-                <w:color w:val="000000"/>
-                <w:sz w:val="16"/>
-              </w:rPr>
-              <w:t>▲</w:t>
-            </w:r>
-            <w:r>
-              <w:rPr>
-                <w:rFonts w:ascii="Noto Sans Oriya" w:hAnsi="Noto Sans Oriya" w:cs="Noto Sans Oriya"/>
-                <w:color w:val="000000"/>
-                <w:sz w:val="16"/>
-              </w:rPr>
-              <w:t xml:space="preserve"> 9.8 %</w:t>
-            </w:r>
-          </w:p>
-        </w:tc>
-      </w:tr>
-    </w:tbl>
-    <w:p>
-      <w:pPr>
-        <w:spacing w:before="40"/>
-        <w:rPr>
-          <w:rFonts w:ascii="Noto Sans Oriya" w:hAnsi="Noto Sans Oriya" w:cs="Noto Sans Oriya"/>
-          <w:color w:val="4C545B"/>
-          <w:sz w:val="15"/>
-        </w:rPr>
-      </w:pPr>
-      <w:r>
-        <w:rPr>
-          <w:rFonts w:ascii="Noto Sans Oriya" w:hAnsi="Noto Sans Oriya" w:cs="Noto Sans Oriya"/>
-          <w:b/>
-          <w:color w:val="4C545B"/>
-          <w:sz w:val="15"/>
-        </w:rPr>
-        <w:t>Nota:</w:t>
-      </w:r>
-      <w:r>
-        <w:rPr>
-          <w:rFonts w:ascii="Noto Sans Oriya" w:hAnsi="Noto Sans Oriya" w:cs="Noto Sans Oriya"/>
-          <w:color w:val="4C545B"/>
-          <w:sz w:val="15"/>
-        </w:rPr>
-        <w:t xml:space="preserve"> variaci</w:t>
-      </w:r>
-      <w:r>
-        <w:rPr>
-          <w:rFonts w:ascii="Calibri" w:hAnsi="Calibri" w:cs="Calibri"/>
-          <w:color w:val="4C545B"/>
-          <w:sz w:val="15"/>
-        </w:rPr>
-        <w:t>ó</w:t>
-      </w:r>
-      <w:r>
-        <w:rPr>
-          <w:rFonts w:ascii="Noto Sans Oriya" w:hAnsi="Noto Sans Oriya" w:cs="Noto Sans Oriya"/>
-          <w:color w:val="4C545B"/>
-          <w:sz w:val="15"/>
-        </w:rPr>
-        <w:t>n mensual y anual con cifras desestacionalizadas; acumulado con cifras originales. Variaciones porcentuales reales.</w:t>
+        <w:t>Notas metodológicas</w:t>
       </w:r>
     </w:p>
     <w:p>
       <w:pPr>
-        <w:spacing w:line="80" w:lineRule="exact"/>
+        <w:keepNext w:val="0"/>
+        <w:spacing w:before="0" w:after="0" w:line="240" w:lineRule="auto"/>
         <w:jc w:val="both"/>
+      </w:pPr>
+      <w:r>
         <w:rPr>
-          <w:rFonts w:ascii="Noto Sans Oriya" w:hAnsi="Noto Sans Oriya" w:cs="Noto Sans Oriya"/>
-          <w:sz w:val="10"/>
-          <w:szCs w:val="10"/>
+          <w:rFonts w:ascii="Noto Sans" w:hAnsi="Noto Sans"/>
+          <w:b w:val="0"/>
+          <w:color w:val="000000"/>
+          <w:sz w:val="22"/>
         </w:rPr>
-      </w:pPr>
+        <w:t>El IMFBCF mide inversión en activos fijos utilizados continuamente durante más de un año. No representa IED, anuncios de inversión ni ejecución presupuestaria.</w:t>
+      </w:r>
     </w:p>
     <w:p>
       <w:pPr>
+        <w:keepNext w:val="0"/>
+        <w:spacing w:before="0" w:after="0" w:line="240" w:lineRule="auto"/>
         <w:jc w:val="both"/>
+      </w:pPr>
+      <w:r>
         <w:rPr>
-          <w:rFonts w:ascii="Noto Sans Oriya" w:hAnsi="Noto Sans Oriya" w:cs="Noto Sans Oriya"/>
-          <w:b/>
-          <w:bCs/>
-          <w:color w:val="FFFFFF" w:themeColor="background1"/>
-          <w:sz w:val="22"/>
-          <w:szCs w:val="22"/>
+          <w:rFonts w:ascii="Noto Sans" w:hAnsi="Noto Sans"/>
+          <w:b w:val="0"/>
+          <w:color w:val="666666"/>
+          <w:sz w:val="16"/>
         </w:rPr>
-      </w:pPr>
+        <w:t>Equipo nacional e importado se refieren a maquinaria y equipo. Los agregados ajustados se calculan de manera independiente a sus componentes. Los cuadros originales también desglosan transporte y otra maquinaria; la evidencia conserva todas sus filas. No se atribuyen causas sin evidencia.</w:t>
+      </w:r>
     </w:p>
     <w:p>
       <w:pPr>
+        <w:keepNext w:val="0"/>
+        <w:spacing w:before="0" w:after="0" w:line="240" w:lineRule="auto"/>
         <w:jc w:val="both"/>
-        <w:rPr>
-          <w:rFonts w:ascii="Noto Sans Oriya" w:hAnsi="Noto Sans Oriya" w:cs="Noto Sans Oriya"/>
-        </w:rPr>
       </w:pPr>
       <w:r>
         <w:rPr>
-          <w:rFonts w:ascii="Noto Sans Oriya" w:hAnsi="Noto Sans Oriya" w:cs="Noto Sans Oriya"/>
-          <w:color w:val="4C545B"/>
-          <w:sz w:val="15"/>
+          <w:rFonts w:ascii="Noto Sans" w:hAnsi="Noto Sans"/>
+          <w:b w:val="0"/>
+          <w:color w:val="000000"/>
+          <w:sz w:val="13"/>
         </w:rPr>
-        <w:t>Fuente: INEGI, Indicador Mensual de la Formaci</w:t>
       </w:r>
+    </w:p>
+    <w:p>
+      <w:pPr>
+        <w:keepNext w:val="0"/>
+        <w:spacing w:before="0" w:after="0" w:line="240" w:lineRule="auto"/>
+        <w:jc w:val="both"/>
+      </w:pPr>
       <w:r>
         <w:rPr>
-          <w:rFonts w:ascii="Calibri" w:hAnsi="Calibri" w:cs="Calibri"/>
-          <w:color w:val="4C545B"/>
-          <w:sz w:val="15"/>
+          <w:rFonts w:ascii="Noto Sans" w:hAnsi="Noto Sans"/>
+          <w:b w:val="0"/>
+          <w:color w:val="666666"/>
+          <w:sz w:val="16"/>
         </w:rPr>
-        <w:t>ó</w:t>
+        <w:t>INEGI, boletín 615/26, publicado el 2026-10-05. Resultados y cuadros: pp. 1–3; metodología: p. 4. Cifras sujetas a revisión.</w:t>
       </w:r>
+    </w:p>
+    <w:p>
+      <w:pPr>
+        <w:keepNext w:val="0"/>
+        <w:spacing w:before="0" w:after="0" w:line="240" w:lineRule="auto"/>
+        <w:jc w:val="both"/>
+      </w:pPr>
       <w:r>
         <w:rPr>
-          <w:rFonts w:ascii="Noto Sans Oriya" w:hAnsi="Noto Sans Oriya" w:cs="Noto Sans Oriya"/>
-          <w:color w:val="4C545B"/>
-          <w:sz w:val="15"/>
+          <w:rFonts w:ascii="Noto Sans" w:hAnsi="Noto Sans"/>
+          <w:b w:val="0"/>
+          <w:color w:val="666666"/>
+          <w:sz w:val="16"/>
         </w:rPr>
-        <w:t>n Bruta de Capital Fijo (IMFBCF), Bolet</w:t>
+        <w:t>https://www.inegi.org.mx/contenidos/saladeprensa/boletines/2026/ifb/imfbcf2026_10.pdf</w:t>
       </w:r>
-      <w:r>
-        <w:rPr>
-          <w:rFonts w:ascii="Calibri" w:hAnsi="Calibri" w:cs="Calibri"/>
-          <w:color w:val="4C545B"/>
-          <w:sz w:val="15"/>
-        </w:rPr>
-        <w:t>í</w:t>
-      </w:r>
-      <w:r>
-        <w:rPr>
-          <w:rFonts w:ascii="Noto Sans Oriya" w:hAnsi="Noto Sans Oriya" w:cs="Noto Sans Oriya"/>
-          <w:color w:val="4C545B"/>
-          <w:sz w:val="15"/>
-        </w:rPr>
-        <w:t>n de Indicador 413/26, 6 de julio de 2026. Cifras de abril de 2026. Pr</w:t>
-      </w:r>
-      <w:r>
-        <w:rPr>
-          <w:rFonts w:ascii="Calibri" w:hAnsi="Calibri" w:cs="Calibri"/>
-          <w:color w:val="4C545B"/>
-          <w:sz w:val="15"/>
-        </w:rPr>
-        <w:t>ó</w:t>
-      </w:r>
-      <w:r>
-        <w:rPr>
-          <w:rFonts w:ascii="Noto Sans Oriya" w:hAnsi="Noto Sans Oriya" w:cs="Noto Sans Oriya"/>
-          <w:color w:val="4C545B"/>
-          <w:sz w:val="15"/>
-        </w:rPr>
-        <w:t>xima publicaci</w:t>
-      </w:r>
-      <w:r>
-        <w:rPr>
-          <w:rFonts w:ascii="Calibri" w:hAnsi="Calibri" w:cs="Calibri"/>
-          <w:color w:val="4C545B"/>
-          <w:sz w:val="15"/>
-        </w:rPr>
-        <w:t>ó</w:t>
-      </w:r>
-      <w:r>
-        <w:rPr>
-          <w:rFonts w:ascii="Noto Sans Oriya" w:hAnsi="Noto Sans Oriya" w:cs="Noto Sans Oriya"/>
-          <w:color w:val="4C545B"/>
-          <w:sz w:val="15"/>
-        </w:rPr>
-        <w:t>n: 5 de agosto de 2026.</w:t>
-      </w:r>
-      <w:bookmarkEnd w:id="0"/>
     </w:p>
     <w:sectPr>
-      <w:headerReference w:type="default" r:id="rId11"/>
-      <w:footerReference w:type="even" r:id="rId12"/>
-      <w:footerReference w:type="default" r:id="rId13"/>
+      <w:headerReference w:type="default" r:id="rId10"/>
+      <w:footerReference w:type="even" r:id="rId11"/>
+      <w:footerReference w:type="default" r:id="rId12"/>
       <w:pgSz w:w="12240" w:h="15840"/>
       <w:pgMar w:top="1134" w:right="1701" w:bottom="1134" w:left="1701" w:header="708" w:footer="708" w:gutter="0"/>
       <w:pgNumType w:start="1"/>
@@ -3566,6 +2177,49 @@
   </w:p>
   <w:p/>
   <w:p/>
+  <w:p/>
+  <w:p>
+    <w:pPr>
+      <w:ind w:left="-426"/>
+      <w:rPr>
+        <w:rFonts w:ascii="Calibri" w:hAnsi="Calibri" w:cs="Calibri"/>
+        <w:b/>
+        <w:sz w:val="22"/>
+      </w:rPr>
+    </w:pPr>
+    <w:r>
+      <w:rPr>
+        <w:rFonts w:ascii="Noto Sans" w:hAnsi="Noto Sans"/>
+        <w:b/>
+        <w:sz w:val="22"/>
+      </w:rPr>
+      <w:t>S</w:t>
+    </w:r>
+    <w:r>
+      <w:rPr>
+        <w:rFonts w:ascii="Noto Sans" w:hAnsi="Noto Sans"/>
+        <w:b/>
+        <w:sz w:val="22"/>
+      </w:rPr>
+      <w:t>ubs</w:t>
+    </w:r>
+    <w:r>
+      <w:rPr>
+        <w:rFonts w:ascii="Noto Sans" w:hAnsi="Noto Sans"/>
+        <w:b/>
+        <w:sz w:val="22"/>
+      </w:rPr>
+      <w:t xml:space="preserve">ecretaría de </w:t>
+    </w:r>
+    <w:r>
+      <w:rPr>
+        <w:rFonts w:ascii="Noto Sans" w:hAnsi="Noto Sans"/>
+        <w:b/>
+        <w:sz w:val="22"/>
+      </w:rPr>
+      <w:t>Industria y Comercio</w:t>
+    </w:r>
+  </w:p>
   <w:p>
     <w:pPr>
       <w:ind w:left="-426"/>
@@ -3577,38 +2231,6 @@
         <w:szCs w:val="22"/>
       </w:rPr>
     </w:pPr>
-    <w:r>
-      <w:rPr>
-        <w:rFonts w:ascii="Calibri" w:hAnsi="Calibri" w:cs="Calibri"/>
-        <w:b/>
-        <w:bCs/>
-        <w:sz w:val="22"/>
-        <w:szCs w:val="22"/>
-      </w:rPr>
-      <w:t>Subsecretaría de Industria y Comercio</w:t>
-    </w:r>
-  </w:p>
-  <w:p>
-    <w:pPr>
-      <w:ind w:left="-426"/>
-      <w:rPr>
-        <w:rFonts w:ascii="Calibri" w:hAnsi="Calibri" w:cs="Calibri"/>
-        <w:b/>
-        <w:bCs/>
-        <w:sz w:val="22"/>
-        <w:szCs w:val="22"/>
-      </w:rPr>
-    </w:pPr>
-    <w:r>
-      <w:rPr>
-        <w:rFonts w:ascii="Noto Sans" w:hAnsi="Noto Sans" w:cs="Noto Sans"/>
-        <w:b/>
-        <w:bCs/>
-        <w:sz w:val="22"/>
-        <w:szCs w:val="22"/>
-      </w:rPr>
-      <w:t xml:space="preserve"> </w:t>
-    </w:r>
   </w:p>
 </w:hdr>
 </file>
@@ -4966,119 +3588,6 @@
     </w:lvl>
   </w:abstractNum>
   <w:abstractNum w:abstractNumId="10" w15:restartNumberingAfterBreak="0">
-    <w:nsid w:val="225B22C6"/>
-    <w:multiLevelType w:val="hybridMultilevel"/>
-    <w:tmpl w:val="838038B0"/>
-    <w:lvl w:ilvl="0" w:tplc="040A0001">
-      <w:start w:val="1"/>
-      <w:numFmt w:val="bullet"/>
-      <w:lvlText w:val=""/>
-      <w:lvlJc w:val="left"/>
-      <w:pPr>
-        <w:ind w:left="720" w:hanging="360"/>
-      </w:pPr>
-      <w:rPr>
-        <w:rFonts w:ascii="Symbol" w:hAnsi="Symbol" w:hint="default"/>
-      </w:rPr>
-    </w:lvl>
-    <w:lvl w:ilvl="1" w:tplc="040A0003" w:tentative="1">
-      <w:start w:val="1"/>
-      <w:numFmt w:val="bullet"/>
-      <w:lvlText w:val="o"/>
-      <w:lvlJc w:val="left"/>
-      <w:pPr>
-        <w:ind w:left="1440" w:hanging="360"/>
-      </w:pPr>
-      <w:rPr>
-        <w:rFonts w:ascii="Courier New" w:hAnsi="Courier New" w:cs="Courier New" w:hint="default"/>
-      </w:rPr>
-    </w:lvl>
-    <w:lvl w:ilvl="2" w:tplc="040A0005" w:tentative="1">
-      <w:start w:val="1"/>
-      <w:numFmt w:val="bullet"/>
-      <w:lvlText w:val=""/>
-      <w:lvlJc w:val="left"/>
-      <w:pPr>
-        <w:ind w:left="2160" w:hanging="360"/>
-      </w:pPr>
-      <w:rPr>
-        <w:rFonts w:ascii="Wingdings" w:hAnsi="Wingdings" w:hint="default"/>
-      </w:rPr>
-    </w:lvl>
-    <w:lvl w:ilvl="3" w:tplc="040A0001" w:tentative="1">
-      <w:start w:val="1"/>
-      <w:numFmt w:val="bullet"/>
-      <w:lvlText w:val=""/>
-      <w:lvlJc w:val="left"/>
-      <w:pPr>
-        <w:ind w:left="2880" w:hanging="360"/>
-      </w:pPr>
-      <w:rPr>
-        <w:rFonts w:ascii="Symbol" w:hAnsi="Symbol" w:hint="default"/>
-      </w:rPr>
-    </w:lvl>
-    <w:lvl w:ilvl="4" w:tplc="040A0003" w:tentative="1">
-      <w:start w:val="1"/>
-      <w:numFmt w:val="bullet"/>
-      <w:lvlText w:val="o"/>
-      <w:lvlJc w:val="left"/>
-      <w:pPr>
-        <w:ind w:left="3600" w:hanging="360"/>
-      </w:pPr>
-      <w:rPr>
-        <w:rFonts w:ascii="Courier New" w:hAnsi="Courier New" w:cs="Courier New" w:hint="default"/>
-      </w:rPr>
-    </w:lvl>
-    <w:lvl w:ilvl="5" w:tplc="040A0005" w:tentative="1">
-      <w:start w:val="1"/>
-      <w:numFmt w:val="bullet"/>
-      <w:lvlText w:val=""/>
-      <w:lvlJc w:val="left"/>
-      <w:pPr>
-        <w:ind w:left="4320" w:hanging="360"/>
-      </w:pPr>
-      <w:rPr>
-        <w:rFonts w:ascii="Wingdings" w:hAnsi="Wingdings" w:hint="default"/>
-      </w:rPr>
-    </w:lvl>
-    <w:lvl w:ilvl="6" w:tplc="040A0001" w:tentative="1">
-      <w:start w:val="1"/>
-      <w:numFmt w:val="bullet"/>
-      <w:lvlText w:val=""/>
-      <w:lvlJc w:val="left"/>
-      <w:pPr>
-        <w:ind w:left="5040" w:hanging="360"/>
-      </w:pPr>
-      <w:rPr>
-        <w:rFonts w:ascii="Symbol" w:hAnsi="Symbol" w:hint="default"/>
-      </w:rPr>
-    </w:lvl>
-    <w:lvl w:ilvl="7" w:tplc="040A0003" w:tentative="1">
-      <w:start w:val="1"/>
-      <w:numFmt w:val="bullet"/>
-      <w:lvlText w:val="o"/>
-      <w:lvlJc w:val="left"/>
-      <w:pPr>
-        <w:ind w:left="5760" w:hanging="360"/>
-      </w:pPr>
-      <w:rPr>
-        <w:rFonts w:ascii="Courier New" w:hAnsi="Courier New" w:cs="Courier New" w:hint="default"/>
-      </w:rPr>
-    </w:lvl>
-    <w:lvl w:ilvl="8" w:tplc="040A0005" w:tentative="1">
-      <w:start w:val="1"/>
-      <w:numFmt w:val="bullet"/>
-      <w:lvlText w:val=""/>
-      <w:lvlJc w:val="left"/>
-      <w:pPr>
-        <w:ind w:left="6480" w:hanging="360"/>
-      </w:pPr>
-      <w:rPr>
-        <w:rFonts w:ascii="Wingdings" w:hAnsi="Wingdings" w:hint="default"/>
-      </w:rPr>
-    </w:lvl>
-  </w:abstractNum>
-  <w:abstractNum w:abstractNumId="11" w15:restartNumberingAfterBreak="0">
     <w:nsid w:val="25613076"/>
     <w:multiLevelType w:val="multilevel"/>
     <w:tmpl w:val="DC6000B2"/>
@@ -5224,6 +3733,121 @@
       <w:rPr>
         <w:rFonts w:ascii="Wingdings" w:hAnsi="Wingdings" w:hint="default"/>
         <w:sz w:val="20"/>
+      </w:rPr>
+    </w:lvl>
+  </w:abstractNum>
+  <w:abstractNum w:abstractNumId="11" w15:restartNumberingAfterBreak="0">
+    <w:nsid w:val="25637F62"/>
+    <w:multiLevelType w:val="hybridMultilevel"/>
+    <w:tmpl w:val="491E8574"/>
+    <w:lvl w:ilvl="0" w:tplc="47363282">
+      <w:start w:val="1"/>
+      <w:numFmt w:val="bullet"/>
+      <w:lvlText w:val=""/>
+      <w:lvlJc w:val="left"/>
+      <w:pPr>
+        <w:ind w:left="720" w:hanging="360"/>
+      </w:pPr>
+      <w:rPr>
+        <w:rFonts w:ascii="Symbol" w:hAnsi="Symbol" w:hint="default"/>
+        <w:sz w:val="20"/>
+        <w:szCs w:val="20"/>
+      </w:rPr>
+    </w:lvl>
+    <w:lvl w:ilvl="1" w:tplc="040A0003" w:tentative="1">
+      <w:start w:val="1"/>
+      <w:numFmt w:val="bullet"/>
+      <w:lvlText w:val="o"/>
+      <w:lvlJc w:val="left"/>
+      <w:pPr>
+        <w:ind w:left="1440" w:hanging="360"/>
+      </w:pPr>
+      <w:rPr>
+        <w:rFonts w:ascii="Courier New" w:hAnsi="Courier New" w:cs="Courier New" w:hint="default"/>
+      </w:rPr>
+    </w:lvl>
+    <w:lvl w:ilvl="2" w:tplc="040A0005" w:tentative="1">
+      <w:start w:val="1"/>
+      <w:numFmt w:val="bullet"/>
+      <w:lvlText w:val=""/>
+      <w:lvlJc w:val="left"/>
+      <w:pPr>
+        <w:ind w:left="2160" w:hanging="360"/>
+      </w:pPr>
+      <w:rPr>
+        <w:rFonts w:ascii="Wingdings" w:hAnsi="Wingdings" w:hint="default"/>
+      </w:rPr>
+    </w:lvl>
+    <w:lvl w:ilvl="3" w:tplc="040A0001" w:tentative="1">
+      <w:start w:val="1"/>
+      <w:numFmt w:val="bullet"/>
+      <w:lvlText w:val=""/>
+      <w:lvlJc w:val="left"/>
+      <w:pPr>
+        <w:ind w:left="2880" w:hanging="360"/>
+      </w:pPr>
+      <w:rPr>
+        <w:rFonts w:ascii="Symbol" w:hAnsi="Symbol" w:hint="default"/>
+      </w:rPr>
+    </w:lvl>
+    <w:lvl w:ilvl="4" w:tplc="040A0003" w:tentative="1">
+      <w:start w:val="1"/>
+      <w:numFmt w:val="bullet"/>
+      <w:lvlText w:val="o"/>
+      <w:lvlJc w:val="left"/>
+      <w:pPr>
+        <w:ind w:left="3600" w:hanging="360"/>
+      </w:pPr>
+      <w:rPr>
+        <w:rFonts w:ascii="Courier New" w:hAnsi="Courier New" w:cs="Courier New" w:hint="default"/>
+      </w:rPr>
+    </w:lvl>
+    <w:lvl w:ilvl="5" w:tplc="040A0005" w:tentative="1">
+      <w:start w:val="1"/>
+      <w:numFmt w:val="bullet"/>
+      <w:lvlText w:val=""/>
+      <w:lvlJc w:val="left"/>
+      <w:pPr>
+        <w:ind w:left="4320" w:hanging="360"/>
+      </w:pPr>
+      <w:rPr>
+        <w:rFonts w:ascii="Wingdings" w:hAnsi="Wingdings" w:hint="default"/>
+      </w:rPr>
+    </w:lvl>
+    <w:lvl w:ilvl="6" w:tplc="040A0001" w:tentative="1">
+      <w:start w:val="1"/>
+      <w:numFmt w:val="bullet"/>
+      <w:lvlText w:val=""/>
+      <w:lvlJc w:val="left"/>
+      <w:pPr>
+        <w:ind w:left="5040" w:hanging="360"/>
+      </w:pPr>
+      <w:rPr>
+        <w:rFonts w:ascii="Symbol" w:hAnsi="Symbol" w:hint="default"/>
+      </w:rPr>
+    </w:lvl>
+    <w:lvl w:ilvl="7" w:tplc="040A0003" w:tentative="1">
+      <w:start w:val="1"/>
+      <w:numFmt w:val="bullet"/>
+      <w:lvlText w:val="o"/>
+      <w:lvlJc w:val="left"/>
+      <w:pPr>
+        <w:ind w:left="5760" w:hanging="360"/>
+      </w:pPr>
+      <w:rPr>
+        <w:rFonts w:ascii="Courier New" w:hAnsi="Courier New" w:cs="Courier New" w:hint="default"/>
+      </w:rPr>
+    </w:lvl>
+    <w:lvl w:ilvl="8" w:tplc="040A0005" w:tentative="1">
+      <w:start w:val="1"/>
+      <w:numFmt w:val="bullet"/>
+      <w:lvlText w:val=""/>
+      <w:lvlJc w:val="left"/>
+      <w:pPr>
+        <w:ind w:left="6480" w:hanging="360"/>
+      </w:pPr>
+      <w:rPr>
+        <w:rFonts w:ascii="Wingdings" w:hAnsi="Wingdings" w:hint="default"/>
       </w:rPr>
     </w:lvl>
   </w:abstractNum>
@@ -7194,6 +5818,120 @@
     </w:lvl>
   </w:abstractNum>
   <w:abstractNum w:abstractNumId="28" w15:restartNumberingAfterBreak="0">
+    <w:nsid w:val="6BB60062"/>
+    <w:multiLevelType w:val="hybridMultilevel"/>
+    <w:tmpl w:val="F4BA4BB8"/>
+    <w:lvl w:ilvl="0" w:tplc="47363282">
+      <w:start w:val="1"/>
+      <w:numFmt w:val="bullet"/>
+      <w:lvlText w:val=""/>
+      <w:lvlJc w:val="left"/>
+      <w:pPr>
+        <w:ind w:left="720" w:hanging="360"/>
+      </w:pPr>
+      <w:rPr>
+        <w:rFonts w:ascii="Symbol" w:hAnsi="Symbol" w:hint="default"/>
+        <w:sz w:val="20"/>
+        <w:szCs w:val="20"/>
+      </w:rPr>
+    </w:lvl>
+    <w:lvl w:ilvl="1" w:tplc="60E2529C">
+      <w:numFmt w:val="bullet"/>
+      <w:lvlText w:val="•"/>
+      <w:lvlJc w:val="left"/>
+      <w:pPr>
+        <w:ind w:left="1440" w:hanging="360"/>
+      </w:pPr>
+      <w:rPr>
+        <w:rFonts w:ascii="Times New Roman" w:eastAsia="Times New Roman" w:hAnsi="Times New Roman" w:cs="Times New Roman" w:hint="default"/>
+      </w:rPr>
+    </w:lvl>
+    <w:lvl w:ilvl="2" w:tplc="040A0005" w:tentative="1">
+      <w:start w:val="1"/>
+      <w:numFmt w:val="bullet"/>
+      <w:lvlText w:val=""/>
+      <w:lvlJc w:val="left"/>
+      <w:pPr>
+        <w:ind w:left="2160" w:hanging="360"/>
+      </w:pPr>
+      <w:rPr>
+        <w:rFonts w:ascii="Wingdings" w:hAnsi="Wingdings" w:hint="default"/>
+      </w:rPr>
+    </w:lvl>
+    <w:lvl w:ilvl="3" w:tplc="040A0001" w:tentative="1">
+      <w:start w:val="1"/>
+      <w:numFmt w:val="bullet"/>
+      <w:lvlText w:val=""/>
+      <w:lvlJc w:val="left"/>
+      <w:pPr>
+        <w:ind w:left="2880" w:hanging="360"/>
+      </w:pPr>
+      <w:rPr>
+        <w:rFonts w:ascii="Symbol" w:hAnsi="Symbol" w:hint="default"/>
+      </w:rPr>
+    </w:lvl>
+    <w:lvl w:ilvl="4" w:tplc="040A0003" w:tentative="1">
+      <w:start w:val="1"/>
+      <w:numFmt w:val="bullet"/>
+      <w:lvlText w:val="o"/>
+      <w:lvlJc w:val="left"/>
+      <w:pPr>
+        <w:ind w:left="3600" w:hanging="360"/>
+      </w:pPr>
+      <w:rPr>
+        <w:rFonts w:ascii="Courier New" w:hAnsi="Courier New" w:cs="Courier New" w:hint="default"/>
+      </w:rPr>
+    </w:lvl>
+    <w:lvl w:ilvl="5" w:tplc="040A0005" w:tentative="1">
+      <w:start w:val="1"/>
+      <w:numFmt w:val="bullet"/>
+      <w:lvlText w:val=""/>
+      <w:lvlJc w:val="left"/>
+      <w:pPr>
+        <w:ind w:left="4320" w:hanging="360"/>
+      </w:pPr>
+      <w:rPr>
+        <w:rFonts w:ascii="Wingdings" w:hAnsi="Wingdings" w:hint="default"/>
+      </w:rPr>
+    </w:lvl>
+    <w:lvl w:ilvl="6" w:tplc="040A0001" w:tentative="1">
+      <w:start w:val="1"/>
+      <w:numFmt w:val="bullet"/>
+      <w:lvlText w:val=""/>
+      <w:lvlJc w:val="left"/>
+      <w:pPr>
+        <w:ind w:left="5040" w:hanging="360"/>
+      </w:pPr>
+      <w:rPr>
+        <w:rFonts w:ascii="Symbol" w:hAnsi="Symbol" w:hint="default"/>
+      </w:rPr>
+    </w:lvl>
+    <w:lvl w:ilvl="7" w:tplc="040A0003" w:tentative="1">
+      <w:start w:val="1"/>
+      <w:numFmt w:val="bullet"/>
+      <w:lvlText w:val="o"/>
+      <w:lvlJc w:val="left"/>
+      <w:pPr>
+        <w:ind w:left="5760" w:hanging="360"/>
+      </w:pPr>
+      <w:rPr>
+        <w:rFonts w:ascii="Courier New" w:hAnsi="Courier New" w:cs="Courier New" w:hint="default"/>
+      </w:rPr>
+    </w:lvl>
+    <w:lvl w:ilvl="8" w:tplc="040A0005" w:tentative="1">
+      <w:start w:val="1"/>
+      <w:numFmt w:val="bullet"/>
+      <w:lvlText w:val=""/>
+      <w:lvlJc w:val="left"/>
+      <w:pPr>
+        <w:ind w:left="6480" w:hanging="360"/>
+      </w:pPr>
+      <w:rPr>
+        <w:rFonts w:ascii="Wingdings" w:hAnsi="Wingdings" w:hint="default"/>
+      </w:rPr>
+    </w:lvl>
+  </w:abstractNum>
+  <w:abstractNum w:abstractNumId="29" w15:restartNumberingAfterBreak="0">
     <w:nsid w:val="6C55585F"/>
     <w:multiLevelType w:val="multilevel"/>
     <w:tmpl w:val="EE748454"/>
@@ -7342,7 +6080,7 @@
       </w:rPr>
     </w:lvl>
   </w:abstractNum>
-  <w:abstractNum w:abstractNumId="29" w15:restartNumberingAfterBreak="0">
+  <w:abstractNum w:abstractNumId="30" w15:restartNumberingAfterBreak="0">
     <w:nsid w:val="6F0F537A"/>
     <w:multiLevelType w:val="multilevel"/>
     <w:tmpl w:val="4F386DC2"/>
@@ -7491,7 +6229,7 @@
       </w:rPr>
     </w:lvl>
   </w:abstractNum>
-  <w:abstractNum w:abstractNumId="30" w15:restartNumberingAfterBreak="0">
+  <w:abstractNum w:abstractNumId="31" w15:restartNumberingAfterBreak="0">
     <w:nsid w:val="78536124"/>
     <w:multiLevelType w:val="multilevel"/>
     <w:tmpl w:val="F65CAF38"/>
@@ -7640,7 +6378,7 @@
       </w:rPr>
     </w:lvl>
   </w:abstractNum>
-  <w:abstractNum w:abstractNumId="31" w15:restartNumberingAfterBreak="0">
+  <w:abstractNum w:abstractNumId="32" w15:restartNumberingAfterBreak="0">
     <w:nsid w:val="7A1B2C3D"/>
     <w:multiLevelType w:val="hybridMultilevel"/>
     <w:tmpl w:val="7A1B2C3E"/>
@@ -7697,7 +6435,7 @@
       <w:lvlJc w:val="left"/>
     </w:lvl>
   </w:abstractNum>
-  <w:abstractNum w:abstractNumId="32" w15:restartNumberingAfterBreak="0">
+  <w:abstractNum w:abstractNumId="33" w15:restartNumberingAfterBreak="0">
     <w:nsid w:val="7B7C15D2"/>
     <w:multiLevelType w:val="hybridMultilevel"/>
     <w:tmpl w:val="9E941162"/>
@@ -7810,7 +6548,7 @@
       </w:rPr>
     </w:lvl>
   </w:abstractNum>
-  <w:abstractNum w:abstractNumId="33" w15:restartNumberingAfterBreak="0">
+  <w:abstractNum w:abstractNumId="34" w15:restartNumberingAfterBreak="0">
     <w:nsid w:val="7B7C1AA1"/>
     <w:multiLevelType w:val="multilevel"/>
     <w:tmpl w:val="749C23E2"/>
@@ -7969,16 +6707,16 @@
     <w:abstractNumId w:val="20"/>
   </w:num>
   <w:num w:numId="4">
-    <w:abstractNumId w:val="33"/>
+    <w:abstractNumId w:val="34"/>
   </w:num>
   <w:num w:numId="5">
     <w:abstractNumId w:val="27"/>
   </w:num>
   <w:num w:numId="6">
-    <w:abstractNumId w:val="11"/>
+    <w:abstractNumId w:val="10"/>
   </w:num>
   <w:num w:numId="7">
-    <w:abstractNumId w:val="29"/>
+    <w:abstractNumId w:val="30"/>
   </w:num>
   <w:num w:numId="8">
     <w:abstractNumId w:val="8"/>
@@ -8002,7 +6740,7 @@
     <w:abstractNumId w:val="14"/>
   </w:num>
   <w:num w:numId="15">
-    <w:abstractNumId w:val="30"/>
+    <w:abstractNumId w:val="31"/>
   </w:num>
   <w:num w:numId="16">
     <w:abstractNumId w:val="0"/>
@@ -8038,16 +6776,16 @@
     <w:abstractNumId w:val="4"/>
   </w:num>
   <w:num w:numId="27">
-    <w:abstractNumId w:val="28"/>
+    <w:abstractNumId w:val="29"/>
   </w:num>
   <w:num w:numId="28">
     <w:abstractNumId w:val="9"/>
   </w:num>
   <w:num w:numId="29">
-    <w:abstractNumId w:val="32"/>
+    <w:abstractNumId w:val="33"/>
   </w:num>
   <w:num w:numId="30">
-    <w:abstractNumId w:val="31"/>
+    <w:abstractNumId w:val="32"/>
   </w:num>
   <w:num w:numId="31">
     <w:abstractNumId w:val="2"/>
@@ -8059,9 +6797,22 @@
     <w:abstractNumId w:val="13"/>
   </w:num>
   <w:num w:numId="34">
-    <w:abstractNumId w:val="10"/>
+    <w:abstractNumId w:val="11"/>
+  </w:num>
+  <w:num w:numId="35">
+    <w:abstractNumId w:val="28"/>
   </w:num>
   <w:numIdMacAtCleanup w:val="1"/>
+  <w:abstractNum w:abstractNumId="35">
+    <w:lvl w:ilvl="0">
+      <w:numFmt w:val="bullet"/>
+      <w:lvlText w:val="•"/>
+      <w:suff w:val="space"/>
+    </w:lvl>
+  </w:abstractNum>
+  <w:num w:numId="36">
+    <w:abstractNumId w:val="35"/>
+  </w:num>
 </w:numbering>
 </file>
 
@@ -8458,9 +7209,11 @@
   <w:style w:type="paragraph" w:default="1" w:styleId="Normal">
     <w:name w:val="Normal"/>
     <w:qFormat/>
-    <w:rsid w:val="00E94CD4"/>
+    <w:rsid w:val="003F7434"/>
     <w:rPr>
-      <w:rFonts w:ascii="Times New Roman" w:eastAsia="Times New Roman" w:hAnsi="Times New Roman" w:cs="Times New Roman"/>
+      <w:rFonts w:ascii="Noto Sans" w:eastAsia="Times New Roman" w:hAnsi="Noto Sans" w:cs="Times New Roman"/>
+      <w:sz w:val="22"/>
+      <w:lang w:eastAsia="es-ES_tradnl"/>
     </w:rPr>
   </w:style>
   <w:style w:type="paragraph" w:styleId="Ttulo1">
@@ -8475,9 +7228,11 @@
       <w:outlineLvl w:val="0"/>
     </w:pPr>
     <w:rPr>
-      <w:rFonts w:eastAsia="Noto Sans" w:cs="Noto Sans"/>
+      <w:rFonts w:eastAsia="Noto Sans" w:cs="Noto Sans" w:ascii="Noto Sans" w:hAnsi="Noto Sans"/>
       <w:b/>
       <w:color w:val="670E35"/>
+      <w:sz w:val="22"/>
+      <w:lang w:eastAsia="es-MX"/>
     </w:rPr>
   </w:style>
   <w:style w:type="paragraph" w:styleId="Ttulo2">
@@ -8493,9 +7248,11 @@
       <w:outlineLvl w:val="1"/>
     </w:pPr>
     <w:rPr>
-      <w:rFonts w:eastAsia="Montserrat Light" w:cs="Montserrat Light"/>
+      <w:rFonts w:eastAsia="Montserrat Light" w:cs="Montserrat Light" w:ascii="Noto Sans" w:hAnsi="Noto Sans"/>
       <w:b/>
       <w:color w:val="666666"/>
+      <w:sz w:val="22"/>
+      <w:lang w:eastAsia="es-MX"/>
     </w:rPr>
   </w:style>
   <w:style w:type="paragraph" w:styleId="Ttulo3">
@@ -8511,8 +7268,11 @@
       <w:outlineLvl w:val="2"/>
     </w:pPr>
     <w:rPr>
+      <w:rFonts w:ascii="Noto Sans" w:hAnsi="Noto Sans"/>
       <w:b/>
       <w:color w:val="FFFFFF"/>
+      <w:sz w:val="22"/>
+      <w:lang w:eastAsia="es-MX"/>
     </w:rPr>
   </w:style>
   <w:style w:type="paragraph" w:styleId="Ttulo4">
@@ -8534,7 +7294,10 @@
       <w:outlineLvl w:val="3"/>
     </w:pPr>
     <w:rPr>
+      <w:rFonts w:ascii="Noto Sans" w:hAnsi="Noto Sans"/>
       <w:b/>
+      <w:sz w:val="22"/>
+      <w:lang w:eastAsia="es-MX"/>
     </w:rPr>
   </w:style>
   <w:style w:type="paragraph" w:styleId="Ttulo5">
@@ -8550,7 +7313,9 @@
       <w:outlineLvl w:val="4"/>
     </w:pPr>
     <w:rPr>
+      <w:rFonts w:ascii="Noto Sans" w:hAnsi="Noto Sans"/>
       <w:b w:val="0"/>
+      <w:sz w:val="22"/>
     </w:rPr>
   </w:style>
   <w:style w:type="paragraph" w:styleId="Ttulo6">
@@ -8568,9 +7333,11 @@
       <w:outlineLvl w:val="5"/>
     </w:pPr>
     <w:rPr>
+      <w:rFonts w:ascii="Noto Sans" w:hAnsi="Noto Sans"/>
       <w:b/>
-      <w:sz w:val="20"/>
+      <w:sz w:val="22"/>
       <w:szCs w:val="20"/>
+      <w:lang w:eastAsia="es-MX"/>
     </w:rPr>
   </w:style>
   <w:style w:type="character" w:default="1" w:styleId="Fuentedeprrafopredeter">
@@ -8623,9 +7390,11 @@
       <w:spacing w:before="480" w:after="120"/>
     </w:pPr>
     <w:rPr>
+      <w:rFonts w:ascii="Noto Sans" w:hAnsi="Noto Sans"/>
       <w:b/>
-      <w:sz w:val="72"/>
+      <w:sz w:val="22"/>
       <w:szCs w:val="72"/>
+      <w:lang w:eastAsia="es-MX"/>
     </w:rPr>
   </w:style>
   <w:style w:type="table" w:customStyle="1" w:styleId="TableNormal2">
@@ -8652,6 +7421,11 @@
         <w:tab w:val="right" w:pos="8838"/>
       </w:tabs>
     </w:pPr>
+    <w:rPr>
+      <w:rFonts w:ascii="Noto Sans" w:hAnsi="Noto Sans"/>
+      <w:sz w:val="22"/>
+      <w:lang w:eastAsia="es-MX"/>
+    </w:rPr>
   </w:style>
   <w:style w:type="character" w:customStyle="1" w:styleId="EncabezadoCar">
     <w:name w:val="Encabezado Car"/>
@@ -8677,6 +7451,11 @@
         <w:tab w:val="right" w:pos="8838"/>
       </w:tabs>
     </w:pPr>
+    <w:rPr>
+      <w:rFonts w:ascii="Noto Sans" w:hAnsi="Noto Sans"/>
+      <w:sz w:val="22"/>
+      <w:lang w:eastAsia="es-MX"/>
+    </w:rPr>
   </w:style>
   <w:style w:type="character" w:customStyle="1" w:styleId="PiedepginaCar">
     <w:name w:val="Pie de página Car"/>
@@ -8699,11 +7478,12 @@
       <w:spacing w:before="360" w:after="80"/>
     </w:pPr>
     <w:rPr>
-      <w:rFonts w:ascii="Georgia" w:eastAsia="Georgia" w:hAnsi="Georgia" w:cs="Georgia"/>
+      <w:rFonts w:ascii="Noto Sans" w:eastAsia="Georgia" w:hAnsi="Noto Sans" w:cs="Georgia"/>
       <w:i/>
       <w:color w:val="666666"/>
-      <w:sz w:val="48"/>
+      <w:sz w:val="22"/>
       <w:szCs w:val="48"/>
+      <w:lang w:eastAsia="es-MX"/>
     </w:rPr>
   </w:style>
   <w:style w:type="paragraph" w:styleId="NormalWeb">
@@ -8715,6 +7495,11 @@
     <w:pPr>
       <w:spacing w:before="100" w:beforeAutospacing="1" w:after="100" w:afterAutospacing="1"/>
     </w:pPr>
+    <w:rPr>
+      <w:rFonts w:ascii="Noto Sans" w:hAnsi="Noto Sans"/>
+      <w:sz w:val="22"/>
+      <w:lang w:eastAsia="es-MX"/>
+    </w:rPr>
   </w:style>
   <w:style w:type="paragraph" w:styleId="Prrafodelista">
     <w:name w:val="List Paragraph"/>
@@ -8726,6 +7511,11 @@
       <w:ind w:left="720"/>
       <w:contextualSpacing/>
     </w:pPr>
+    <w:rPr>
+      <w:rFonts w:ascii="Noto Sans" w:hAnsi="Noto Sans"/>
+      <w:sz w:val="22"/>
+      <w:lang w:eastAsia="es-MX"/>
+    </w:rPr>
   </w:style>
   <w:style w:type="paragraph" w:styleId="Textodeglobo">
     <w:name w:val="Balloon Text"/>
@@ -8736,9 +7526,10 @@
     <w:unhideWhenUsed/>
     <w:rsid w:val="001E119D"/>
     <w:rPr>
-      <w:rFonts w:ascii="Segoe UI" w:hAnsi="Segoe UI" w:cs="Segoe UI"/>
-      <w:sz w:val="18"/>
+      <w:rFonts w:ascii="Noto Sans" w:hAnsi="Noto Sans" w:cs="Segoe UI"/>
+      <w:sz w:val="22"/>
       <w:szCs w:val="18"/>
+      <w:lang w:eastAsia="es-MX"/>
     </w:rPr>
   </w:style>
   <w:style w:type="character" w:customStyle="1" w:styleId="TextodegloboCar">
@@ -8786,8 +7577,10 @@
     <w:unhideWhenUsed/>
     <w:rsid w:val="008D09CA"/>
     <w:rPr>
-      <w:sz w:val="20"/>
+      <w:rFonts w:ascii="Noto Sans" w:hAnsi="Noto Sans"/>
+      <w:sz w:val="22"/>
       <w:szCs w:val="20"/>
+      <w:lang w:eastAsia="es-MX"/>
     </w:rPr>
   </w:style>
   <w:style w:type="character" w:customStyle="1" w:styleId="TextonotapieCar">
@@ -8936,8 +7729,9 @@
       <w:ind w:left="720" w:hanging="720"/>
     </w:pPr>
     <w:rPr>
-      <w:rFonts w:ascii="Univers (W1)" w:hAnsi="Univers (W1)" w:cs="Arial"/>
+      <w:rFonts w:ascii="Noto Sans" w:hAnsi="Noto Sans" w:cs="Arial"/>
       <w:color w:val="800080"/>
+      <w:sz w:val="22"/>
       <w:lang w:val="es-ES_tradnl" w:eastAsia="es-ES"/>
     </w:rPr>
   </w:style>
@@ -9094,6 +7888,11 @@
     <w:pPr>
       <w:spacing w:before="100" w:beforeAutospacing="1" w:after="100" w:afterAutospacing="1"/>
     </w:pPr>
+    <w:rPr>
+      <w:rFonts w:ascii="Noto Sans" w:hAnsi="Noto Sans"/>
+      <w:sz w:val="22"/>
+      <w:lang w:eastAsia="es-MX"/>
+    </w:rPr>
   </w:style>
   <w:style w:type="paragraph" w:customStyle="1" w:styleId="xl65">
     <w:name w:val="xl65"/>
@@ -9102,6 +7901,11 @@
     <w:pPr>
       <w:spacing w:before="100" w:beforeAutospacing="1" w:after="100" w:afterAutospacing="1"/>
     </w:pPr>
+    <w:rPr>
+      <w:rFonts w:ascii="Noto Sans" w:hAnsi="Noto Sans"/>
+      <w:sz w:val="22"/>
+      <w:lang w:eastAsia="es-MX"/>
+    </w:rPr>
   </w:style>
   <w:style w:type="paragraph" w:customStyle="1" w:styleId="xl66">
     <w:name w:val="xl66"/>
@@ -9111,8 +7915,10 @@
       <w:spacing w:before="100" w:beforeAutospacing="1" w:after="100" w:afterAutospacing="1"/>
     </w:pPr>
     <w:rPr>
-      <w:rFonts w:ascii="Calibri" w:hAnsi="Calibri" w:cs="Calibri"/>
+      <w:rFonts w:ascii="Noto Sans" w:hAnsi="Noto Sans" w:cs="Calibri"/>
       <w:color w:val="000000"/>
+      <w:sz w:val="22"/>
+      <w:lang w:eastAsia="es-MX"/>
     </w:rPr>
   </w:style>
   <w:style w:type="table" w:styleId="Tablaconcuadrcula4-nfasis6">
@@ -9195,6 +8001,11 @@
     <w:pPr>
       <w:spacing w:before="100" w:beforeAutospacing="1" w:after="100" w:afterAutospacing="1"/>
     </w:pPr>
+    <w:rPr>
+      <w:rFonts w:ascii="Noto Sans" w:hAnsi="Noto Sans"/>
+      <w:sz w:val="22"/>
+      <w:lang w:eastAsia="es-MX"/>
+    </w:rPr>
   </w:style>
   <w:style w:type="paragraph" w:customStyle="1" w:styleId="xl68">
     <w:name w:val="xl68"/>
@@ -9204,8 +8015,10 @@
       <w:spacing w:before="100" w:beforeAutospacing="1" w:after="100" w:afterAutospacing="1"/>
     </w:pPr>
     <w:rPr>
-      <w:rFonts w:ascii="Calibri" w:hAnsi="Calibri" w:cs="Calibri"/>
+      <w:rFonts w:ascii="Noto Sans" w:hAnsi="Noto Sans" w:cs="Calibri"/>
       <w:color w:val="000000"/>
+      <w:sz w:val="22"/>
+      <w:lang w:eastAsia="es-MX"/>
     </w:rPr>
   </w:style>
   <w:style w:type="paragraph" w:customStyle="1" w:styleId="pdq2pgselectionanchorcontainer">
@@ -9216,7 +8029,8 @@
       <w:spacing w:before="100" w:beforeAutospacing="1" w:after="100" w:afterAutospacing="1"/>
     </w:pPr>
     <w:rPr>
-      <w:lang w:eastAsia="es-ES_tradnl"/>
+      <w:rFonts w:ascii="Noto Sans" w:hAnsi="Noto Sans"/>
+      <w:sz w:val="22"/>
     </w:rPr>
   </w:style>
 </w:styles>
@@ -9537,7 +8351,7 @@
 </file>
 
 <file path=customXml/itemProps2.xml><?xml version="1.0" encoding="utf-8"?>
-<ds:datastoreItem xmlns:ds="http://schemas.openxmlformats.org/officeDocument/2006/customXml" ds:itemID="{7482172A-357C-1F4B-92CA-791CE0F63087}">
+<ds:datastoreItem xmlns:ds="http://schemas.openxmlformats.org/officeDocument/2006/customXml" ds:itemID="{36339060-3F28-D949-9895-241B815C1571}">
   <ds:schemaRefs>
     <ds:schemaRef ds:uri="http://schemas.openxmlformats.org/officeDocument/2006/bibliography"/>
   </ds:schemaRefs>
